--- a/pms hotelero ultima tarea.docx
+++ b/pms hotelero ultima tarea.docx
@@ -533,6 +533,7 @@
           <w:bCs/>
           <w:sz w:val="28"/>
           <w:szCs w:val="28"/>
+          <w:lang w:val="es-EC"/>
         </w:rPr>
       </w:pPr>
       <w:r>
@@ -541,6 +542,7 @@
           <w:bCs/>
           <w:sz w:val="28"/>
           <w:szCs w:val="28"/>
+          <w:lang w:val="es-EC"/>
         </w:rPr>
         <w:t>FECHA:</w:t>
       </w:r>
@@ -551,14 +553,24 @@
         <w:rPr>
           <w:sz w:val="28"/>
           <w:szCs w:val="28"/>
+          <w:lang w:val="es-EC"/>
         </w:rPr>
       </w:pPr>
       <w:r>
         <w:rPr>
           <w:sz w:val="28"/>
           <w:szCs w:val="28"/>
+          <w:lang w:val="es-EC"/>
         </w:rPr>
         <w:t>29/08/202</w:t>
+      </w:r>
+      <w:r>
+        <w:rPr>
+          <w:sz w:val="28"/>
+          <w:szCs w:val="28"/>
+          <w:lang w:val="es-EC"/>
+        </w:rPr>
+        <w:t>6</w:t>
       </w:r>
     </w:p>
     <w:p>
@@ -567,6 +579,7 @@
         <w:rPr>
           <w:sz w:val="28"/>
           <w:szCs w:val="28"/>
+          <w:lang w:val="es-EC"/>
         </w:rPr>
       </w:pPr>
     </w:p>
@@ -860,11 +873,95 @@
         <w:rPr>
           <w:lang w:val="es-EC"/>
         </w:rPr>
-        <w:t>Breve explicación sobre la importancia de la automatización de pruebas y el propósito de la actividad realizada.</w:t>
+        <w:t>Probar un sistema de software de forma manual, cada vez que se agrega o modifica una función, tiene un costo alto y no es sostenible a largo plazo. Cada cambio en el código puede introducir una regresión, es decir, romper algo que antes funcionaba bien, sin que nadie lo note hasta que un usuario final se topa con el problema. La automatización de pruebas resuelve esto de forma directa: permite repetir exactamente la misma verificación tantas veces como se necesite, con los mismos pasos y los mismos criterios de aceptación, sin depender de que una persona recuerde hacerlo bien cada vez. Además, una prueba automatizada corre en segundos o minutos, mientras que repetir manualmente diez flujos completos de un sistema puede tomar mucho más tiempo cada vez que se necesita.</w:t>
       </w:r>
     </w:p>
     <w:p>
       <w:pPr>
+        <w:jc w:val="both"/>
+        <w:rPr>
+          <w:lang w:val="es-EC"/>
+        </w:rPr>
+      </w:pPr>
+      <w:r>
+        <w:rPr>
+          <w:lang w:val="es-EC"/>
+        </w:rPr>
+        <w:t xml:space="preserve">En esta actividad se diseñaron y automatizaron 10 casos de prueba sobre un sistema de gestión hotelera (PMS) ya desarrollado, cubriendo flujos como el </w:t>
+      </w:r>
+      <w:proofErr w:type="spellStart"/>
+      <w:r>
+        <w:rPr>
+          <w:lang w:val="es-EC"/>
+        </w:rPr>
+        <w:t>check</w:t>
+      </w:r>
+      <w:proofErr w:type="spellEnd"/>
+      <w:r>
+        <w:rPr>
+          <w:lang w:val="es-EC"/>
+        </w:rPr>
+        <w:t xml:space="preserve">-in, el </w:t>
+      </w:r>
+      <w:proofErr w:type="spellStart"/>
+      <w:r>
+        <w:rPr>
+          <w:lang w:val="es-EC"/>
+        </w:rPr>
+        <w:t>check-out</w:t>
+      </w:r>
+      <w:proofErr w:type="spellEnd"/>
+      <w:r>
+        <w:rPr>
+          <w:lang w:val="es-EC"/>
+        </w:rPr>
+        <w:t xml:space="preserve">, el manejo de pagos y anticipos, el control de acceso por rol y la gestión de usuarios. La herramienta usada para automatizar estos casos fue </w:t>
+      </w:r>
+      <w:proofErr w:type="spellStart"/>
+      <w:r>
+        <w:rPr>
+          <w:lang w:val="es-EC"/>
+        </w:rPr>
+        <w:t>Playwright</w:t>
+      </w:r>
+      <w:proofErr w:type="spellEnd"/>
+      <w:r>
+        <w:rPr>
+          <w:lang w:val="es-EC"/>
+        </w:rPr>
+        <w:t xml:space="preserve">, y las pruebas se ejecutaron contra el sistema real, con el </w:t>
+      </w:r>
+      <w:proofErr w:type="spellStart"/>
+      <w:r>
+        <w:rPr>
+          <w:lang w:val="es-EC"/>
+        </w:rPr>
+        <w:t>frontend</w:t>
+      </w:r>
+      <w:proofErr w:type="spellEnd"/>
+      <w:r>
+        <w:rPr>
+          <w:lang w:val="es-EC"/>
+        </w:rPr>
+        <w:t xml:space="preserve"> y el </w:t>
+      </w:r>
+      <w:proofErr w:type="spellStart"/>
+      <w:r>
+        <w:rPr>
+          <w:lang w:val="es-EC"/>
+        </w:rPr>
+        <w:t>backend</w:t>
+      </w:r>
+      <w:proofErr w:type="spellEnd"/>
+      <w:r>
+        <w:rPr>
+          <w:lang w:val="es-EC"/>
+        </w:rPr>
+        <w:t xml:space="preserve"> corriendo juntos, no contra una versión simulada. El objetivo no era solo confirmar que el sistema funciona, sino dejar un conjunto de pruebas que se pueda volver a correr en el futuro para detectar si algún cambio posterior rompe algo que ya funcionaba.</w:t>
+      </w:r>
+    </w:p>
+    <w:p>
+      <w:pPr>
         <w:pStyle w:val="Ttulo1"/>
         <w:rPr>
           <w:b/>
@@ -892,11 +989,179 @@
         <w:rPr>
           <w:lang w:val="es-EC"/>
         </w:rPr>
-        <w:t>Descripción resumida del sistema evaluado, tecnologías utilizadas y principales funcionalidades.</w:t>
+        <w:t>El sistema evaluado es un PMS (</w:t>
+      </w:r>
+      <w:proofErr w:type="spellStart"/>
+      <w:r>
+        <w:rPr>
+          <w:lang w:val="es-EC"/>
+        </w:rPr>
+        <w:t>Property</w:t>
+      </w:r>
+      <w:proofErr w:type="spellEnd"/>
+      <w:r>
+        <w:rPr>
+          <w:lang w:val="es-EC"/>
+        </w:rPr>
+        <w:t xml:space="preserve"> Management </w:t>
+      </w:r>
+      <w:proofErr w:type="spellStart"/>
+      <w:r>
+        <w:rPr>
+          <w:lang w:val="es-EC"/>
+        </w:rPr>
+        <w:t>System</w:t>
+      </w:r>
+      <w:proofErr w:type="spellEnd"/>
+      <w:r>
+        <w:rPr>
+          <w:lang w:val="es-EC"/>
+        </w:rPr>
+        <w:t xml:space="preserve">), es decir, un sistema de gestión hotelera pensado para que el personal de recepción administre habitaciones, reservas, </w:t>
+      </w:r>
+      <w:proofErr w:type="spellStart"/>
+      <w:r>
+        <w:rPr>
+          <w:lang w:val="es-EC"/>
+        </w:rPr>
+        <w:t>check</w:t>
+      </w:r>
+      <w:proofErr w:type="spellEnd"/>
+      <w:r>
+        <w:rPr>
+          <w:lang w:val="es-EC"/>
+        </w:rPr>
+        <w:t xml:space="preserve">-in, </w:t>
+      </w:r>
+      <w:proofErr w:type="spellStart"/>
+      <w:r>
+        <w:rPr>
+          <w:lang w:val="es-EC"/>
+        </w:rPr>
+        <w:t>check-out</w:t>
+      </w:r>
+      <w:proofErr w:type="spellEnd"/>
+      <w:r>
+        <w:rPr>
+          <w:lang w:val="es-EC"/>
+        </w:rPr>
+        <w:t xml:space="preserve"> y pagos desde una sola aplicación. El </w:t>
+      </w:r>
+      <w:proofErr w:type="spellStart"/>
+      <w:r>
+        <w:rPr>
+          <w:lang w:val="es-EC"/>
+        </w:rPr>
+        <w:t>frontend</w:t>
+      </w:r>
+      <w:proofErr w:type="spellEnd"/>
+      <w:r>
+        <w:rPr>
+          <w:lang w:val="es-EC"/>
+        </w:rPr>
+        <w:t xml:space="preserve"> está construido con </w:t>
+      </w:r>
+      <w:proofErr w:type="spellStart"/>
+      <w:r>
+        <w:rPr>
+          <w:lang w:val="es-EC"/>
+        </w:rPr>
+        <w:t>React</w:t>
+      </w:r>
+      <w:proofErr w:type="spellEnd"/>
+      <w:r>
+        <w:rPr>
+          <w:lang w:val="es-EC"/>
+        </w:rPr>
+        <w:t xml:space="preserve"> y Vite, usando </w:t>
+      </w:r>
+      <w:proofErr w:type="spellStart"/>
+      <w:r>
+        <w:rPr>
+          <w:lang w:val="es-EC"/>
+        </w:rPr>
+        <w:t>Tailwind</w:t>
+      </w:r>
+      <w:proofErr w:type="spellEnd"/>
+      <w:r>
+        <w:rPr>
+          <w:lang w:val="es-EC"/>
+        </w:rPr>
+        <w:t xml:space="preserve"> para los estilos. El </w:t>
+      </w:r>
+      <w:proofErr w:type="spellStart"/>
+      <w:r>
+        <w:rPr>
+          <w:lang w:val="es-EC"/>
+        </w:rPr>
+        <w:t>backend</w:t>
+      </w:r>
+      <w:proofErr w:type="spellEnd"/>
+      <w:r>
+        <w:rPr>
+          <w:lang w:val="es-EC"/>
+        </w:rPr>
+        <w:t xml:space="preserve"> es una API en Express que se conecta directamente a una base de datos PostgreSQL, sin usar un ORM, por lo que las consultas SQL se escriben a mano.</w:t>
       </w:r>
     </w:p>
     <w:p>
       <w:pPr>
+        <w:jc w:val="both"/>
+        <w:rPr>
+          <w:lang w:val="es-EC"/>
+        </w:rPr>
+      </w:pPr>
+      <w:r>
+        <w:rPr>
+          <w:lang w:val="es-EC"/>
+        </w:rPr>
+        <w:t xml:space="preserve">Entre las funcionalidades principales del sistema están la gestión de habitaciones, con alta, edición y estado de cada una, el manejo de reservas con su ciclo de vida completo, el </w:t>
+      </w:r>
+      <w:proofErr w:type="spellStart"/>
+      <w:r>
+        <w:rPr>
+          <w:lang w:val="es-EC"/>
+        </w:rPr>
+        <w:t>check</w:t>
+      </w:r>
+      <w:proofErr w:type="spellEnd"/>
+      <w:r>
+        <w:rPr>
+          <w:lang w:val="es-EC"/>
+        </w:rPr>
+        <w:t xml:space="preserve">-in y el </w:t>
+      </w:r>
+      <w:proofErr w:type="spellStart"/>
+      <w:r>
+        <w:rPr>
+          <w:lang w:val="es-EC"/>
+        </w:rPr>
+        <w:t>check-out</w:t>
+      </w:r>
+      <w:proofErr w:type="spellEnd"/>
+      <w:r>
+        <w:rPr>
+          <w:lang w:val="es-EC"/>
+        </w:rPr>
+        <w:t xml:space="preserve"> de huéspedes, el registro de pagos con anticipos y devoluciones, el </w:t>
+      </w:r>
+      <w:proofErr w:type="spellStart"/>
+      <w:r>
+        <w:rPr>
+          <w:lang w:val="es-EC"/>
+        </w:rPr>
+        <w:t>checkout</w:t>
+      </w:r>
+      <w:proofErr w:type="spellEnd"/>
+      <w:r>
+        <w:rPr>
+          <w:lang w:val="es-EC"/>
+        </w:rPr>
+        <w:t xml:space="preserve"> forzado para los casos en que un huésped se retira sin saldar su cuenta, un sistema de usuarios con dos roles (Recepcionista y Administrador) con un login simulado, y un módulo de minibar agregado más recientemente, que permite cargar consumos de minibar directamente al saldo de la estadía.</w:t>
+      </w:r>
+    </w:p>
+    <w:p>
+      <w:pPr>
         <w:pStyle w:val="Ttulo1"/>
         <w:rPr>
           <w:b/>
@@ -947,7 +1212,7 @@
         <w:rPr>
           <w:lang w:val="es-EC"/>
         </w:rPr>
-        <w:t xml:space="preserve">Indicar la herramienta seleccionada, por ejemplo </w:t>
+        <w:t xml:space="preserve">La herramienta elegida para automatizar los 10 casos fue </w:t>
       </w:r>
       <w:proofErr w:type="spellStart"/>
       <w:r>
@@ -961,7 +1226,91 @@
         <w:rPr>
           <w:lang w:val="es-EC"/>
         </w:rPr>
-        <w:t>, y explicar brevemente por qué fue utilizada en el proyecto.</w:t>
+        <w:t xml:space="preserve">. La primera razón es que </w:t>
+      </w:r>
+      <w:proofErr w:type="spellStart"/>
+      <w:r>
+        <w:rPr>
+          <w:lang w:val="es-EC"/>
+        </w:rPr>
+        <w:t>Playwright</w:t>
+      </w:r>
+      <w:proofErr w:type="spellEnd"/>
+      <w:r>
+        <w:rPr>
+          <w:lang w:val="es-EC"/>
+        </w:rPr>
+        <w:t xml:space="preserve"> trabaja de forma nativa con JavaScript, el mismo lenguaje que ya usa el </w:t>
+      </w:r>
+      <w:proofErr w:type="spellStart"/>
+      <w:r>
+        <w:rPr>
+          <w:lang w:val="es-EC"/>
+        </w:rPr>
+        <w:t>frontend</w:t>
+      </w:r>
+      <w:proofErr w:type="spellEnd"/>
+      <w:r>
+        <w:rPr>
+          <w:lang w:val="es-EC"/>
+        </w:rPr>
+        <w:t xml:space="preserve"> del proyecto, así que no hizo falta introducir otro </w:t>
+      </w:r>
+      <w:proofErr w:type="spellStart"/>
+      <w:r>
+        <w:rPr>
+          <w:lang w:val="es-EC"/>
+        </w:rPr>
+        <w:t>stack</w:t>
+      </w:r>
+      <w:proofErr w:type="spellEnd"/>
+      <w:r>
+        <w:rPr>
+          <w:lang w:val="es-EC"/>
+        </w:rPr>
+        <w:t xml:space="preserve"> ni otro lenguaje solo para las pruebas. La segunda razón es que </w:t>
+      </w:r>
+      <w:proofErr w:type="spellStart"/>
+      <w:r>
+        <w:rPr>
+          <w:lang w:val="es-EC"/>
+        </w:rPr>
+        <w:t>Playwright</w:t>
+      </w:r>
+      <w:proofErr w:type="spellEnd"/>
+      <w:r>
+        <w:rPr>
+          <w:lang w:val="es-EC"/>
+        </w:rPr>
+        <w:t xml:space="preserve"> genera capturas de pantalla y trazas de la ejecución de cada prueba sin necesidad de configurarlo aparte, lo cual sirvió directamente como evidencia para este informe. Y la tercera es que </w:t>
+      </w:r>
+      <w:proofErr w:type="spellStart"/>
+      <w:r>
+        <w:rPr>
+          <w:lang w:val="es-EC"/>
+        </w:rPr>
+        <w:t>Playwright</w:t>
+      </w:r>
+      <w:proofErr w:type="spellEnd"/>
+      <w:r>
+        <w:rPr>
+          <w:lang w:val="es-EC"/>
+        </w:rPr>
+        <w:t xml:space="preserve"> permite simular un flujo completo de usuario en un navegador real, con clics, formularios y validaciones visuales, que es justo lo que hacía falta para probar un sistema donde buena parte de la lógica de negocio, como los bloqueos de </w:t>
+      </w:r>
+      <w:proofErr w:type="spellStart"/>
+      <w:r>
+        <w:rPr>
+          <w:lang w:val="es-EC"/>
+        </w:rPr>
+        <w:t>checkout</w:t>
+      </w:r>
+      <w:proofErr w:type="spellEnd"/>
+      <w:r>
+        <w:rPr>
+          <w:lang w:val="es-EC"/>
+        </w:rPr>
+        <w:t>, las validaciones de montos o el control de acceso por rol, vive en la interfaz y no solo en la API.</w:t>
       </w:r>
     </w:p>
     <w:p>
@@ -1004,19 +1353,6 @@
           <w:lang w:val="es-EC"/>
         </w:rPr>
         <w:t>Diseño de los casos de prueba</w:t>
-      </w:r>
-    </w:p>
-    <w:p>
-      <w:pPr>
-        <w:rPr>
-          <w:lang w:val="es-EC"/>
-        </w:rPr>
-      </w:pPr>
-      <w:r>
-        <w:rPr>
-          <w:lang w:val="es-EC"/>
-        </w:rPr>
-        <w:t>Presentar los 10 casos de prueba de manera organizada, indicando su identificador, objetivo, precondiciones, datos, pasos y resultado esperado.</w:t>
       </w:r>
     </w:p>
     <w:tbl>
@@ -1129,7 +1465,23 @@
                 <w:rFonts w:ascii="Times New Roman" w:hAnsi="Times New Roman" w:cs="Times New Roman"/>
                 <w:lang w:val="es-ES"/>
               </w:rPr>
-              <w:t xml:space="preserve"> Habitación 101 en estado "Limpia" (estado de seed/migración limpia).</w:t>
+              <w:t xml:space="preserve"> Habitación 101 en estado "Limpia" (estado de </w:t>
+            </w:r>
+            <w:proofErr w:type="spellStart"/>
+            <w:r>
+              <w:rPr>
+                <w:rFonts w:ascii="Times New Roman" w:hAnsi="Times New Roman" w:cs="Times New Roman"/>
+                <w:lang w:val="es-ES"/>
+              </w:rPr>
+              <w:t>seed</w:t>
+            </w:r>
+            <w:proofErr w:type="spellEnd"/>
+            <w:r>
+              <w:rPr>
+                <w:rFonts w:ascii="Times New Roman" w:hAnsi="Times New Roman" w:cs="Times New Roman"/>
+                <w:lang w:val="es-ES"/>
+              </w:rPr>
+              <w:t>/migración limpia).</w:t>
             </w:r>
           </w:p>
         </w:tc>
@@ -1191,7 +1543,23 @@
                 <w:rFonts w:ascii="Times New Roman" w:hAnsi="Times New Roman" w:cs="Times New Roman"/>
                 <w:lang w:val="es-ES"/>
               </w:rPr>
-              <w:t xml:space="preserve"> Verificar que un check-in con datos válidos sobre una habitación Limpia la deje Ocupada con el total facturado correcto.</w:t>
+              <w:t xml:space="preserve"> Verificar que un </w:t>
+            </w:r>
+            <w:proofErr w:type="spellStart"/>
+            <w:r>
+              <w:rPr>
+                <w:rFonts w:ascii="Times New Roman" w:hAnsi="Times New Roman" w:cs="Times New Roman"/>
+                <w:lang w:val="es-ES"/>
+              </w:rPr>
+              <w:t>check</w:t>
+            </w:r>
+            <w:proofErr w:type="spellEnd"/>
+            <w:r>
+              <w:rPr>
+                <w:rFonts w:ascii="Times New Roman" w:hAnsi="Times New Roman" w:cs="Times New Roman"/>
+                <w:lang w:val="es-ES"/>
+              </w:rPr>
+              <w:t>-in con datos válidos sobre una habitación Limpia la deje Ocupada con el total facturado correcto.</w:t>
             </w:r>
           </w:p>
         </w:tc>
@@ -1224,12 +1592,6 @@
               </w:rPr>
               <w:t xml:space="preserve"> huésped='María Torres', documento='0912345678', teléfono='0991234567', 1 noche, tarifa=$45.00 (tarifa por defecto de la 101), sin anticipo.</w:t>
             </w:r>
-            <w:proofErr w:type="spellStart"/>
-            <w:proofErr w:type="spellEnd"/>
-            <w:proofErr w:type="spellStart"/>
-            <w:proofErr w:type="spellEnd"/>
-            <w:proofErr w:type="spellStart"/>
-            <w:proofErr w:type="spellEnd"/>
           </w:p>
         </w:tc>
       </w:tr>
@@ -1346,15 +1708,369 @@
               </w:numPr>
               <w:rPr>
                 <w:rFonts w:ascii="Times New Roman" w:hAnsi="Times New Roman" w:cs="Times New Roman"/>
-                <w:lang w:val="es-ES"/>
-              </w:rPr>
-            </w:pPr>
-            <w:r>
-              <w:rPr>
-                <w:rFonts w:ascii="Times New Roman" w:hAnsi="Times New Roman" w:cs="Times New Roman"/>
-                <w:lang w:val="es-ES"/>
-              </w:rPr>
-              <w:t>Clic en "Confirmar Check-in".</w:t>
+                <w:lang w:val="en-US"/>
+              </w:rPr>
+            </w:pPr>
+            <w:proofErr w:type="spellStart"/>
+            <w:r>
+              <w:rPr>
+                <w:rFonts w:ascii="Times New Roman" w:hAnsi="Times New Roman" w:cs="Times New Roman"/>
+                <w:lang w:val="en-US"/>
+              </w:rPr>
+              <w:t>Clic</w:t>
+            </w:r>
+            <w:proofErr w:type="spellEnd"/>
+            <w:r>
+              <w:rPr>
+                <w:rFonts w:ascii="Times New Roman" w:hAnsi="Times New Roman" w:cs="Times New Roman"/>
+                <w:lang w:val="en-US"/>
+              </w:rPr>
+              <w:t xml:space="preserve"> en "</w:t>
+            </w:r>
+            <w:proofErr w:type="spellStart"/>
+            <w:r>
+              <w:rPr>
+                <w:rFonts w:ascii="Times New Roman" w:hAnsi="Times New Roman" w:cs="Times New Roman"/>
+                <w:lang w:val="en-US"/>
+              </w:rPr>
+              <w:t>Confirmar</w:t>
+            </w:r>
+            <w:proofErr w:type="spellEnd"/>
+            <w:r>
+              <w:rPr>
+                <w:rFonts w:ascii="Times New Roman" w:hAnsi="Times New Roman" w:cs="Times New Roman"/>
+                <w:lang w:val="en-US"/>
+              </w:rPr>
+              <w:t xml:space="preserve"> Check-in".</w:t>
+            </w:r>
+          </w:p>
+        </w:tc>
+      </w:tr>
+    </w:tbl>
+    <w:p/>
+    <w:p/>
+    <w:tbl>
+      <w:tblPr>
+        <w:tblStyle w:val="Tablaconcuadrcula"/>
+        <w:tblW w:w="5000" w:type="pct"/>
+        <w:tblLook w:val="04A0" w:firstRow="1" w:lastRow="0" w:firstColumn="1" w:lastColumn="0" w:noHBand="0" w:noVBand="1"/>
+      </w:tblPr>
+      <w:tblGrid>
+        <w:gridCol w:w="10358"/>
+      </w:tblGrid>
+      <w:tr>
+        <w:tc>
+          <w:tcPr>
+            <w:tcW w:w="5000" w:type="pct"/>
+          </w:tcPr>
+          <w:p>
+            <w:pPr>
+              <w:rPr>
+                <w:rFonts w:ascii="Times New Roman" w:hAnsi="Times New Roman" w:cs="Times New Roman"/>
+                <w:b/>
+                <w:bCs/>
+                <w:lang w:val="es-ES"/>
+              </w:rPr>
+            </w:pPr>
+            <w:r>
+              <w:rPr>
+                <w:rFonts w:ascii="Times New Roman" w:hAnsi="Times New Roman" w:cs="Times New Roman"/>
+                <w:b/>
+                <w:bCs/>
+                <w:lang w:val="es-ES"/>
+              </w:rPr>
+              <w:t>ID:</w:t>
+            </w:r>
+            <w:r>
+              <w:rPr>
+                <w:rFonts w:ascii="Times New Roman" w:hAnsi="Times New Roman" w:cs="Times New Roman"/>
+                <w:b/>
+                <w:bCs/>
+                <w:lang w:val="es-ES"/>
+              </w:rPr>
+              <w:t xml:space="preserve"> </w:t>
+            </w:r>
+            <w:r>
+              <w:rPr>
+                <w:rFonts w:ascii="Times New Roman" w:hAnsi="Times New Roman" w:cs="Times New Roman"/>
+                <w:lang w:val="en-US"/>
+              </w:rPr>
+              <w:t>TC-02</w:t>
+            </w:r>
+          </w:p>
+        </w:tc>
+      </w:tr>
+      <w:tr>
+        <w:tc>
+          <w:tcPr>
+            <w:tcW w:w="5000" w:type="pct"/>
+          </w:tcPr>
+          <w:p>
+            <w:pPr>
+              <w:rPr>
+                <w:rFonts w:ascii="Times New Roman" w:hAnsi="Times New Roman" w:cs="Times New Roman"/>
+                <w:b/>
+                <w:bCs/>
+                <w:lang w:val="es-ES"/>
+              </w:rPr>
+            </w:pPr>
+            <w:r>
+              <w:rPr>
+                <w:rFonts w:ascii="Times New Roman" w:hAnsi="Times New Roman" w:cs="Times New Roman"/>
+                <w:b/>
+                <w:bCs/>
+                <w:lang w:val="es-ES"/>
+              </w:rPr>
+              <w:t>Nombre del caso de prueba:</w:t>
+            </w:r>
+            <w:r>
+              <w:rPr>
+                <w:rFonts w:ascii="Times New Roman" w:hAnsi="Times New Roman" w:cs="Times New Roman"/>
+                <w:lang w:val="es-ES"/>
+              </w:rPr>
+              <w:t xml:space="preserve"> Check-in bloqueado en habitación no disponible</w:t>
+            </w:r>
+          </w:p>
+        </w:tc>
+      </w:tr>
+      <w:tr>
+        <w:tc>
+          <w:tcPr>
+            <w:tcW w:w="5000" w:type="pct"/>
+          </w:tcPr>
+          <w:p>
+            <w:pPr>
+              <w:rPr>
+                <w:rFonts w:ascii="Times New Roman" w:hAnsi="Times New Roman" w:cs="Times New Roman"/>
+                <w:lang w:val="es-ES"/>
+              </w:rPr>
+            </w:pPr>
+            <w:r>
+              <w:rPr>
+                <w:rFonts w:ascii="Times New Roman" w:hAnsi="Times New Roman" w:cs="Times New Roman"/>
+                <w:b/>
+                <w:bCs/>
+                <w:lang w:val="es-ES"/>
+              </w:rPr>
+              <w:t>Precondiciones:</w:t>
+            </w:r>
+            <w:r>
+              <w:rPr>
+                <w:rFonts w:ascii="Times New Roman" w:hAnsi="Times New Roman" w:cs="Times New Roman"/>
+                <w:lang w:val="es-ES"/>
+              </w:rPr>
+              <w:t xml:space="preserve"> Habitación 201 en estado "Sucia" (estado de </w:t>
+            </w:r>
+            <w:proofErr w:type="spellStart"/>
+            <w:r>
+              <w:rPr>
+                <w:rFonts w:ascii="Times New Roman" w:hAnsi="Times New Roman" w:cs="Times New Roman"/>
+                <w:lang w:val="es-ES"/>
+              </w:rPr>
+              <w:t>seed</w:t>
+            </w:r>
+            <w:proofErr w:type="spellEnd"/>
+            <w:r>
+              <w:rPr>
+                <w:rFonts w:ascii="Times New Roman" w:hAnsi="Times New Roman" w:cs="Times New Roman"/>
+                <w:lang w:val="es-ES"/>
+              </w:rPr>
+              <w:t>).</w:t>
+            </w:r>
+          </w:p>
+        </w:tc>
+      </w:tr>
+      <w:tr>
+        <w:tc>
+          <w:tcPr>
+            <w:tcW w:w="5000" w:type="pct"/>
+          </w:tcPr>
+          <w:p>
+            <w:pPr>
+              <w:rPr>
+                <w:b/>
+                <w:bCs/>
+                <w:lang w:val="es-ES"/>
+              </w:rPr>
+            </w:pPr>
+            <w:r>
+              <w:rPr>
+                <w:b/>
+                <w:bCs/>
+                <w:lang w:val="es-ES"/>
+              </w:rPr>
+              <w:t>Tipo de prueba:</w:t>
+            </w:r>
+            <w:r>
+              <w:rPr>
+                <w:rFonts w:ascii="Times New Roman" w:hAnsi="Times New Roman" w:cs="Times New Roman"/>
+                <w:lang w:val="es-ES"/>
+              </w:rPr>
+              <w:t xml:space="preserve"> Funcional / Caja Negra (Partición de equivalencia — clase inválida)</w:t>
+            </w:r>
+          </w:p>
+        </w:tc>
+      </w:tr>
+      <w:tr>
+        <w:tc>
+          <w:tcPr>
+            <w:tcW w:w="5000" w:type="pct"/>
+          </w:tcPr>
+          <w:p>
+            <w:pPr>
+              <w:rPr>
+                <w:rFonts w:ascii="Times New Roman" w:hAnsi="Times New Roman" w:cs="Times New Roman"/>
+                <w:lang w:val="es-ES"/>
+              </w:rPr>
+            </w:pPr>
+            <w:r>
+              <w:rPr>
+                <w:rFonts w:ascii="Times New Roman" w:hAnsi="Times New Roman" w:cs="Times New Roman"/>
+                <w:b/>
+                <w:bCs/>
+                <w:lang w:val="es-ES"/>
+              </w:rPr>
+              <w:t>Objetivo:</w:t>
+            </w:r>
+            <w:r>
+              <w:rPr>
+                <w:rFonts w:ascii="Times New Roman" w:hAnsi="Times New Roman" w:cs="Times New Roman"/>
+                <w:lang w:val="es-ES"/>
+              </w:rPr>
+              <w:t xml:space="preserve"> Verificar que una habitación no "Limpia" no pueda usarse para iniciar un </w:t>
+            </w:r>
+            <w:proofErr w:type="spellStart"/>
+            <w:r>
+              <w:rPr>
+                <w:rFonts w:ascii="Times New Roman" w:hAnsi="Times New Roman" w:cs="Times New Roman"/>
+                <w:lang w:val="es-ES"/>
+              </w:rPr>
+              <w:t>check</w:t>
+            </w:r>
+            <w:proofErr w:type="spellEnd"/>
+            <w:r>
+              <w:rPr>
+                <w:rFonts w:ascii="Times New Roman" w:hAnsi="Times New Roman" w:cs="Times New Roman"/>
+                <w:lang w:val="es-ES"/>
+              </w:rPr>
+              <w:t>-in.</w:t>
+            </w:r>
+          </w:p>
+        </w:tc>
+      </w:tr>
+      <w:tr>
+        <w:tc>
+          <w:tcPr>
+            <w:tcW w:w="5000" w:type="pct"/>
+          </w:tcPr>
+          <w:p>
+            <w:pPr>
+              <w:rPr>
+                <w:rFonts w:ascii="Times New Roman" w:hAnsi="Times New Roman" w:cs="Times New Roman"/>
+                <w:lang w:val="es-ES"/>
+              </w:rPr>
+            </w:pPr>
+            <w:r>
+              <w:rPr>
+                <w:rFonts w:ascii="Times New Roman" w:hAnsi="Times New Roman" w:cs="Times New Roman"/>
+                <w:b/>
+                <w:bCs/>
+                <w:lang w:val="es-ES"/>
+              </w:rPr>
+              <w:t>Datos de entrada:</w:t>
+            </w:r>
+            <w:r>
+              <w:rPr>
+                <w:rFonts w:ascii="Times New Roman" w:hAnsi="Times New Roman" w:cs="Times New Roman"/>
+                <w:lang w:val="es-ES"/>
+              </w:rPr>
+              <w:t xml:space="preserve"> habitación='201' (estado Sucia).</w:t>
+            </w:r>
+          </w:p>
+        </w:tc>
+      </w:tr>
+      <w:tr>
+        <w:tc>
+          <w:tcPr>
+            <w:tcW w:w="5000" w:type="pct"/>
+          </w:tcPr>
+          <w:p>
+            <w:pPr>
+              <w:rPr>
+                <w:rFonts w:ascii="Times New Roman" w:hAnsi="Times New Roman" w:cs="Times New Roman"/>
+                <w:b/>
+                <w:bCs/>
+                <w:lang w:val="es-ES"/>
+              </w:rPr>
+            </w:pPr>
+            <w:r>
+              <w:rPr>
+                <w:rFonts w:ascii="Times New Roman" w:hAnsi="Times New Roman" w:cs="Times New Roman"/>
+                <w:b/>
+                <w:bCs/>
+                <w:lang w:val="es-ES"/>
+              </w:rPr>
+              <w:t>Pasos de ejecución:</w:t>
+            </w:r>
+          </w:p>
+          <w:p>
+            <w:pPr>
+              <w:pStyle w:val="Prrafodelista"/>
+              <w:numPr>
+                <w:ilvl w:val="0"/>
+                <w:numId w:val="8"/>
+              </w:numPr>
+              <w:rPr>
+                <w:rFonts w:ascii="Times New Roman" w:hAnsi="Times New Roman" w:cs="Times New Roman"/>
+                <w:lang w:val="es-ES"/>
+              </w:rPr>
+            </w:pPr>
+            <w:r>
+              <w:rPr>
+                <w:rFonts w:ascii="Times New Roman" w:hAnsi="Times New Roman" w:cs="Times New Roman"/>
+                <w:lang w:val="es-ES"/>
+              </w:rPr>
+              <w:t>Iniciar sesión como Recepcionista.</w:t>
+            </w:r>
+          </w:p>
+          <w:p>
+            <w:pPr>
+              <w:pStyle w:val="Prrafodelista"/>
+              <w:numPr>
+                <w:ilvl w:val="0"/>
+                <w:numId w:val="8"/>
+              </w:numPr>
+              <w:rPr>
+                <w:rFonts w:ascii="Times New Roman" w:hAnsi="Times New Roman" w:cs="Times New Roman"/>
+                <w:lang w:val="es-ES"/>
+              </w:rPr>
+            </w:pPr>
+            <w:r>
+              <w:rPr>
+                <w:rFonts w:ascii="Times New Roman" w:hAnsi="Times New Roman" w:cs="Times New Roman"/>
+                <w:lang w:val="es-ES"/>
+              </w:rPr>
+              <w:t>Ir al módulo Recepción.</w:t>
+            </w:r>
+          </w:p>
+          <w:p>
+            <w:pPr>
+              <w:pStyle w:val="Prrafodelista"/>
+              <w:numPr>
+                <w:ilvl w:val="0"/>
+                <w:numId w:val="8"/>
+              </w:numPr>
+              <w:rPr>
+                <w:rFonts w:ascii="Times New Roman" w:hAnsi="Times New Roman" w:cs="Times New Roman"/>
+                <w:lang w:val="es-ES"/>
+              </w:rPr>
+            </w:pPr>
+            <w:r>
+              <w:rPr>
+                <w:rFonts w:ascii="Times New Roman" w:hAnsi="Times New Roman" w:cs="Times New Roman"/>
+                <w:lang w:val="es-ES"/>
+              </w:rPr>
+              <w:t>Intentar seleccionar la habitación 201.</w:t>
             </w:r>
           </w:p>
         </w:tc>
@@ -1420,7 +2136,7 @@
                 <w:rFonts w:ascii="Times New Roman" w:hAnsi="Times New Roman" w:cs="Times New Roman"/>
                 <w:lang w:val="en-US"/>
               </w:rPr>
-              <w:t>TC-02</w:t>
+              <w:t>TC-03</w:t>
             </w:r>
           </w:p>
         </w:tc>
@@ -1453,7 +2169,7 @@
                 <w:rFonts w:ascii="Times New Roman" w:hAnsi="Times New Roman" w:cs="Times New Roman"/>
                 <w:lang w:val="es-ES"/>
               </w:rPr>
-              <w:t xml:space="preserve"> Check-in bloqueado en habitación no disponible</w:t>
+              <w:t xml:space="preserve"> Registrar anticipo reduce el saldo pendiente</w:t>
             </w:r>
           </w:p>
         </w:tc>
@@ -1484,7 +2200,7 @@
                 <w:rFonts w:ascii="Times New Roman" w:hAnsi="Times New Roman" w:cs="Times New Roman"/>
                 <w:lang w:val="es-ES"/>
               </w:rPr>
-              <w:t xml:space="preserve"> Habitación 201 en estado "Sucia" (estado de seed).</w:t>
+              <w:t xml:space="preserve"> Habitación 102 en estado "Limpia".</w:t>
             </w:r>
           </w:p>
         </w:tc>
@@ -1515,7 +2231,7 @@
                 <w:rFonts w:ascii="Times New Roman" w:hAnsi="Times New Roman" w:cs="Times New Roman"/>
                 <w:lang w:val="es-ES"/>
               </w:rPr>
-              <w:t xml:space="preserve"> Funcional / Caja Negra (Partición de equivalencia — clase inválida)</w:t>
+              <w:t xml:space="preserve"> Funcional / Caja Negra</w:t>
             </w:r>
           </w:p>
         </w:tc>
@@ -1546,7 +2262,23 @@
                 <w:rFonts w:ascii="Times New Roman" w:hAnsi="Times New Roman" w:cs="Times New Roman"/>
                 <w:lang w:val="es-ES"/>
               </w:rPr>
-              <w:t xml:space="preserve"> Verificar que una habitación no "Limpia" no pueda usarse para iniciar un check-in.</w:t>
+              <w:t xml:space="preserve"> Verificar que un anticipo registrado durante el </w:t>
+            </w:r>
+            <w:proofErr w:type="spellStart"/>
+            <w:r>
+              <w:rPr>
+                <w:rFonts w:ascii="Times New Roman" w:hAnsi="Times New Roman" w:cs="Times New Roman"/>
+                <w:lang w:val="es-ES"/>
+              </w:rPr>
+              <w:t>check</w:t>
+            </w:r>
+            <w:proofErr w:type="spellEnd"/>
+            <w:r>
+              <w:rPr>
+                <w:rFonts w:ascii="Times New Roman" w:hAnsi="Times New Roman" w:cs="Times New Roman"/>
+                <w:lang w:val="es-ES"/>
+              </w:rPr>
+              <w:t>-in reduzca el saldo pendiente mostrado en Caja y Salidas.</w:t>
             </w:r>
           </w:p>
         </w:tc>
@@ -1577,14 +2309,8 @@
                 <w:rFonts w:ascii="Times New Roman" w:hAnsi="Times New Roman" w:cs="Times New Roman"/>
                 <w:lang w:val="es-ES"/>
               </w:rPr>
-              <w:t xml:space="preserve"> habitación='201' (estado Sucia).</w:t>
-            </w:r>
-            <w:proofErr w:type="spellStart"/>
-            <w:proofErr w:type="spellEnd"/>
-            <w:proofErr w:type="spellStart"/>
-            <w:proofErr w:type="spellEnd"/>
-            <w:proofErr w:type="spellStart"/>
-            <w:proofErr w:type="spellEnd"/>
+              <w:t xml:space="preserve"> huésped='Jorge Salinas', tarifa=$45.00 (1 noche), anticipo=$20.00 (Efectivo).</w:t>
+            </w:r>
           </w:p>
         </w:tc>
       </w:tr>
@@ -1617,7 +2343,7 @@
               <w:pStyle w:val="Prrafodelista"/>
               <w:numPr>
                 <w:ilvl w:val="0"/>
-                <w:numId w:val="8"/>
+                <w:numId w:val="9"/>
               </w:numPr>
               <w:rPr>
                 <w:rFonts w:ascii="Times New Roman" w:hAnsi="Times New Roman" w:cs="Times New Roman"/>
@@ -1637,7 +2363,7 @@
               <w:pStyle w:val="Prrafodelista"/>
               <w:numPr>
                 <w:ilvl w:val="0"/>
-                <w:numId w:val="8"/>
+                <w:numId w:val="9"/>
               </w:numPr>
               <w:rPr>
                 <w:rFonts w:ascii="Times New Roman" w:hAnsi="Times New Roman" w:cs="Times New Roman"/>
@@ -1649,7 +2375,7 @@
                 <w:rFonts w:ascii="Times New Roman" w:hAnsi="Times New Roman" w:cs="Times New Roman"/>
                 <w:lang w:val="es-ES"/>
               </w:rPr>
-              <w:t>Ir al módulo Recepción.</w:t>
+              <w:t>Ir a Recepción y seleccionar la habitación 102.</w:t>
             </w:r>
           </w:p>
           <w:p>
@@ -1657,7 +2383,7 @@
               <w:pStyle w:val="Prrafodelista"/>
               <w:numPr>
                 <w:ilvl w:val="0"/>
-                <w:numId w:val="8"/>
+                <w:numId w:val="9"/>
               </w:numPr>
               <w:rPr>
                 <w:rFonts w:ascii="Times New Roman" w:hAnsi="Times New Roman" w:cs="Times New Roman"/>
@@ -1669,7 +2395,43 @@
                 <w:rFonts w:ascii="Times New Roman" w:hAnsi="Times New Roman" w:cs="Times New Roman"/>
                 <w:lang w:val="es-ES"/>
               </w:rPr>
-              <w:t>Intentar seleccionar la habitación 201.</w:t>
+              <w:t xml:space="preserve">Completar el </w:t>
+            </w:r>
+            <w:proofErr w:type="spellStart"/>
+            <w:r>
+              <w:rPr>
+                <w:rFonts w:ascii="Times New Roman" w:hAnsi="Times New Roman" w:cs="Times New Roman"/>
+                <w:lang w:val="es-ES"/>
+              </w:rPr>
+              <w:t>check</w:t>
+            </w:r>
+            <w:proofErr w:type="spellEnd"/>
+            <w:r>
+              <w:rPr>
+                <w:rFonts w:ascii="Times New Roman" w:hAnsi="Times New Roman" w:cs="Times New Roman"/>
+                <w:lang w:val="es-ES"/>
+              </w:rPr>
+              <w:t>-in con un anticipo de $20.00.</w:t>
+            </w:r>
+          </w:p>
+          <w:p>
+            <w:pPr>
+              <w:pStyle w:val="Prrafodelista"/>
+              <w:numPr>
+                <w:ilvl w:val="0"/>
+                <w:numId w:val="9"/>
+              </w:numPr>
+              <w:rPr>
+                <w:rFonts w:ascii="Times New Roman" w:hAnsi="Times New Roman" w:cs="Times New Roman"/>
+                <w:lang w:val="es-ES"/>
+              </w:rPr>
+            </w:pPr>
+            <w:r>
+              <w:rPr>
+                <w:rFonts w:ascii="Times New Roman" w:hAnsi="Times New Roman" w:cs="Times New Roman"/>
+                <w:lang w:val="es-ES"/>
+              </w:rPr>
+              <w:t>Ir a Caja y Salidas.</w:t>
             </w:r>
           </w:p>
         </w:tc>
@@ -1735,7 +2497,7 @@
                 <w:rFonts w:ascii="Times New Roman" w:hAnsi="Times New Roman" w:cs="Times New Roman"/>
                 <w:lang w:val="en-US"/>
               </w:rPr>
-              <w:t>TC-03</w:t>
+              <w:t>TC-04</w:t>
             </w:r>
           </w:p>
         </w:tc>
@@ -1768,7 +2530,7 @@
                 <w:rFonts w:ascii="Times New Roman" w:hAnsi="Times New Roman" w:cs="Times New Roman"/>
                 <w:lang w:val="es-ES"/>
               </w:rPr>
-              <w:t xml:space="preserve"> Registrar anticipo reduce el saldo pendiente</w:t>
+              <w:t xml:space="preserve"> Anticipo que excede el total es rechazado</w:t>
             </w:r>
           </w:p>
         </w:tc>
@@ -1799,7 +2561,7 @@
                 <w:rFonts w:ascii="Times New Roman" w:hAnsi="Times New Roman" w:cs="Times New Roman"/>
                 <w:lang w:val="es-ES"/>
               </w:rPr>
-              <w:t xml:space="preserve"> Habitación 102 en estado "Limpia".</w:t>
+              <w:t xml:space="preserve"> Habitación 202 en estado "Limpia" (tarifa por defecto $80.00).</w:t>
             </w:r>
           </w:p>
         </w:tc>
@@ -1830,7 +2592,7 @@
                 <w:rFonts w:ascii="Times New Roman" w:hAnsi="Times New Roman" w:cs="Times New Roman"/>
                 <w:lang w:val="es-ES"/>
               </w:rPr>
-              <w:t xml:space="preserve"> Funcional / Caja Negra</w:t>
+              <w:t xml:space="preserve"> Funcional / Caja Negra (Valores límite)</w:t>
             </w:r>
           </w:p>
         </w:tc>
@@ -1861,7 +2623,7 @@
                 <w:rFonts w:ascii="Times New Roman" w:hAnsi="Times New Roman" w:cs="Times New Roman"/>
                 <w:lang w:val="es-ES"/>
               </w:rPr>
-              <w:t xml:space="preserve"> Verificar que un anticipo registrado durante el check-in reduzca el saldo pendiente mostrado en Caja y Salidas.</w:t>
+              <w:t xml:space="preserve"> Verificar que el sistema no permita un anticipo mayor al total de la estadía.</w:t>
             </w:r>
           </w:p>
         </w:tc>
@@ -1892,14 +2654,8 @@
                 <w:rFonts w:ascii="Times New Roman" w:hAnsi="Times New Roman" w:cs="Times New Roman"/>
                 <w:lang w:val="es-ES"/>
               </w:rPr>
-              <w:t xml:space="preserve"> huésped='Jorge Salinas', tarifa=$45.00 (1 noche), anticipo=$20.00 (Efectivo).</w:t>
-            </w:r>
-            <w:proofErr w:type="spellStart"/>
-            <w:proofErr w:type="spellEnd"/>
-            <w:proofErr w:type="spellStart"/>
-            <w:proofErr w:type="spellEnd"/>
-            <w:proofErr w:type="spellStart"/>
-            <w:proofErr w:type="spellEnd"/>
+              <w:t xml:space="preserve"> tarifa=$80.00 (1 noche), anticipo=$100.00.</w:t>
+            </w:r>
           </w:p>
         </w:tc>
       </w:tr>
@@ -1932,7 +2688,7 @@
               <w:pStyle w:val="Prrafodelista"/>
               <w:numPr>
                 <w:ilvl w:val="0"/>
-                <w:numId w:val="9"/>
+                <w:numId w:val="10"/>
               </w:numPr>
               <w:rPr>
                 <w:rFonts w:ascii="Times New Roman" w:hAnsi="Times New Roman" w:cs="Times New Roman"/>
@@ -1952,7 +2708,7 @@
               <w:pStyle w:val="Prrafodelista"/>
               <w:numPr>
                 <w:ilvl w:val="0"/>
-                <w:numId w:val="9"/>
+                <w:numId w:val="10"/>
               </w:numPr>
               <w:rPr>
                 <w:rFonts w:ascii="Times New Roman" w:hAnsi="Times New Roman" w:cs="Times New Roman"/>
@@ -1964,7 +2720,7 @@
                 <w:rFonts w:ascii="Times New Roman" w:hAnsi="Times New Roman" w:cs="Times New Roman"/>
                 <w:lang w:val="es-ES"/>
               </w:rPr>
-              <w:t>Ir a Recepción y seleccionar la habitación 102.</w:t>
+              <w:t>Ir a Recepción y seleccionar la habitación 202.</w:t>
             </w:r>
           </w:p>
           <w:p>
@@ -1972,7 +2728,7 @@
               <w:pStyle w:val="Prrafodelista"/>
               <w:numPr>
                 <w:ilvl w:val="0"/>
-                <w:numId w:val="9"/>
+                <w:numId w:val="10"/>
               </w:numPr>
               <w:rPr>
                 <w:rFonts w:ascii="Times New Roman" w:hAnsi="Times New Roman" w:cs="Times New Roman"/>
@@ -1984,7 +2740,7 @@
                 <w:rFonts w:ascii="Times New Roman" w:hAnsi="Times New Roman" w:cs="Times New Roman"/>
                 <w:lang w:val="es-ES"/>
               </w:rPr>
-              <w:t>Completar el check-in con un anticipo de $20.00.</w:t>
+              <w:t>Completar el formulario con un anticipo de $100.00 (mayor al total de $80.00).</w:t>
             </w:r>
           </w:p>
           <w:p>
@@ -1992,10 +2748,360 @@
               <w:pStyle w:val="Prrafodelista"/>
               <w:numPr>
                 <w:ilvl w:val="0"/>
-                <w:numId w:val="9"/>
+                <w:numId w:val="10"/>
               </w:numPr>
               <w:rPr>
                 <w:rFonts w:ascii="Times New Roman" w:hAnsi="Times New Roman" w:cs="Times New Roman"/>
+                <w:lang w:val="en-US"/>
+              </w:rPr>
+            </w:pPr>
+            <w:proofErr w:type="spellStart"/>
+            <w:r>
+              <w:rPr>
+                <w:rFonts w:ascii="Times New Roman" w:hAnsi="Times New Roman" w:cs="Times New Roman"/>
+                <w:lang w:val="en-US"/>
+              </w:rPr>
+              <w:t>Clic</w:t>
+            </w:r>
+            <w:proofErr w:type="spellEnd"/>
+            <w:r>
+              <w:rPr>
+                <w:rFonts w:ascii="Times New Roman" w:hAnsi="Times New Roman" w:cs="Times New Roman"/>
+                <w:lang w:val="en-US"/>
+              </w:rPr>
+              <w:t xml:space="preserve"> en "</w:t>
+            </w:r>
+            <w:proofErr w:type="spellStart"/>
+            <w:r>
+              <w:rPr>
+                <w:rFonts w:ascii="Times New Roman" w:hAnsi="Times New Roman" w:cs="Times New Roman"/>
+                <w:lang w:val="en-US"/>
+              </w:rPr>
+              <w:t>Confirmar</w:t>
+            </w:r>
+            <w:proofErr w:type="spellEnd"/>
+            <w:r>
+              <w:rPr>
+                <w:rFonts w:ascii="Times New Roman" w:hAnsi="Times New Roman" w:cs="Times New Roman"/>
+                <w:lang w:val="en-US"/>
+              </w:rPr>
+              <w:t xml:space="preserve"> Check-in".</w:t>
+            </w:r>
+          </w:p>
+        </w:tc>
+      </w:tr>
+    </w:tbl>
+    <w:p/>
+    <w:p/>
+    <w:tbl>
+      <w:tblPr>
+        <w:tblStyle w:val="Tablaconcuadrcula"/>
+        <w:tblW w:w="5000" w:type="pct"/>
+        <w:tblLook w:val="04A0" w:firstRow="1" w:lastRow="0" w:firstColumn="1" w:lastColumn="0" w:noHBand="0" w:noVBand="1"/>
+      </w:tblPr>
+      <w:tblGrid>
+        <w:gridCol w:w="10358"/>
+      </w:tblGrid>
+      <w:tr>
+        <w:tc>
+          <w:tcPr>
+            <w:tcW w:w="5000" w:type="pct"/>
+          </w:tcPr>
+          <w:p>
+            <w:pPr>
+              <w:rPr>
+                <w:rFonts w:ascii="Times New Roman" w:hAnsi="Times New Roman" w:cs="Times New Roman"/>
+                <w:b/>
+                <w:bCs/>
+                <w:lang w:val="es-ES"/>
+              </w:rPr>
+            </w:pPr>
+            <w:r>
+              <w:rPr>
+                <w:rFonts w:ascii="Times New Roman" w:hAnsi="Times New Roman" w:cs="Times New Roman"/>
+                <w:b/>
+                <w:bCs/>
+                <w:lang w:val="es-ES"/>
+              </w:rPr>
+              <w:t>ID:</w:t>
+            </w:r>
+            <w:r>
+              <w:rPr>
+                <w:rFonts w:ascii="Times New Roman" w:hAnsi="Times New Roman" w:cs="Times New Roman"/>
+                <w:b/>
+                <w:bCs/>
+                <w:lang w:val="es-ES"/>
+              </w:rPr>
+              <w:t xml:space="preserve"> </w:t>
+            </w:r>
+            <w:r>
+              <w:rPr>
+                <w:rFonts w:ascii="Times New Roman" w:hAnsi="Times New Roman" w:cs="Times New Roman"/>
+                <w:lang w:val="en-US"/>
+              </w:rPr>
+              <w:t>TC-05</w:t>
+            </w:r>
+          </w:p>
+        </w:tc>
+      </w:tr>
+      <w:tr>
+        <w:tc>
+          <w:tcPr>
+            <w:tcW w:w="5000" w:type="pct"/>
+          </w:tcPr>
+          <w:p>
+            <w:pPr>
+              <w:rPr>
+                <w:rFonts w:ascii="Times New Roman" w:hAnsi="Times New Roman" w:cs="Times New Roman"/>
+                <w:b/>
+                <w:bCs/>
+                <w:lang w:val="es-ES"/>
+              </w:rPr>
+            </w:pPr>
+            <w:r>
+              <w:rPr>
+                <w:rFonts w:ascii="Times New Roman" w:hAnsi="Times New Roman" w:cs="Times New Roman"/>
+                <w:b/>
+                <w:bCs/>
+                <w:lang w:val="es-ES"/>
+              </w:rPr>
+              <w:t>Nombre del caso de prueba:</w:t>
+            </w:r>
+            <w:r>
+              <w:rPr>
+                <w:rFonts w:ascii="Times New Roman" w:hAnsi="Times New Roman" w:cs="Times New Roman"/>
+                <w:lang w:val="es-ES"/>
+              </w:rPr>
+              <w:t xml:space="preserve"> </w:t>
+            </w:r>
+            <w:proofErr w:type="spellStart"/>
+            <w:r>
+              <w:rPr>
+                <w:rFonts w:ascii="Times New Roman" w:hAnsi="Times New Roman" w:cs="Times New Roman"/>
+                <w:lang w:val="es-ES"/>
+              </w:rPr>
+              <w:t>Checkout</w:t>
+            </w:r>
+            <w:proofErr w:type="spellEnd"/>
+            <w:r>
+              <w:rPr>
+                <w:rFonts w:ascii="Times New Roman" w:hAnsi="Times New Roman" w:cs="Times New Roman"/>
+                <w:lang w:val="es-ES"/>
+              </w:rPr>
+              <w:t xml:space="preserve"> bloqueado con saldo pendiente</w:t>
+            </w:r>
+          </w:p>
+        </w:tc>
+      </w:tr>
+      <w:tr>
+        <w:tc>
+          <w:tcPr>
+            <w:tcW w:w="5000" w:type="pct"/>
+          </w:tcPr>
+          <w:p>
+            <w:pPr>
+              <w:rPr>
+                <w:rFonts w:ascii="Times New Roman" w:hAnsi="Times New Roman" w:cs="Times New Roman"/>
+                <w:lang w:val="es-ES"/>
+              </w:rPr>
+            </w:pPr>
+            <w:r>
+              <w:rPr>
+                <w:rFonts w:ascii="Times New Roman" w:hAnsi="Times New Roman" w:cs="Times New Roman"/>
+                <w:b/>
+                <w:bCs/>
+                <w:lang w:val="es-ES"/>
+              </w:rPr>
+              <w:t>Precondiciones:</w:t>
+            </w:r>
+            <w:r>
+              <w:rPr>
+                <w:rFonts w:ascii="Times New Roman" w:hAnsi="Times New Roman" w:cs="Times New Roman"/>
+                <w:lang w:val="es-ES"/>
+              </w:rPr>
+              <w:t xml:space="preserve"> Habitación 101 Ocupada, con un </w:t>
+            </w:r>
+            <w:proofErr w:type="spellStart"/>
+            <w:r>
+              <w:rPr>
+                <w:rFonts w:ascii="Times New Roman" w:hAnsi="Times New Roman" w:cs="Times New Roman"/>
+                <w:lang w:val="es-ES"/>
+              </w:rPr>
+              <w:t>check</w:t>
+            </w:r>
+            <w:proofErr w:type="spellEnd"/>
+            <w:r>
+              <w:rPr>
+                <w:rFonts w:ascii="Times New Roman" w:hAnsi="Times New Roman" w:cs="Times New Roman"/>
+                <w:lang w:val="es-ES"/>
+              </w:rPr>
+              <w:t>-in de total $45.00 y sin anticipos (saldo pendiente = $45.00).</w:t>
+            </w:r>
+          </w:p>
+        </w:tc>
+      </w:tr>
+      <w:tr>
+        <w:tc>
+          <w:tcPr>
+            <w:tcW w:w="5000" w:type="pct"/>
+          </w:tcPr>
+          <w:p>
+            <w:pPr>
+              <w:rPr>
+                <w:b/>
+                <w:bCs/>
+                <w:lang w:val="es-ES"/>
+              </w:rPr>
+            </w:pPr>
+            <w:r>
+              <w:rPr>
+                <w:b/>
+                <w:bCs/>
+                <w:lang w:val="es-ES"/>
+              </w:rPr>
+              <w:t>Tipo de prueba:</w:t>
+            </w:r>
+            <w:r>
+              <w:rPr>
+                <w:rFonts w:ascii="Times New Roman" w:hAnsi="Times New Roman" w:cs="Times New Roman"/>
+                <w:lang w:val="es-ES"/>
+              </w:rPr>
+              <w:t xml:space="preserve"> Funcional / Caja Negra (Tabla de decisión)</w:t>
+            </w:r>
+          </w:p>
+        </w:tc>
+      </w:tr>
+      <w:tr>
+        <w:tc>
+          <w:tcPr>
+            <w:tcW w:w="5000" w:type="pct"/>
+          </w:tcPr>
+          <w:p>
+            <w:pPr>
+              <w:rPr>
+                <w:rFonts w:ascii="Times New Roman" w:hAnsi="Times New Roman" w:cs="Times New Roman"/>
+                <w:lang w:val="es-ES"/>
+              </w:rPr>
+            </w:pPr>
+            <w:r>
+              <w:rPr>
+                <w:rFonts w:ascii="Times New Roman" w:hAnsi="Times New Roman" w:cs="Times New Roman"/>
+                <w:b/>
+                <w:bCs/>
+                <w:lang w:val="es-ES"/>
+              </w:rPr>
+              <w:t>Objetivo:</w:t>
+            </w:r>
+            <w:r>
+              <w:rPr>
+                <w:rFonts w:ascii="Times New Roman" w:hAnsi="Times New Roman" w:cs="Times New Roman"/>
+                <w:lang w:val="es-ES"/>
+              </w:rPr>
+              <w:t xml:space="preserve"> Verificar que no se pueda completar un </w:t>
+            </w:r>
+            <w:proofErr w:type="spellStart"/>
+            <w:r>
+              <w:rPr>
+                <w:rFonts w:ascii="Times New Roman" w:hAnsi="Times New Roman" w:cs="Times New Roman"/>
+                <w:lang w:val="es-ES"/>
+              </w:rPr>
+              <w:t>check-out</w:t>
+            </w:r>
+            <w:proofErr w:type="spellEnd"/>
+            <w:r>
+              <w:rPr>
+                <w:rFonts w:ascii="Times New Roman" w:hAnsi="Times New Roman" w:cs="Times New Roman"/>
+                <w:lang w:val="es-ES"/>
+              </w:rPr>
+              <w:t xml:space="preserve"> mientras exista saldo pendiente sin saldar.</w:t>
+            </w:r>
+          </w:p>
+        </w:tc>
+      </w:tr>
+      <w:tr>
+        <w:tc>
+          <w:tcPr>
+            <w:tcW w:w="5000" w:type="pct"/>
+          </w:tcPr>
+          <w:p>
+            <w:pPr>
+              <w:rPr>
+                <w:rFonts w:ascii="Times New Roman" w:hAnsi="Times New Roman" w:cs="Times New Roman"/>
+                <w:lang w:val="es-ES"/>
+              </w:rPr>
+            </w:pPr>
+            <w:r>
+              <w:rPr>
+                <w:rFonts w:ascii="Times New Roman" w:hAnsi="Times New Roman" w:cs="Times New Roman"/>
+                <w:b/>
+                <w:bCs/>
+                <w:lang w:val="es-ES"/>
+              </w:rPr>
+              <w:t>Datos de entrada:</w:t>
+            </w:r>
+            <w:r>
+              <w:rPr>
+                <w:rFonts w:ascii="Times New Roman" w:hAnsi="Times New Roman" w:cs="Times New Roman"/>
+                <w:lang w:val="es-ES"/>
+              </w:rPr>
+              <w:t xml:space="preserve"> habitación='101', saldo pendiente=$45.00.</w:t>
+            </w:r>
+          </w:p>
+        </w:tc>
+      </w:tr>
+      <w:tr>
+        <w:tc>
+          <w:tcPr>
+            <w:tcW w:w="5000" w:type="pct"/>
+          </w:tcPr>
+          <w:p>
+            <w:pPr>
+              <w:rPr>
+                <w:rFonts w:ascii="Times New Roman" w:hAnsi="Times New Roman" w:cs="Times New Roman"/>
+                <w:b/>
+                <w:bCs/>
+                <w:lang w:val="es-ES"/>
+              </w:rPr>
+            </w:pPr>
+            <w:r>
+              <w:rPr>
+                <w:rFonts w:ascii="Times New Roman" w:hAnsi="Times New Roman" w:cs="Times New Roman"/>
+                <w:b/>
+                <w:bCs/>
+                <w:lang w:val="es-ES"/>
+              </w:rPr>
+              <w:t>Pasos de ejecución:</w:t>
+            </w:r>
+          </w:p>
+          <w:p>
+            <w:pPr>
+              <w:pStyle w:val="Prrafodelista"/>
+              <w:numPr>
+                <w:ilvl w:val="0"/>
+                <w:numId w:val="11"/>
+              </w:numPr>
+              <w:rPr>
+                <w:rFonts w:ascii="Times New Roman" w:hAnsi="Times New Roman" w:cs="Times New Roman"/>
+                <w:lang w:val="es-ES"/>
+              </w:rPr>
+            </w:pPr>
+            <w:r>
+              <w:rPr>
+                <w:rFonts w:ascii="Times New Roman" w:hAnsi="Times New Roman" w:cs="Times New Roman"/>
+                <w:lang w:val="es-ES"/>
+              </w:rPr>
+              <w:t>Iniciar sesión como Recepcionista.</w:t>
+            </w:r>
+          </w:p>
+          <w:p>
+            <w:pPr>
+              <w:pStyle w:val="Prrafodelista"/>
+              <w:numPr>
+                <w:ilvl w:val="0"/>
+                <w:numId w:val="11"/>
+              </w:numPr>
+              <w:rPr>
+                <w:rFonts w:ascii="Times New Roman" w:hAnsi="Times New Roman" w:cs="Times New Roman"/>
                 <w:lang w:val="es-ES"/>
               </w:rPr>
             </w:pPr>
@@ -2005,6 +3111,62 @@
                 <w:lang w:val="es-ES"/>
               </w:rPr>
               <w:t>Ir a Caja y Salidas.</w:t>
+            </w:r>
+          </w:p>
+          <w:p>
+            <w:pPr>
+              <w:pStyle w:val="Prrafodelista"/>
+              <w:numPr>
+                <w:ilvl w:val="0"/>
+                <w:numId w:val="11"/>
+              </w:numPr>
+              <w:rPr>
+                <w:rFonts w:ascii="Times New Roman" w:hAnsi="Times New Roman" w:cs="Times New Roman"/>
+                <w:lang w:val="es-ES"/>
+              </w:rPr>
+            </w:pPr>
+            <w:r>
+              <w:rPr>
+                <w:rFonts w:ascii="Times New Roman" w:hAnsi="Times New Roman" w:cs="Times New Roman"/>
+                <w:lang w:val="es-ES"/>
+              </w:rPr>
+              <w:t>Ubicar la habitación 101 con saldo pendiente.</w:t>
+            </w:r>
+          </w:p>
+          <w:p>
+            <w:pPr>
+              <w:pStyle w:val="Prrafodelista"/>
+              <w:numPr>
+                <w:ilvl w:val="0"/>
+                <w:numId w:val="11"/>
+              </w:numPr>
+              <w:rPr>
+                <w:rFonts w:ascii="Times New Roman" w:hAnsi="Times New Roman" w:cs="Times New Roman"/>
+                <w:lang w:val="es-ES"/>
+              </w:rPr>
+            </w:pPr>
+            <w:r>
+              <w:rPr>
+                <w:rFonts w:ascii="Times New Roman" w:hAnsi="Times New Roman" w:cs="Times New Roman"/>
+                <w:lang w:val="es-ES"/>
+              </w:rPr>
+              <w:t>Verificar el botón "Procesar Check-</w:t>
+            </w:r>
+            <w:proofErr w:type="spellStart"/>
+            <w:r>
+              <w:rPr>
+                <w:rFonts w:ascii="Times New Roman" w:hAnsi="Times New Roman" w:cs="Times New Roman"/>
+                <w:lang w:val="es-ES"/>
+              </w:rPr>
+              <w:t>out</w:t>
+            </w:r>
+            <w:proofErr w:type="spellEnd"/>
+            <w:r>
+              <w:rPr>
+                <w:rFonts w:ascii="Times New Roman" w:hAnsi="Times New Roman" w:cs="Times New Roman"/>
+                <w:lang w:val="es-ES"/>
+              </w:rPr>
+              <w:t>".</w:t>
             </w:r>
           </w:p>
         </w:tc>
@@ -2070,7 +3232,7 @@
                 <w:rFonts w:ascii="Times New Roman" w:hAnsi="Times New Roman" w:cs="Times New Roman"/>
                 <w:lang w:val="en-US"/>
               </w:rPr>
-              <w:t>TC-04</w:t>
+              <w:t>TC-06</w:t>
             </w:r>
           </w:p>
         </w:tc>
@@ -2103,7 +3265,23 @@
                 <w:rFonts w:ascii="Times New Roman" w:hAnsi="Times New Roman" w:cs="Times New Roman"/>
                 <w:lang w:val="es-ES"/>
               </w:rPr>
-              <w:t xml:space="preserve"> Anticipo que excede el total es rechazado</w:t>
+              <w:t xml:space="preserve"> </w:t>
+            </w:r>
+            <w:proofErr w:type="spellStart"/>
+            <w:r>
+              <w:rPr>
+                <w:rFonts w:ascii="Times New Roman" w:hAnsi="Times New Roman" w:cs="Times New Roman"/>
+                <w:lang w:val="es-ES"/>
+              </w:rPr>
+              <w:t>Checkout</w:t>
+            </w:r>
+            <w:proofErr w:type="spellEnd"/>
+            <w:r>
+              <w:rPr>
+                <w:rFonts w:ascii="Times New Roman" w:hAnsi="Times New Roman" w:cs="Times New Roman"/>
+                <w:lang w:val="es-ES"/>
+              </w:rPr>
+              <w:t xml:space="preserve"> exitoso tras saldar el balance</w:t>
             </w:r>
           </w:p>
         </w:tc>
@@ -2134,7 +3312,23 @@
                 <w:rFonts w:ascii="Times New Roman" w:hAnsi="Times New Roman" w:cs="Times New Roman"/>
                 <w:lang w:val="es-ES"/>
               </w:rPr>
-              <w:t xml:space="preserve"> Habitación 202 en estado "Limpia" (tarifa por defecto $80.00).</w:t>
+              <w:t xml:space="preserve"> Continuación directa de TC-05 (habitación 101 con saldo pendiente de $45.00) — casos ejecutados en secuencia (</w:t>
+            </w:r>
+            <w:proofErr w:type="spellStart"/>
+            <w:r>
+              <w:rPr>
+                <w:rFonts w:ascii="Times New Roman" w:hAnsi="Times New Roman" w:cs="Times New Roman"/>
+                <w:lang w:val="es-ES"/>
+              </w:rPr>
+              <w:t>test.describe.serial</w:t>
+            </w:r>
+            <w:proofErr w:type="spellEnd"/>
+            <w:r>
+              <w:rPr>
+                <w:rFonts w:ascii="Times New Roman" w:hAnsi="Times New Roman" w:cs="Times New Roman"/>
+                <w:lang w:val="es-ES"/>
+              </w:rPr>
+              <w:t>).</w:t>
             </w:r>
           </w:p>
         </w:tc>
@@ -2165,7 +3359,7 @@
                 <w:rFonts w:ascii="Times New Roman" w:hAnsi="Times New Roman" w:cs="Times New Roman"/>
                 <w:lang w:val="es-ES"/>
               </w:rPr>
-              <w:t xml:space="preserve"> Funcional / Caja Negra (Valores límite)</w:t>
+              <w:t xml:space="preserve"> Funcional / Caja Negra</w:t>
             </w:r>
           </w:p>
         </w:tc>
@@ -2196,7 +3390,23 @@
                 <w:rFonts w:ascii="Times New Roman" w:hAnsi="Times New Roman" w:cs="Times New Roman"/>
                 <w:lang w:val="es-ES"/>
               </w:rPr>
-              <w:t xml:space="preserve"> Verificar que el sistema no permita un anticipo mayor al total de la estadía.</w:t>
+              <w:t xml:space="preserve"> Verificar que, tras saldar el balance, el </w:t>
+            </w:r>
+            <w:proofErr w:type="spellStart"/>
+            <w:r>
+              <w:rPr>
+                <w:rFonts w:ascii="Times New Roman" w:hAnsi="Times New Roman" w:cs="Times New Roman"/>
+                <w:lang w:val="es-ES"/>
+              </w:rPr>
+              <w:t>checkout</w:t>
+            </w:r>
+            <w:proofErr w:type="spellEnd"/>
+            <w:r>
+              <w:rPr>
+                <w:rFonts w:ascii="Times New Roman" w:hAnsi="Times New Roman" w:cs="Times New Roman"/>
+                <w:lang w:val="es-ES"/>
+              </w:rPr>
+              <w:t xml:space="preserve"> se complete y la habitación deje de aparecer como Ocupada.</w:t>
             </w:r>
           </w:p>
         </w:tc>
@@ -2227,14 +3437,8 @@
                 <w:rFonts w:ascii="Times New Roman" w:hAnsi="Times New Roman" w:cs="Times New Roman"/>
                 <w:lang w:val="es-ES"/>
               </w:rPr>
-              <w:t xml:space="preserve"> tarifa=$80.00 (1 noche), anticipo=$100.00.</w:t>
-            </w:r>
-            <w:proofErr w:type="spellStart"/>
-            <w:proofErr w:type="spellEnd"/>
-            <w:proofErr w:type="spellStart"/>
-            <w:proofErr w:type="spellEnd"/>
-            <w:proofErr w:type="spellStart"/>
-            <w:proofErr w:type="spellEnd"/>
+              <w:t xml:space="preserve"> cobro final=$45.00, método=Efectivo.</w:t>
+            </w:r>
           </w:p>
         </w:tc>
       </w:tr>
@@ -2267,7 +3471,7 @@
               <w:pStyle w:val="Prrafodelista"/>
               <w:numPr>
                 <w:ilvl w:val="0"/>
-                <w:numId w:val="10"/>
+                <w:numId w:val="12"/>
               </w:numPr>
               <w:rPr>
                 <w:rFonts w:ascii="Times New Roman" w:hAnsi="Times New Roman" w:cs="Times New Roman"/>
@@ -2279,7 +3483,7 @@
                 <w:rFonts w:ascii="Times New Roman" w:hAnsi="Times New Roman" w:cs="Times New Roman"/>
                 <w:lang w:val="es-ES"/>
               </w:rPr>
-              <w:t>Iniciar sesión como Recepcionista.</w:t>
+              <w:t>Continuar desde el estado dejado por TC-05 (habitación 101, saldo $45.00 pendiente).</w:t>
             </w:r>
           </w:p>
           <w:p>
@@ -2287,7 +3491,7 @@
               <w:pStyle w:val="Prrafodelista"/>
               <w:numPr>
                 <w:ilvl w:val="0"/>
-                <w:numId w:val="10"/>
+                <w:numId w:val="12"/>
               </w:numPr>
               <w:rPr>
                 <w:rFonts w:ascii="Times New Roman" w:hAnsi="Times New Roman" w:cs="Times New Roman"/>
@@ -2299,7 +3503,7 @@
                 <w:rFonts w:ascii="Times New Roman" w:hAnsi="Times New Roman" w:cs="Times New Roman"/>
                 <w:lang w:val="es-ES"/>
               </w:rPr>
-              <w:t>Ir a Recepción y seleccionar la habitación 202.</w:t>
+              <w:t>Clic en "Cobrar saldo pendiente ($45.00)".</w:t>
             </w:r>
           </w:p>
           <w:p>
@@ -2307,19 +3511,297 @@
               <w:pStyle w:val="Prrafodelista"/>
               <w:numPr>
                 <w:ilvl w:val="0"/>
-                <w:numId w:val="10"/>
+                <w:numId w:val="12"/>
               </w:numPr>
               <w:rPr>
                 <w:rFonts w:ascii="Times New Roman" w:hAnsi="Times New Roman" w:cs="Times New Roman"/>
-                <w:lang w:val="es-ES"/>
-              </w:rPr>
-            </w:pPr>
-            <w:r>
-              <w:rPr>
-                <w:rFonts w:ascii="Times New Roman" w:hAnsi="Times New Roman" w:cs="Times New Roman"/>
-                <w:lang w:val="es-ES"/>
-              </w:rPr>
-              <w:t>Completar el formulario con un anticipo de $100.00 (mayor al total de $80.00).</w:t>
+                <w:lang w:val="en-US"/>
+              </w:rPr>
+            </w:pPr>
+            <w:proofErr w:type="spellStart"/>
+            <w:r>
+              <w:rPr>
+                <w:rFonts w:ascii="Times New Roman" w:hAnsi="Times New Roman" w:cs="Times New Roman"/>
+                <w:lang w:val="en-US"/>
+              </w:rPr>
+              <w:t>Clic</w:t>
+            </w:r>
+            <w:proofErr w:type="spellEnd"/>
+            <w:r>
+              <w:rPr>
+                <w:rFonts w:ascii="Times New Roman" w:hAnsi="Times New Roman" w:cs="Times New Roman"/>
+                <w:lang w:val="en-US"/>
+              </w:rPr>
+              <w:t xml:space="preserve"> en "</w:t>
+            </w:r>
+            <w:proofErr w:type="spellStart"/>
+            <w:r>
+              <w:rPr>
+                <w:rFonts w:ascii="Times New Roman" w:hAnsi="Times New Roman" w:cs="Times New Roman"/>
+                <w:lang w:val="en-US"/>
+              </w:rPr>
+              <w:t>Procesar</w:t>
+            </w:r>
+            <w:proofErr w:type="spellEnd"/>
+            <w:r>
+              <w:rPr>
+                <w:rFonts w:ascii="Times New Roman" w:hAnsi="Times New Roman" w:cs="Times New Roman"/>
+                <w:lang w:val="en-US"/>
+              </w:rPr>
+              <w:t xml:space="preserve"> Check-out".</w:t>
+            </w:r>
+          </w:p>
+        </w:tc>
+      </w:tr>
+    </w:tbl>
+    <w:p/>
+    <w:p/>
+    <w:tbl>
+      <w:tblPr>
+        <w:tblStyle w:val="Tablaconcuadrcula"/>
+        <w:tblW w:w="5000" w:type="pct"/>
+        <w:tblLook w:val="04A0" w:firstRow="1" w:lastRow="0" w:firstColumn="1" w:lastColumn="0" w:noHBand="0" w:noVBand="1"/>
+      </w:tblPr>
+      <w:tblGrid>
+        <w:gridCol w:w="10358"/>
+      </w:tblGrid>
+      <w:tr>
+        <w:tc>
+          <w:tcPr>
+            <w:tcW w:w="5000" w:type="pct"/>
+          </w:tcPr>
+          <w:p>
+            <w:pPr>
+              <w:rPr>
+                <w:rFonts w:ascii="Times New Roman" w:hAnsi="Times New Roman" w:cs="Times New Roman"/>
+                <w:b/>
+                <w:bCs/>
+                <w:lang w:val="es-ES"/>
+              </w:rPr>
+            </w:pPr>
+            <w:r>
+              <w:rPr>
+                <w:rFonts w:ascii="Times New Roman" w:hAnsi="Times New Roman" w:cs="Times New Roman"/>
+                <w:b/>
+                <w:bCs/>
+                <w:lang w:val="es-ES"/>
+              </w:rPr>
+              <w:t>ID:</w:t>
+            </w:r>
+            <w:r>
+              <w:rPr>
+                <w:rFonts w:ascii="Times New Roman" w:hAnsi="Times New Roman" w:cs="Times New Roman"/>
+                <w:b/>
+                <w:bCs/>
+                <w:lang w:val="es-ES"/>
+              </w:rPr>
+              <w:t xml:space="preserve"> </w:t>
+            </w:r>
+            <w:r>
+              <w:rPr>
+                <w:rFonts w:ascii="Times New Roman" w:hAnsi="Times New Roman" w:cs="Times New Roman"/>
+                <w:lang w:val="en-US"/>
+              </w:rPr>
+              <w:t>TC-07</w:t>
+            </w:r>
+          </w:p>
+        </w:tc>
+      </w:tr>
+      <w:tr>
+        <w:tc>
+          <w:tcPr>
+            <w:tcW w:w="5000" w:type="pct"/>
+          </w:tcPr>
+          <w:p>
+            <w:pPr>
+              <w:rPr>
+                <w:rFonts w:ascii="Times New Roman" w:hAnsi="Times New Roman" w:cs="Times New Roman"/>
+                <w:b/>
+                <w:bCs/>
+                <w:lang w:val="es-ES"/>
+              </w:rPr>
+            </w:pPr>
+            <w:r>
+              <w:rPr>
+                <w:rFonts w:ascii="Times New Roman" w:hAnsi="Times New Roman" w:cs="Times New Roman"/>
+                <w:b/>
+                <w:bCs/>
+                <w:lang w:val="es-ES"/>
+              </w:rPr>
+              <w:t>Nombre del caso de prueba:</w:t>
+            </w:r>
+            <w:r>
+              <w:rPr>
+                <w:rFonts w:ascii="Times New Roman" w:hAnsi="Times New Roman" w:cs="Times New Roman"/>
+                <w:lang w:val="es-ES"/>
+              </w:rPr>
+              <w:t xml:space="preserve"> </w:t>
+            </w:r>
+            <w:proofErr w:type="spellStart"/>
+            <w:r>
+              <w:rPr>
+                <w:rFonts w:ascii="Times New Roman" w:hAnsi="Times New Roman" w:cs="Times New Roman"/>
+                <w:lang w:val="es-ES"/>
+              </w:rPr>
+              <w:t>Checkout</w:t>
+            </w:r>
+            <w:proofErr w:type="spellEnd"/>
+            <w:r>
+              <w:rPr>
+                <w:rFonts w:ascii="Times New Roman" w:hAnsi="Times New Roman" w:cs="Times New Roman"/>
+                <w:lang w:val="es-ES"/>
+              </w:rPr>
+              <w:t xml:space="preserve"> forzado sin motivo es rechazado</w:t>
+            </w:r>
+          </w:p>
+        </w:tc>
+      </w:tr>
+      <w:tr>
+        <w:tc>
+          <w:tcPr>
+            <w:tcW w:w="5000" w:type="pct"/>
+          </w:tcPr>
+          <w:p>
+            <w:pPr>
+              <w:rPr>
+                <w:rFonts w:ascii="Times New Roman" w:hAnsi="Times New Roman" w:cs="Times New Roman"/>
+                <w:lang w:val="es-ES"/>
+              </w:rPr>
+            </w:pPr>
+            <w:r>
+              <w:rPr>
+                <w:rFonts w:ascii="Times New Roman" w:hAnsi="Times New Roman" w:cs="Times New Roman"/>
+                <w:b/>
+                <w:bCs/>
+                <w:lang w:val="es-ES"/>
+              </w:rPr>
+              <w:t>Precondiciones:</w:t>
+            </w:r>
+            <w:r>
+              <w:rPr>
+                <w:rFonts w:ascii="Times New Roman" w:hAnsi="Times New Roman" w:cs="Times New Roman"/>
+                <w:lang w:val="es-ES"/>
+              </w:rPr>
+              <w:t xml:space="preserve"> Habitación 102 Ocupada con saldo pendiente de $45.00 (montado vía API para independencia del caso).</w:t>
+            </w:r>
+          </w:p>
+        </w:tc>
+      </w:tr>
+      <w:tr>
+        <w:tc>
+          <w:tcPr>
+            <w:tcW w:w="5000" w:type="pct"/>
+          </w:tcPr>
+          <w:p>
+            <w:pPr>
+              <w:rPr>
+                <w:b/>
+                <w:bCs/>
+                <w:lang w:val="es-ES"/>
+              </w:rPr>
+            </w:pPr>
+            <w:r>
+              <w:rPr>
+                <w:b/>
+                <w:bCs/>
+                <w:lang w:val="es-ES"/>
+              </w:rPr>
+              <w:t>Tipo de prueba:</w:t>
+            </w:r>
+            <w:r>
+              <w:rPr>
+                <w:rFonts w:ascii="Times New Roman" w:hAnsi="Times New Roman" w:cs="Times New Roman"/>
+                <w:lang w:val="es-ES"/>
+              </w:rPr>
+              <w:t xml:space="preserve"> Funcional / Caja Negra (Valor límite — motivo vacío)</w:t>
+            </w:r>
+          </w:p>
+        </w:tc>
+      </w:tr>
+      <w:tr>
+        <w:tc>
+          <w:tcPr>
+            <w:tcW w:w="5000" w:type="pct"/>
+          </w:tcPr>
+          <w:p>
+            <w:pPr>
+              <w:rPr>
+                <w:rFonts w:ascii="Times New Roman" w:hAnsi="Times New Roman" w:cs="Times New Roman"/>
+                <w:lang w:val="es-ES"/>
+              </w:rPr>
+            </w:pPr>
+            <w:r>
+              <w:rPr>
+                <w:rFonts w:ascii="Times New Roman" w:hAnsi="Times New Roman" w:cs="Times New Roman"/>
+                <w:b/>
+                <w:bCs/>
+                <w:lang w:val="es-ES"/>
+              </w:rPr>
+              <w:t>Objetivo:</w:t>
+            </w:r>
+            <w:r>
+              <w:rPr>
+                <w:rFonts w:ascii="Times New Roman" w:hAnsi="Times New Roman" w:cs="Times New Roman"/>
+                <w:lang w:val="es-ES"/>
+              </w:rPr>
+              <w:t xml:space="preserve"> Verificar que "Salida sin pago completo" no pueda confirmarse sin un motivo.</w:t>
+            </w:r>
+          </w:p>
+        </w:tc>
+      </w:tr>
+      <w:tr>
+        <w:tc>
+          <w:tcPr>
+            <w:tcW w:w="5000" w:type="pct"/>
+          </w:tcPr>
+          <w:p>
+            <w:pPr>
+              <w:rPr>
+                <w:rFonts w:ascii="Times New Roman" w:hAnsi="Times New Roman" w:cs="Times New Roman"/>
+                <w:lang w:val="es-ES"/>
+              </w:rPr>
+            </w:pPr>
+            <w:r>
+              <w:rPr>
+                <w:rFonts w:ascii="Times New Roman" w:hAnsi="Times New Roman" w:cs="Times New Roman"/>
+                <w:b/>
+                <w:bCs/>
+                <w:lang w:val="es-ES"/>
+              </w:rPr>
+              <w:t>Datos de entrada:</w:t>
+            </w:r>
+            <w:r>
+              <w:rPr>
+                <w:rFonts w:ascii="Times New Roman" w:hAnsi="Times New Roman" w:cs="Times New Roman"/>
+                <w:lang w:val="es-ES"/>
+              </w:rPr>
+              <w:t xml:space="preserve"> motivo='' (vacío).</w:t>
+            </w:r>
+          </w:p>
+        </w:tc>
+      </w:tr>
+      <w:tr>
+        <w:tc>
+          <w:tcPr>
+            <w:tcW w:w="5000" w:type="pct"/>
+          </w:tcPr>
+          <w:p>
+            <w:pPr>
+              <w:rPr>
+                <w:rFonts w:ascii="Times New Roman" w:hAnsi="Times New Roman" w:cs="Times New Roman"/>
+                <w:b/>
+                <w:bCs/>
+                <w:lang w:val="es-ES"/>
+              </w:rPr>
+            </w:pPr>
+            <w:r>
+              <w:rPr>
+                <w:rFonts w:ascii="Times New Roman" w:hAnsi="Times New Roman" w:cs="Times New Roman"/>
+                <w:b/>
+                <w:bCs/>
+                <w:lang w:val="es-ES"/>
+              </w:rPr>
+              <w:t>Pasos de ejecución:</w:t>
             </w:r>
           </w:p>
           <w:p>
@@ -2327,7 +3809,7 @@
               <w:pStyle w:val="Prrafodelista"/>
               <w:numPr>
                 <w:ilvl w:val="0"/>
-                <w:numId w:val="10"/>
+                <w:numId w:val="13"/>
               </w:numPr>
               <w:rPr>
                 <w:rFonts w:ascii="Times New Roman" w:hAnsi="Times New Roman" w:cs="Times New Roman"/>
@@ -2339,7 +3821,67 @@
                 <w:rFonts w:ascii="Times New Roman" w:hAnsi="Times New Roman" w:cs="Times New Roman"/>
                 <w:lang w:val="es-ES"/>
               </w:rPr>
-              <w:t>Clic en "Confirmar Check-in".</w:t>
+              <w:t>Iniciar sesión como Recepcionista.</w:t>
+            </w:r>
+          </w:p>
+          <w:p>
+            <w:pPr>
+              <w:pStyle w:val="Prrafodelista"/>
+              <w:numPr>
+                <w:ilvl w:val="0"/>
+                <w:numId w:val="13"/>
+              </w:numPr>
+              <w:rPr>
+                <w:rFonts w:ascii="Times New Roman" w:hAnsi="Times New Roman" w:cs="Times New Roman"/>
+                <w:lang w:val="es-ES"/>
+              </w:rPr>
+            </w:pPr>
+            <w:r>
+              <w:rPr>
+                <w:rFonts w:ascii="Times New Roman" w:hAnsi="Times New Roman" w:cs="Times New Roman"/>
+                <w:lang w:val="es-ES"/>
+              </w:rPr>
+              <w:t>Ir a Caja y Salidas y ubicar la habitación 102.</w:t>
+            </w:r>
+          </w:p>
+          <w:p>
+            <w:pPr>
+              <w:pStyle w:val="Prrafodelista"/>
+              <w:numPr>
+                <w:ilvl w:val="0"/>
+                <w:numId w:val="13"/>
+              </w:numPr>
+              <w:rPr>
+                <w:rFonts w:ascii="Times New Roman" w:hAnsi="Times New Roman" w:cs="Times New Roman"/>
+                <w:lang w:val="es-ES"/>
+              </w:rPr>
+            </w:pPr>
+            <w:r>
+              <w:rPr>
+                <w:rFonts w:ascii="Times New Roman" w:hAnsi="Times New Roman" w:cs="Times New Roman"/>
+                <w:lang w:val="es-ES"/>
+              </w:rPr>
+              <w:t>Clic en "Salida sin pago completo".</w:t>
+            </w:r>
+          </w:p>
+          <w:p>
+            <w:pPr>
+              <w:pStyle w:val="Prrafodelista"/>
+              <w:numPr>
+                <w:ilvl w:val="0"/>
+                <w:numId w:val="13"/>
+              </w:numPr>
+              <w:rPr>
+                <w:rFonts w:ascii="Times New Roman" w:hAnsi="Times New Roman" w:cs="Times New Roman"/>
+                <w:lang w:val="es-ES"/>
+              </w:rPr>
+            </w:pPr>
+            <w:r>
+              <w:rPr>
+                <w:rFonts w:ascii="Times New Roman" w:hAnsi="Times New Roman" w:cs="Times New Roman"/>
+                <w:lang w:val="es-ES"/>
+              </w:rPr>
+              <w:t>Dejar el campo de motivo vacío e intentar confirmar.</w:t>
             </w:r>
           </w:p>
         </w:tc>
@@ -2405,7 +3947,7 @@
                 <w:rFonts w:ascii="Times New Roman" w:hAnsi="Times New Roman" w:cs="Times New Roman"/>
                 <w:lang w:val="en-US"/>
               </w:rPr>
-              <w:t>TC-05</w:t>
+              <w:t>TC-08</w:t>
             </w:r>
           </w:p>
         </w:tc>
@@ -2438,7 +3980,7 @@
                 <w:rFonts w:ascii="Times New Roman" w:hAnsi="Times New Roman" w:cs="Times New Roman"/>
                 <w:lang w:val="es-ES"/>
               </w:rPr>
-              <w:t xml:space="preserve"> Checkout bloqueado con saldo pendiente</w:t>
+              <w:t xml:space="preserve"> Cargo de minibar aumenta el saldo pendiente</w:t>
             </w:r>
           </w:p>
         </w:tc>
@@ -2469,7 +4011,23 @@
                 <w:rFonts w:ascii="Times New Roman" w:hAnsi="Times New Roman" w:cs="Times New Roman"/>
                 <w:lang w:val="es-ES"/>
               </w:rPr>
-              <w:t xml:space="preserve"> Habitación 101 Ocupada, con un check-in de total $45.00 y sin anticipos (saldo pendiente = $45.00).</w:t>
+              <w:t xml:space="preserve"> Habitación 101 Ocupada, con un </w:t>
+            </w:r>
+            <w:proofErr w:type="spellStart"/>
+            <w:r>
+              <w:rPr>
+                <w:rFonts w:ascii="Times New Roman" w:hAnsi="Times New Roman" w:cs="Times New Roman"/>
+                <w:lang w:val="es-ES"/>
+              </w:rPr>
+              <w:t>check</w:t>
+            </w:r>
+            <w:proofErr w:type="spellEnd"/>
+            <w:r>
+              <w:rPr>
+                <w:rFonts w:ascii="Times New Roman" w:hAnsi="Times New Roman" w:cs="Times New Roman"/>
+                <w:lang w:val="es-ES"/>
+              </w:rPr>
+              <w:t>-in de total $45.00 y sin anticipos (montado vía API).</w:t>
             </w:r>
           </w:p>
         </w:tc>
@@ -2500,7 +4058,7 @@
                 <w:rFonts w:ascii="Times New Roman" w:hAnsi="Times New Roman" w:cs="Times New Roman"/>
                 <w:lang w:val="es-ES"/>
               </w:rPr>
-              <w:t xml:space="preserve"> Funcional / Caja Negra (Tabla de decisión)</w:t>
+              <w:t xml:space="preserve"> Funcional / Caja Negra (Valores límite — el delta debe ser exacto)</w:t>
             </w:r>
           </w:p>
         </w:tc>
@@ -2531,7 +4089,7 @@
                 <w:rFonts w:ascii="Times New Roman" w:hAnsi="Times New Roman" w:cs="Times New Roman"/>
                 <w:lang w:val="es-ES"/>
               </w:rPr>
-              <w:t xml:space="preserve"> Verificar que no se pueda completar un check-out mientras exista saldo pendiente sin saldar.</w:t>
+              <w:t xml:space="preserve"> Verificar que un cargo de minibar aumente el saldo pendiente exactamente en precio × cantidad.</w:t>
             </w:r>
           </w:p>
         </w:tc>
@@ -2562,14 +4120,8 @@
                 <w:rFonts w:ascii="Times New Roman" w:hAnsi="Times New Roman" w:cs="Times New Roman"/>
                 <w:lang w:val="es-ES"/>
               </w:rPr>
-              <w:t xml:space="preserve"> habitación='101', saldo pendiente=$45.00.</w:t>
-            </w:r>
-            <w:proofErr w:type="spellStart"/>
-            <w:proofErr w:type="spellEnd"/>
-            <w:proofErr w:type="spellStart"/>
-            <w:proofErr w:type="spellEnd"/>
-            <w:proofErr w:type="spellStart"/>
-            <w:proofErr w:type="spellEnd"/>
+              <w:t xml:space="preserve"> producto='Agua embotellada' ($1.50), cantidad=2.</w:t>
+            </w:r>
           </w:p>
         </w:tc>
       </w:tr>
@@ -2602,7 +4154,7 @@
               <w:pStyle w:val="Prrafodelista"/>
               <w:numPr>
                 <w:ilvl w:val="0"/>
-                <w:numId w:val="11"/>
+                <w:numId w:val="14"/>
               </w:numPr>
               <w:rPr>
                 <w:rFonts w:ascii="Times New Roman" w:hAnsi="Times New Roman" w:cs="Times New Roman"/>
@@ -2622,7 +4174,7 @@
               <w:pStyle w:val="Prrafodelista"/>
               <w:numPr>
                 <w:ilvl w:val="0"/>
-                <w:numId w:val="11"/>
+                <w:numId w:val="14"/>
               </w:numPr>
               <w:rPr>
                 <w:rFonts w:ascii="Times New Roman" w:hAnsi="Times New Roman" w:cs="Times New Roman"/>
@@ -2634,7 +4186,7 @@
                 <w:rFonts w:ascii="Times New Roman" w:hAnsi="Times New Roman" w:cs="Times New Roman"/>
                 <w:lang w:val="es-ES"/>
               </w:rPr>
-              <w:t>Ir a Caja y Salidas.</w:t>
+              <w:t>Ir a Caja y Salidas y ubicar la habitación 101.</w:t>
             </w:r>
           </w:p>
           <w:p>
@@ -2642,7 +4194,7 @@
               <w:pStyle w:val="Prrafodelista"/>
               <w:numPr>
                 <w:ilvl w:val="0"/>
-                <w:numId w:val="11"/>
+                <w:numId w:val="14"/>
               </w:numPr>
               <w:rPr>
                 <w:rFonts w:ascii="Times New Roman" w:hAnsi="Times New Roman" w:cs="Times New Roman"/>
@@ -2654,7 +4206,7 @@
                 <w:rFonts w:ascii="Times New Roman" w:hAnsi="Times New Roman" w:cs="Times New Roman"/>
                 <w:lang w:val="es-ES"/>
               </w:rPr>
-              <w:t>Ubicar la habitación 101 con saldo pendiente.</w:t>
+              <w:t>En el panel de Minibar / Extras, seleccionar "Agua embotellada ($1.50)" y cantidad 2.</w:t>
             </w:r>
           </w:p>
           <w:p>
@@ -2662,7 +4214,7 @@
               <w:pStyle w:val="Prrafodelista"/>
               <w:numPr>
                 <w:ilvl w:val="0"/>
-                <w:numId w:val="11"/>
+                <w:numId w:val="14"/>
               </w:numPr>
               <w:rPr>
                 <w:rFonts w:ascii="Times New Roman" w:hAnsi="Times New Roman" w:cs="Times New Roman"/>
@@ -2674,7 +4226,7 @@
                 <w:rFonts w:ascii="Times New Roman" w:hAnsi="Times New Roman" w:cs="Times New Roman"/>
                 <w:lang w:val="es-ES"/>
               </w:rPr>
-              <w:t>Verificar el botón "Procesar Check-out".</w:t>
+              <w:t>Clic en "Agregar".</w:t>
             </w:r>
           </w:p>
         </w:tc>
@@ -2740,7 +4292,7 @@
                 <w:rFonts w:ascii="Times New Roman" w:hAnsi="Times New Roman" w:cs="Times New Roman"/>
                 <w:lang w:val="en-US"/>
               </w:rPr>
-              <w:t>TC-06</w:t>
+              <w:t>TC-09</w:t>
             </w:r>
           </w:p>
         </w:tc>
@@ -2773,7 +4325,7 @@
                 <w:rFonts w:ascii="Times New Roman" w:hAnsi="Times New Roman" w:cs="Times New Roman"/>
                 <w:lang w:val="es-ES"/>
               </w:rPr>
-              <w:t xml:space="preserve"> Checkout exitoso tras saldar el balance</w:t>
+              <w:t xml:space="preserve"> Administrador crea un usuario Recepcionista nuevo</w:t>
             </w:r>
           </w:p>
         </w:tc>
@@ -2804,7 +4356,7 @@
                 <w:rFonts w:ascii="Times New Roman" w:hAnsi="Times New Roman" w:cs="Times New Roman"/>
                 <w:lang w:val="es-ES"/>
               </w:rPr>
-              <w:t xml:space="preserve"> Continuación directa de TC-05 (habitación 101 con saldo pendiente de $45.00) — casos ejecutados en secuencia (test.describe.serial).</w:t>
+              <w:t xml:space="preserve"> Sesión iniciada como Administrador (Ana Morales).</w:t>
             </w:r>
           </w:p>
         </w:tc>
@@ -2835,7 +4387,7 @@
                 <w:rFonts w:ascii="Times New Roman" w:hAnsi="Times New Roman" w:cs="Times New Roman"/>
                 <w:lang w:val="es-ES"/>
               </w:rPr>
-              <w:t xml:space="preserve"> Funcional / Caja Negra</w:t>
+              <w:t xml:space="preserve"> Funcional / Caja Negra (Control de acceso + CRUD)</w:t>
             </w:r>
           </w:p>
         </w:tc>
@@ -2866,7 +4418,7 @@
                 <w:rFonts w:ascii="Times New Roman" w:hAnsi="Times New Roman" w:cs="Times New Roman"/>
                 <w:lang w:val="es-ES"/>
               </w:rPr>
-              <w:t xml:space="preserve"> Verificar que, tras saldar el balance, el checkout se complete y la habitación deje de aparecer como Ocupada.</w:t>
+              <w:t xml:space="preserve"> Verificar que un Administrador pueda crear un usuario Recepcionista, que quede activo y disponible en el login.</w:t>
             </w:r>
           </w:p>
         </w:tc>
@@ -2897,14 +4449,40 @@
                 <w:rFonts w:ascii="Times New Roman" w:hAnsi="Times New Roman" w:cs="Times New Roman"/>
                 <w:lang w:val="es-ES"/>
               </w:rPr>
-              <w:t xml:space="preserve"> cobro final=$45.00, método=Efectivo.</w:t>
+              <w:t xml:space="preserve"> nombre='Pedro Nuevo', usuario='</w:t>
             </w:r>
             <w:proofErr w:type="spellStart"/>
+            <w:r>
+              <w:rPr>
+                <w:rFonts w:ascii="Times New Roman" w:hAnsi="Times New Roman" w:cs="Times New Roman"/>
+                <w:lang w:val="es-ES"/>
+              </w:rPr>
+              <w:t>pedro.nuevo</w:t>
+            </w:r>
             <w:proofErr w:type="spellEnd"/>
+            <w:r>
+              <w:rPr>
+                <w:rFonts w:ascii="Times New Roman" w:hAnsi="Times New Roman" w:cs="Times New Roman"/>
+                <w:lang w:val="es-ES"/>
+              </w:rPr>
+              <w:t xml:space="preserve">' (con sufijo de </w:t>
+            </w:r>
             <w:proofErr w:type="spellStart"/>
+            <w:r>
+              <w:rPr>
+                <w:rFonts w:ascii="Times New Roman" w:hAnsi="Times New Roman" w:cs="Times New Roman"/>
+                <w:lang w:val="es-ES"/>
+              </w:rPr>
+              <w:t>timestamp</w:t>
+            </w:r>
             <w:proofErr w:type="spellEnd"/>
-            <w:proofErr w:type="spellStart"/>
-            <w:proofErr w:type="spellEnd"/>
+            <w:r>
+              <w:rPr>
+                <w:rFonts w:ascii="Times New Roman" w:hAnsi="Times New Roman" w:cs="Times New Roman"/>
+                <w:lang w:val="es-ES"/>
+              </w:rPr>
+              <w:t xml:space="preserve"> en la automatización, ver Observaciones), rol='Recepcionista'.</w:t>
+            </w:r>
           </w:p>
         </w:tc>
       </w:tr>
@@ -2937,7 +4515,7 @@
               <w:pStyle w:val="Prrafodelista"/>
               <w:numPr>
                 <w:ilvl w:val="0"/>
-                <w:numId w:val="12"/>
+                <w:numId w:val="15"/>
               </w:numPr>
               <w:rPr>
                 <w:rFonts w:ascii="Times New Roman" w:hAnsi="Times New Roman" w:cs="Times New Roman"/>
@@ -2949,7 +4527,7 @@
                 <w:rFonts w:ascii="Times New Roman" w:hAnsi="Times New Roman" w:cs="Times New Roman"/>
                 <w:lang w:val="es-ES"/>
               </w:rPr>
-              <w:t>Continuar desde el estado dejado por TC-05 (habitación 101, saldo $45.00 pendiente).</w:t>
+              <w:t>Iniciar sesión como Administrador.</w:t>
             </w:r>
           </w:p>
           <w:p>
@@ -2957,7 +4535,7 @@
               <w:pStyle w:val="Prrafodelista"/>
               <w:numPr>
                 <w:ilvl w:val="0"/>
-                <w:numId w:val="12"/>
+                <w:numId w:val="15"/>
               </w:numPr>
               <w:rPr>
                 <w:rFonts w:ascii="Times New Roman" w:hAnsi="Times New Roman" w:cs="Times New Roman"/>
@@ -2969,7 +4547,7 @@
                 <w:rFonts w:ascii="Times New Roman" w:hAnsi="Times New Roman" w:cs="Times New Roman"/>
                 <w:lang w:val="es-ES"/>
               </w:rPr>
-              <w:t>Clic en "Cobrar saldo pendiente ($45.00)".</w:t>
+              <w:t>Ir al módulo Usuarios.</w:t>
             </w:r>
           </w:p>
           <w:p>
@@ -2977,7 +4555,7 @@
               <w:pStyle w:val="Prrafodelista"/>
               <w:numPr>
                 <w:ilvl w:val="0"/>
-                <w:numId w:val="12"/>
+                <w:numId w:val="15"/>
               </w:numPr>
               <w:rPr>
                 <w:rFonts w:ascii="Times New Roman" w:hAnsi="Times New Roman" w:cs="Times New Roman"/>
@@ -2989,7 +4567,47 @@
                 <w:rFonts w:ascii="Times New Roman" w:hAnsi="Times New Roman" w:cs="Times New Roman"/>
                 <w:lang w:val="es-ES"/>
               </w:rPr>
-              <w:t>Clic en "Procesar Check-out".</w:t>
+              <w:t>Completar el formulario (nombre, usuario, rol Recepcionista).</w:t>
+            </w:r>
+          </w:p>
+          <w:p>
+            <w:pPr>
+              <w:pStyle w:val="Prrafodelista"/>
+              <w:numPr>
+                <w:ilvl w:val="0"/>
+                <w:numId w:val="15"/>
+              </w:numPr>
+              <w:rPr>
+                <w:rFonts w:ascii="Times New Roman" w:hAnsi="Times New Roman" w:cs="Times New Roman"/>
+                <w:lang w:val="es-ES"/>
+              </w:rPr>
+            </w:pPr>
+            <w:r>
+              <w:rPr>
+                <w:rFonts w:ascii="Times New Roman" w:hAnsi="Times New Roman" w:cs="Times New Roman"/>
+                <w:lang w:val="es-ES"/>
+              </w:rPr>
+              <w:t>Clic en "Crear Usuario".</w:t>
+            </w:r>
+          </w:p>
+          <w:p>
+            <w:pPr>
+              <w:pStyle w:val="Prrafodelista"/>
+              <w:numPr>
+                <w:ilvl w:val="0"/>
+                <w:numId w:val="15"/>
+              </w:numPr>
+              <w:rPr>
+                <w:rFonts w:ascii="Times New Roman" w:hAnsi="Times New Roman" w:cs="Times New Roman"/>
+                <w:lang w:val="es-ES"/>
+              </w:rPr>
+            </w:pPr>
+            <w:r>
+              <w:rPr>
+                <w:rFonts w:ascii="Times New Roman" w:hAnsi="Times New Roman" w:cs="Times New Roman"/>
+                <w:lang w:val="es-ES"/>
+              </w:rPr>
+              <w:t>Cerrar sesión y abrir el selector de login.</w:t>
             </w:r>
           </w:p>
         </w:tc>
@@ -3055,7 +4673,7 @@
                 <w:rFonts w:ascii="Times New Roman" w:hAnsi="Times New Roman" w:cs="Times New Roman"/>
                 <w:lang w:val="en-US"/>
               </w:rPr>
-              <w:t>TC-07</w:t>
+              <w:t>TC-10</w:t>
             </w:r>
           </w:p>
         </w:tc>
@@ -3088,7 +4706,7 @@
                 <w:rFonts w:ascii="Times New Roman" w:hAnsi="Times New Roman" w:cs="Times New Roman"/>
                 <w:lang w:val="es-ES"/>
               </w:rPr>
-              <w:t xml:space="preserve"> Checkout forzado sin motivo es rechazado</w:t>
+              <w:t xml:space="preserve"> Control de acceso: Recepcionista no ve módulos de Administrador</w:t>
             </w:r>
           </w:p>
         </w:tc>
@@ -3119,7 +4737,7 @@
                 <w:rFonts w:ascii="Times New Roman" w:hAnsi="Times New Roman" w:cs="Times New Roman"/>
                 <w:lang w:val="es-ES"/>
               </w:rPr>
-              <w:t xml:space="preserve"> Habitación 102 Ocupada con saldo pendiente de $45.00 (montado vía API para independencia del caso).</w:t>
+              <w:t xml:space="preserve"> Sesión iniciada como Recepcionista (Luis Cedeño).</w:t>
             </w:r>
           </w:p>
         </w:tc>
@@ -3150,7 +4768,7 @@
                 <w:rFonts w:ascii="Times New Roman" w:hAnsi="Times New Roman" w:cs="Times New Roman"/>
                 <w:lang w:val="es-ES"/>
               </w:rPr>
-              <w:t xml:space="preserve"> Funcional / Caja Negra (Valor límite — motivo vacío)</w:t>
+              <w:t xml:space="preserve"> Funcional / Caja Negra (Prueba de control de acceso)</w:t>
             </w:r>
           </w:p>
         </w:tc>
@@ -3181,7 +4799,7 @@
                 <w:rFonts w:ascii="Times New Roman" w:hAnsi="Times New Roman" w:cs="Times New Roman"/>
                 <w:lang w:val="es-ES"/>
               </w:rPr>
-              <w:t xml:space="preserve"> Verificar que "Salida sin pago completo" no pueda confirmarse sin un motivo.</w:t>
+              <w:t xml:space="preserve"> Verificar que el menú lateral de un Recepcionista no incluya "Usuarios" ni "Minibar" (catálogo).</w:t>
             </w:r>
           </w:p>
         </w:tc>
@@ -3212,1039 +4830,8 @@
                 <w:rFonts w:ascii="Times New Roman" w:hAnsi="Times New Roman" w:cs="Times New Roman"/>
                 <w:lang w:val="es-ES"/>
               </w:rPr>
-              <w:t xml:space="preserve"> motivo='' (vacío).</w:t>
-            </w:r>
-            <w:proofErr w:type="spellStart"/>
-            <w:proofErr w:type="spellEnd"/>
-            <w:proofErr w:type="spellStart"/>
-            <w:proofErr w:type="spellEnd"/>
-            <w:proofErr w:type="spellStart"/>
-            <w:proofErr w:type="spellEnd"/>
-          </w:p>
-        </w:tc>
-      </w:tr>
-      <w:tr>
-        <w:tc>
-          <w:tcPr>
-            <w:tcW w:w="5000" w:type="pct"/>
-          </w:tcPr>
-          <w:p>
-            <w:pPr>
-              <w:rPr>
-                <w:rFonts w:ascii="Times New Roman" w:hAnsi="Times New Roman" w:cs="Times New Roman"/>
-                <w:b/>
-                <w:bCs/>
-                <w:lang w:val="es-ES"/>
-              </w:rPr>
-            </w:pPr>
-            <w:r>
-              <w:rPr>
-                <w:rFonts w:ascii="Times New Roman" w:hAnsi="Times New Roman" w:cs="Times New Roman"/>
-                <w:b/>
-                <w:bCs/>
-                <w:lang w:val="es-ES"/>
-              </w:rPr>
-              <w:t>Pasos de ejecución:</w:t>
-            </w:r>
-          </w:p>
-          <w:p>
-            <w:pPr>
-              <w:pStyle w:val="Prrafodelista"/>
-              <w:numPr>
-                <w:ilvl w:val="0"/>
-                <w:numId w:val="13"/>
-              </w:numPr>
-              <w:rPr>
-                <w:rFonts w:ascii="Times New Roman" w:hAnsi="Times New Roman" w:cs="Times New Roman"/>
-                <w:lang w:val="es-ES"/>
-              </w:rPr>
-            </w:pPr>
-            <w:r>
-              <w:rPr>
-                <w:rFonts w:ascii="Times New Roman" w:hAnsi="Times New Roman" w:cs="Times New Roman"/>
-                <w:lang w:val="es-ES"/>
-              </w:rPr>
-              <w:t>Iniciar sesión como Recepcionista.</w:t>
-            </w:r>
-          </w:p>
-          <w:p>
-            <w:pPr>
-              <w:pStyle w:val="Prrafodelista"/>
-              <w:numPr>
-                <w:ilvl w:val="0"/>
-                <w:numId w:val="13"/>
-              </w:numPr>
-              <w:rPr>
-                <w:rFonts w:ascii="Times New Roman" w:hAnsi="Times New Roman" w:cs="Times New Roman"/>
-                <w:lang w:val="es-ES"/>
-              </w:rPr>
-            </w:pPr>
-            <w:r>
-              <w:rPr>
-                <w:rFonts w:ascii="Times New Roman" w:hAnsi="Times New Roman" w:cs="Times New Roman"/>
-                <w:lang w:val="es-ES"/>
-              </w:rPr>
-              <w:t>Ir a Caja y Salidas y ubicar la habitación 102.</w:t>
-            </w:r>
-          </w:p>
-          <w:p>
-            <w:pPr>
-              <w:pStyle w:val="Prrafodelista"/>
-              <w:numPr>
-                <w:ilvl w:val="0"/>
-                <w:numId w:val="13"/>
-              </w:numPr>
-              <w:rPr>
-                <w:rFonts w:ascii="Times New Roman" w:hAnsi="Times New Roman" w:cs="Times New Roman"/>
-                <w:lang w:val="es-ES"/>
-              </w:rPr>
-            </w:pPr>
-            <w:r>
-              <w:rPr>
-                <w:rFonts w:ascii="Times New Roman" w:hAnsi="Times New Roman" w:cs="Times New Roman"/>
-                <w:lang w:val="es-ES"/>
-              </w:rPr>
-              <w:t>Clic en "Salida sin pago completo".</w:t>
-            </w:r>
-          </w:p>
-          <w:p>
-            <w:pPr>
-              <w:pStyle w:val="Prrafodelista"/>
-              <w:numPr>
-                <w:ilvl w:val="0"/>
-                <w:numId w:val="13"/>
-              </w:numPr>
-              <w:rPr>
-                <w:rFonts w:ascii="Times New Roman" w:hAnsi="Times New Roman" w:cs="Times New Roman"/>
-                <w:lang w:val="es-ES"/>
-              </w:rPr>
-            </w:pPr>
-            <w:r>
-              <w:rPr>
-                <w:rFonts w:ascii="Times New Roman" w:hAnsi="Times New Roman" w:cs="Times New Roman"/>
-                <w:lang w:val="es-ES"/>
-              </w:rPr>
-              <w:t>Dejar el campo de motivo vacío e intentar confirmar.</w:t>
-            </w:r>
-          </w:p>
-        </w:tc>
-      </w:tr>
-    </w:tbl>
-    <w:p>
-      <w:pPr>
-        <w:rPr>
-          <w:lang w:val="es-EC"/>
-        </w:rPr>
-      </w:pPr>
-    </w:p>
-    <w:p>
-      <w:pPr>
-        <w:rPr>
-          <w:lang w:val="es-EC"/>
-        </w:rPr>
-      </w:pPr>
-    </w:p>
-    <w:tbl>
-      <w:tblPr>
-        <w:tblStyle w:val="Tablaconcuadrcula"/>
-        <w:tblW w:w="5000" w:type="pct"/>
-        <w:tblLook w:val="04A0" w:firstRow="1" w:lastRow="0" w:firstColumn="1" w:lastColumn="0" w:noHBand="0" w:noVBand="1"/>
-      </w:tblPr>
-      <w:tblGrid>
-        <w:gridCol w:w="10358"/>
-      </w:tblGrid>
-      <w:tr>
-        <w:tc>
-          <w:tcPr>
-            <w:tcW w:w="5000" w:type="pct"/>
-          </w:tcPr>
-          <w:p>
-            <w:pPr>
-              <w:rPr>
-                <w:rFonts w:ascii="Times New Roman" w:hAnsi="Times New Roman" w:cs="Times New Roman"/>
-                <w:b/>
-                <w:bCs/>
-                <w:lang w:val="es-ES"/>
-              </w:rPr>
-            </w:pPr>
-            <w:r>
-              <w:rPr>
-                <w:rFonts w:ascii="Times New Roman" w:hAnsi="Times New Roman" w:cs="Times New Roman"/>
-                <w:b/>
-                <w:bCs/>
-                <w:lang w:val="es-ES"/>
-              </w:rPr>
-              <w:t>ID:</w:t>
-            </w:r>
-            <w:r>
-              <w:rPr>
-                <w:rFonts w:ascii="Times New Roman" w:hAnsi="Times New Roman" w:cs="Times New Roman"/>
-                <w:b/>
-                <w:bCs/>
-                <w:lang w:val="es-ES"/>
-              </w:rPr>
-              <w:t xml:space="preserve"> </w:t>
-            </w:r>
-            <w:r>
-              <w:rPr>
-                <w:rFonts w:ascii="Times New Roman" w:hAnsi="Times New Roman" w:cs="Times New Roman"/>
-                <w:lang w:val="en-US"/>
-              </w:rPr>
-              <w:t>TC-08</w:t>
-            </w:r>
-          </w:p>
-        </w:tc>
-      </w:tr>
-      <w:tr>
-        <w:tc>
-          <w:tcPr>
-            <w:tcW w:w="5000" w:type="pct"/>
-          </w:tcPr>
-          <w:p>
-            <w:pPr>
-              <w:rPr>
-                <w:rFonts w:ascii="Times New Roman" w:hAnsi="Times New Roman" w:cs="Times New Roman"/>
-                <w:b/>
-                <w:bCs/>
-                <w:lang w:val="es-ES"/>
-              </w:rPr>
-            </w:pPr>
-            <w:r>
-              <w:rPr>
-                <w:rFonts w:ascii="Times New Roman" w:hAnsi="Times New Roman" w:cs="Times New Roman"/>
-                <w:b/>
-                <w:bCs/>
-                <w:lang w:val="es-ES"/>
-              </w:rPr>
-              <w:t>Nombre del caso de prueba:</w:t>
-            </w:r>
-            <w:r>
-              <w:rPr>
-                <w:rFonts w:ascii="Times New Roman" w:hAnsi="Times New Roman" w:cs="Times New Roman"/>
-                <w:lang w:val="es-ES"/>
-              </w:rPr>
-              <w:t xml:space="preserve"> Cargo de minibar aumenta el saldo pendiente</w:t>
-            </w:r>
-          </w:p>
-        </w:tc>
-      </w:tr>
-      <w:tr>
-        <w:tc>
-          <w:tcPr>
-            <w:tcW w:w="5000" w:type="pct"/>
-          </w:tcPr>
-          <w:p>
-            <w:pPr>
-              <w:rPr>
-                <w:rFonts w:ascii="Times New Roman" w:hAnsi="Times New Roman" w:cs="Times New Roman"/>
-                <w:lang w:val="es-ES"/>
-              </w:rPr>
-            </w:pPr>
-            <w:r>
-              <w:rPr>
-                <w:rFonts w:ascii="Times New Roman" w:hAnsi="Times New Roman" w:cs="Times New Roman"/>
-                <w:b/>
-                <w:bCs/>
-                <w:lang w:val="es-ES"/>
-              </w:rPr>
-              <w:t>Precondiciones:</w:t>
-            </w:r>
-            <w:r>
-              <w:rPr>
-                <w:rFonts w:ascii="Times New Roman" w:hAnsi="Times New Roman" w:cs="Times New Roman"/>
-                <w:lang w:val="es-ES"/>
-              </w:rPr>
-              <w:t xml:space="preserve"> Habitación 101 Ocupada, con un check-in de total $45.00 y sin anticipos (montado vía API).</w:t>
-            </w:r>
-          </w:p>
-        </w:tc>
-      </w:tr>
-      <w:tr>
-        <w:tc>
-          <w:tcPr>
-            <w:tcW w:w="5000" w:type="pct"/>
-          </w:tcPr>
-          <w:p>
-            <w:pPr>
-              <w:rPr>
-                <w:b/>
-                <w:bCs/>
-                <w:lang w:val="es-ES"/>
-              </w:rPr>
-            </w:pPr>
-            <w:r>
-              <w:rPr>
-                <w:b/>
-                <w:bCs/>
-                <w:lang w:val="es-ES"/>
-              </w:rPr>
-              <w:t>Tipo de prueba:</w:t>
-            </w:r>
-            <w:r>
-              <w:rPr>
-                <w:rFonts w:ascii="Times New Roman" w:hAnsi="Times New Roman" w:cs="Times New Roman"/>
-                <w:lang w:val="es-ES"/>
-              </w:rPr>
-              <w:t xml:space="preserve"> Funcional / Caja Negra (Valores límite — el delta debe ser exacto)</w:t>
-            </w:r>
-          </w:p>
-        </w:tc>
-      </w:tr>
-      <w:tr>
-        <w:tc>
-          <w:tcPr>
-            <w:tcW w:w="5000" w:type="pct"/>
-          </w:tcPr>
-          <w:p>
-            <w:pPr>
-              <w:rPr>
-                <w:rFonts w:ascii="Times New Roman" w:hAnsi="Times New Roman" w:cs="Times New Roman"/>
-                <w:lang w:val="es-ES"/>
-              </w:rPr>
-            </w:pPr>
-            <w:r>
-              <w:rPr>
-                <w:rFonts w:ascii="Times New Roman" w:hAnsi="Times New Roman" w:cs="Times New Roman"/>
-                <w:b/>
-                <w:bCs/>
-                <w:lang w:val="es-ES"/>
-              </w:rPr>
-              <w:t>Objetivo:</w:t>
-            </w:r>
-            <w:r>
-              <w:rPr>
-                <w:rFonts w:ascii="Times New Roman" w:hAnsi="Times New Roman" w:cs="Times New Roman"/>
-                <w:lang w:val="es-ES"/>
-              </w:rPr>
-              <w:t xml:space="preserve"> Verificar que un cargo de minibar aumente el saldo pendiente exactamente en precio × cantidad.</w:t>
-            </w:r>
-          </w:p>
-        </w:tc>
-      </w:tr>
-      <w:tr>
-        <w:tc>
-          <w:tcPr>
-            <w:tcW w:w="5000" w:type="pct"/>
-          </w:tcPr>
-          <w:p>
-            <w:pPr>
-              <w:rPr>
-                <w:rFonts w:ascii="Times New Roman" w:hAnsi="Times New Roman" w:cs="Times New Roman"/>
-                <w:lang w:val="es-ES"/>
-              </w:rPr>
-            </w:pPr>
-            <w:r>
-              <w:rPr>
-                <w:rFonts w:ascii="Times New Roman" w:hAnsi="Times New Roman" w:cs="Times New Roman"/>
-                <w:b/>
-                <w:bCs/>
-                <w:lang w:val="es-ES"/>
-              </w:rPr>
-              <w:t>Datos de entrada:</w:t>
-            </w:r>
-            <w:r>
-              <w:rPr>
-                <w:rFonts w:ascii="Times New Roman" w:hAnsi="Times New Roman" w:cs="Times New Roman"/>
-                <w:lang w:val="es-ES"/>
-              </w:rPr>
-              <w:t xml:space="preserve"> producto='Agua embotellada' ($1.50), cantidad=2.</w:t>
-            </w:r>
-            <w:proofErr w:type="spellStart"/>
-            <w:proofErr w:type="spellEnd"/>
-            <w:proofErr w:type="spellStart"/>
-            <w:proofErr w:type="spellEnd"/>
-            <w:proofErr w:type="spellStart"/>
-            <w:proofErr w:type="spellEnd"/>
-          </w:p>
-        </w:tc>
-      </w:tr>
-      <w:tr>
-        <w:tc>
-          <w:tcPr>
-            <w:tcW w:w="5000" w:type="pct"/>
-          </w:tcPr>
-          <w:p>
-            <w:pPr>
-              <w:rPr>
-                <w:rFonts w:ascii="Times New Roman" w:hAnsi="Times New Roman" w:cs="Times New Roman"/>
-                <w:b/>
-                <w:bCs/>
-                <w:lang w:val="es-ES"/>
-              </w:rPr>
-            </w:pPr>
-            <w:r>
-              <w:rPr>
-                <w:rFonts w:ascii="Times New Roman" w:hAnsi="Times New Roman" w:cs="Times New Roman"/>
-                <w:b/>
-                <w:bCs/>
-                <w:lang w:val="es-ES"/>
-              </w:rPr>
-              <w:t>Pasos de ejecución:</w:t>
-            </w:r>
-          </w:p>
-          <w:p>
-            <w:pPr>
-              <w:pStyle w:val="Prrafodelista"/>
-              <w:numPr>
-                <w:ilvl w:val="0"/>
-                <w:numId w:val="14"/>
-              </w:numPr>
-              <w:rPr>
-                <w:rFonts w:ascii="Times New Roman" w:hAnsi="Times New Roman" w:cs="Times New Roman"/>
-                <w:lang w:val="es-ES"/>
-              </w:rPr>
-            </w:pPr>
-            <w:r>
-              <w:rPr>
-                <w:rFonts w:ascii="Times New Roman" w:hAnsi="Times New Roman" w:cs="Times New Roman"/>
-                <w:lang w:val="es-ES"/>
-              </w:rPr>
-              <w:t>Iniciar sesión como Recepcionista.</w:t>
-            </w:r>
-          </w:p>
-          <w:p>
-            <w:pPr>
-              <w:pStyle w:val="Prrafodelista"/>
-              <w:numPr>
-                <w:ilvl w:val="0"/>
-                <w:numId w:val="14"/>
-              </w:numPr>
-              <w:rPr>
-                <w:rFonts w:ascii="Times New Roman" w:hAnsi="Times New Roman" w:cs="Times New Roman"/>
-                <w:lang w:val="es-ES"/>
-              </w:rPr>
-            </w:pPr>
-            <w:r>
-              <w:rPr>
-                <w:rFonts w:ascii="Times New Roman" w:hAnsi="Times New Roman" w:cs="Times New Roman"/>
-                <w:lang w:val="es-ES"/>
-              </w:rPr>
-              <w:t>Ir a Caja y Salidas y ubicar la habitación 101.</w:t>
-            </w:r>
-          </w:p>
-          <w:p>
-            <w:pPr>
-              <w:pStyle w:val="Prrafodelista"/>
-              <w:numPr>
-                <w:ilvl w:val="0"/>
-                <w:numId w:val="14"/>
-              </w:numPr>
-              <w:rPr>
-                <w:rFonts w:ascii="Times New Roman" w:hAnsi="Times New Roman" w:cs="Times New Roman"/>
-                <w:lang w:val="es-ES"/>
-              </w:rPr>
-            </w:pPr>
-            <w:r>
-              <w:rPr>
-                <w:rFonts w:ascii="Times New Roman" w:hAnsi="Times New Roman" w:cs="Times New Roman"/>
-                <w:lang w:val="es-ES"/>
-              </w:rPr>
-              <w:t>En el panel de Minibar / Extras, seleccionar "Agua embotellada ($1.50)" y cantidad 2.</w:t>
-            </w:r>
-          </w:p>
-          <w:p>
-            <w:pPr>
-              <w:pStyle w:val="Prrafodelista"/>
-              <w:numPr>
-                <w:ilvl w:val="0"/>
-                <w:numId w:val="14"/>
-              </w:numPr>
-              <w:rPr>
-                <w:rFonts w:ascii="Times New Roman" w:hAnsi="Times New Roman" w:cs="Times New Roman"/>
-                <w:lang w:val="es-ES"/>
-              </w:rPr>
-            </w:pPr>
-            <w:r>
-              <w:rPr>
-                <w:rFonts w:ascii="Times New Roman" w:hAnsi="Times New Roman" w:cs="Times New Roman"/>
-                <w:lang w:val="es-ES"/>
-              </w:rPr>
-              <w:t>Clic en "Agregar".</w:t>
-            </w:r>
-          </w:p>
-        </w:tc>
-      </w:tr>
-    </w:tbl>
-    <w:p>
-      <w:pPr>
-        <w:rPr>
-          <w:lang w:val="es-EC"/>
-        </w:rPr>
-      </w:pPr>
-    </w:p>
-    <w:p>
-      <w:pPr>
-        <w:rPr>
-          <w:lang w:val="es-EC"/>
-        </w:rPr>
-      </w:pPr>
-    </w:p>
-    <w:tbl>
-      <w:tblPr>
-        <w:tblStyle w:val="Tablaconcuadrcula"/>
-        <w:tblW w:w="5000" w:type="pct"/>
-        <w:tblLook w:val="04A0" w:firstRow="1" w:lastRow="0" w:firstColumn="1" w:lastColumn="0" w:noHBand="0" w:noVBand="1"/>
-      </w:tblPr>
-      <w:tblGrid>
-        <w:gridCol w:w="10358"/>
-      </w:tblGrid>
-      <w:tr>
-        <w:tc>
-          <w:tcPr>
-            <w:tcW w:w="5000" w:type="pct"/>
-          </w:tcPr>
-          <w:p>
-            <w:pPr>
-              <w:rPr>
-                <w:rFonts w:ascii="Times New Roman" w:hAnsi="Times New Roman" w:cs="Times New Roman"/>
-                <w:b/>
-                <w:bCs/>
-                <w:lang w:val="es-ES"/>
-              </w:rPr>
-            </w:pPr>
-            <w:r>
-              <w:rPr>
-                <w:rFonts w:ascii="Times New Roman" w:hAnsi="Times New Roman" w:cs="Times New Roman"/>
-                <w:b/>
-                <w:bCs/>
-                <w:lang w:val="es-ES"/>
-              </w:rPr>
-              <w:t>ID:</w:t>
-            </w:r>
-            <w:r>
-              <w:rPr>
-                <w:rFonts w:ascii="Times New Roman" w:hAnsi="Times New Roman" w:cs="Times New Roman"/>
-                <w:b/>
-                <w:bCs/>
-                <w:lang w:val="es-ES"/>
-              </w:rPr>
-              <w:t xml:space="preserve"> </w:t>
-            </w:r>
-            <w:r>
-              <w:rPr>
-                <w:rFonts w:ascii="Times New Roman" w:hAnsi="Times New Roman" w:cs="Times New Roman"/>
-                <w:lang w:val="en-US"/>
-              </w:rPr>
-              <w:t>TC-09</w:t>
-            </w:r>
-          </w:p>
-        </w:tc>
-      </w:tr>
-      <w:tr>
-        <w:tc>
-          <w:tcPr>
-            <w:tcW w:w="5000" w:type="pct"/>
-          </w:tcPr>
-          <w:p>
-            <w:pPr>
-              <w:rPr>
-                <w:rFonts w:ascii="Times New Roman" w:hAnsi="Times New Roman" w:cs="Times New Roman"/>
-                <w:b/>
-                <w:bCs/>
-                <w:lang w:val="es-ES"/>
-              </w:rPr>
-            </w:pPr>
-            <w:r>
-              <w:rPr>
-                <w:rFonts w:ascii="Times New Roman" w:hAnsi="Times New Roman" w:cs="Times New Roman"/>
-                <w:b/>
-                <w:bCs/>
-                <w:lang w:val="es-ES"/>
-              </w:rPr>
-              <w:t>Nombre del caso de prueba:</w:t>
-            </w:r>
-            <w:r>
-              <w:rPr>
-                <w:rFonts w:ascii="Times New Roman" w:hAnsi="Times New Roman" w:cs="Times New Roman"/>
-                <w:lang w:val="es-ES"/>
-              </w:rPr>
-              <w:t xml:space="preserve"> Administrador crea un usuario Recepcionista nuevo</w:t>
-            </w:r>
-          </w:p>
-        </w:tc>
-      </w:tr>
-      <w:tr>
-        <w:tc>
-          <w:tcPr>
-            <w:tcW w:w="5000" w:type="pct"/>
-          </w:tcPr>
-          <w:p>
-            <w:pPr>
-              <w:rPr>
-                <w:rFonts w:ascii="Times New Roman" w:hAnsi="Times New Roman" w:cs="Times New Roman"/>
-                <w:lang w:val="es-ES"/>
-              </w:rPr>
-            </w:pPr>
-            <w:r>
-              <w:rPr>
-                <w:rFonts w:ascii="Times New Roman" w:hAnsi="Times New Roman" w:cs="Times New Roman"/>
-                <w:b/>
-                <w:bCs/>
-                <w:lang w:val="es-ES"/>
-              </w:rPr>
-              <w:t>Precondiciones:</w:t>
-            </w:r>
-            <w:r>
-              <w:rPr>
-                <w:rFonts w:ascii="Times New Roman" w:hAnsi="Times New Roman" w:cs="Times New Roman"/>
-                <w:lang w:val="es-ES"/>
-              </w:rPr>
-              <w:t xml:space="preserve"> Sesión iniciada como Administrador (Ana Morales).</w:t>
-            </w:r>
-          </w:p>
-        </w:tc>
-      </w:tr>
-      <w:tr>
-        <w:tc>
-          <w:tcPr>
-            <w:tcW w:w="5000" w:type="pct"/>
-          </w:tcPr>
-          <w:p>
-            <w:pPr>
-              <w:rPr>
-                <w:b/>
-                <w:bCs/>
-                <w:lang w:val="es-ES"/>
-              </w:rPr>
-            </w:pPr>
-            <w:r>
-              <w:rPr>
-                <w:b/>
-                <w:bCs/>
-                <w:lang w:val="es-ES"/>
-              </w:rPr>
-              <w:t>Tipo de prueba:</w:t>
-            </w:r>
-            <w:r>
-              <w:rPr>
-                <w:rFonts w:ascii="Times New Roman" w:hAnsi="Times New Roman" w:cs="Times New Roman"/>
-                <w:lang w:val="es-ES"/>
-              </w:rPr>
-              <w:t xml:space="preserve"> Funcional / Caja Negra (Control de acceso + CRUD)</w:t>
-            </w:r>
-          </w:p>
-        </w:tc>
-      </w:tr>
-      <w:tr>
-        <w:tc>
-          <w:tcPr>
-            <w:tcW w:w="5000" w:type="pct"/>
-          </w:tcPr>
-          <w:p>
-            <w:pPr>
-              <w:rPr>
-                <w:rFonts w:ascii="Times New Roman" w:hAnsi="Times New Roman" w:cs="Times New Roman"/>
-                <w:lang w:val="es-ES"/>
-              </w:rPr>
-            </w:pPr>
-            <w:r>
-              <w:rPr>
-                <w:rFonts w:ascii="Times New Roman" w:hAnsi="Times New Roman" w:cs="Times New Roman"/>
-                <w:b/>
-                <w:bCs/>
-                <w:lang w:val="es-ES"/>
-              </w:rPr>
-              <w:t>Objetivo:</w:t>
-            </w:r>
-            <w:r>
-              <w:rPr>
-                <w:rFonts w:ascii="Times New Roman" w:hAnsi="Times New Roman" w:cs="Times New Roman"/>
-                <w:lang w:val="es-ES"/>
-              </w:rPr>
-              <w:t xml:space="preserve"> Verificar que un Administrador pueda crear un usuario Recepcionista, que quede activo y disponible en el login.</w:t>
-            </w:r>
-          </w:p>
-        </w:tc>
-      </w:tr>
-      <w:tr>
-        <w:tc>
-          <w:tcPr>
-            <w:tcW w:w="5000" w:type="pct"/>
-          </w:tcPr>
-          <w:p>
-            <w:pPr>
-              <w:rPr>
-                <w:rFonts w:ascii="Times New Roman" w:hAnsi="Times New Roman" w:cs="Times New Roman"/>
-                <w:lang w:val="es-ES"/>
-              </w:rPr>
-            </w:pPr>
-            <w:r>
-              <w:rPr>
-                <w:rFonts w:ascii="Times New Roman" w:hAnsi="Times New Roman" w:cs="Times New Roman"/>
-                <w:b/>
-                <w:bCs/>
-                <w:lang w:val="es-ES"/>
-              </w:rPr>
-              <w:t>Datos de entrada:</w:t>
-            </w:r>
-            <w:r>
-              <w:rPr>
-                <w:rFonts w:ascii="Times New Roman" w:hAnsi="Times New Roman" w:cs="Times New Roman"/>
-                <w:lang w:val="es-ES"/>
-              </w:rPr>
-              <w:t xml:space="preserve"> nombre='Pedro Nuevo', usuario='pedro.nuevo' (con sufijo de timestamp en la automatización, ver Observaciones), rol='Recepcionista'.</w:t>
-            </w:r>
-            <w:proofErr w:type="spellStart"/>
-            <w:proofErr w:type="spellEnd"/>
-            <w:proofErr w:type="spellStart"/>
-            <w:proofErr w:type="spellEnd"/>
-            <w:proofErr w:type="spellStart"/>
-            <w:proofErr w:type="spellEnd"/>
-          </w:p>
-        </w:tc>
-      </w:tr>
-      <w:tr>
-        <w:tc>
-          <w:tcPr>
-            <w:tcW w:w="5000" w:type="pct"/>
-          </w:tcPr>
-          <w:p>
-            <w:pPr>
-              <w:rPr>
-                <w:rFonts w:ascii="Times New Roman" w:hAnsi="Times New Roman" w:cs="Times New Roman"/>
-                <w:b/>
-                <w:bCs/>
-                <w:lang w:val="es-ES"/>
-              </w:rPr>
-            </w:pPr>
-            <w:r>
-              <w:rPr>
-                <w:rFonts w:ascii="Times New Roman" w:hAnsi="Times New Roman" w:cs="Times New Roman"/>
-                <w:b/>
-                <w:bCs/>
-                <w:lang w:val="es-ES"/>
-              </w:rPr>
-              <w:t>Pasos de ejecución:</w:t>
-            </w:r>
-          </w:p>
-          <w:p>
-            <w:pPr>
-              <w:pStyle w:val="Prrafodelista"/>
-              <w:numPr>
-                <w:ilvl w:val="0"/>
-                <w:numId w:val="15"/>
-              </w:numPr>
-              <w:rPr>
-                <w:rFonts w:ascii="Times New Roman" w:hAnsi="Times New Roman" w:cs="Times New Roman"/>
-                <w:lang w:val="es-ES"/>
-              </w:rPr>
-            </w:pPr>
-            <w:r>
-              <w:rPr>
-                <w:rFonts w:ascii="Times New Roman" w:hAnsi="Times New Roman" w:cs="Times New Roman"/>
-                <w:lang w:val="es-ES"/>
-              </w:rPr>
-              <w:t>Iniciar sesión como Administrador.</w:t>
-            </w:r>
-          </w:p>
-          <w:p>
-            <w:pPr>
-              <w:pStyle w:val="Prrafodelista"/>
-              <w:numPr>
-                <w:ilvl w:val="0"/>
-                <w:numId w:val="15"/>
-              </w:numPr>
-              <w:rPr>
-                <w:rFonts w:ascii="Times New Roman" w:hAnsi="Times New Roman" w:cs="Times New Roman"/>
-                <w:lang w:val="es-ES"/>
-              </w:rPr>
-            </w:pPr>
-            <w:r>
-              <w:rPr>
-                <w:rFonts w:ascii="Times New Roman" w:hAnsi="Times New Roman" w:cs="Times New Roman"/>
-                <w:lang w:val="es-ES"/>
-              </w:rPr>
-              <w:t>Ir al módulo Usuarios.</w:t>
-            </w:r>
-          </w:p>
-          <w:p>
-            <w:pPr>
-              <w:pStyle w:val="Prrafodelista"/>
-              <w:numPr>
-                <w:ilvl w:val="0"/>
-                <w:numId w:val="15"/>
-              </w:numPr>
-              <w:rPr>
-                <w:rFonts w:ascii="Times New Roman" w:hAnsi="Times New Roman" w:cs="Times New Roman"/>
-                <w:lang w:val="es-ES"/>
-              </w:rPr>
-            </w:pPr>
-            <w:r>
-              <w:rPr>
-                <w:rFonts w:ascii="Times New Roman" w:hAnsi="Times New Roman" w:cs="Times New Roman"/>
-                <w:lang w:val="es-ES"/>
-              </w:rPr>
-              <w:t>Completar el formulario (nombre, usuario, rol Recepcionista).</w:t>
-            </w:r>
-          </w:p>
-          <w:p>
-            <w:pPr>
-              <w:pStyle w:val="Prrafodelista"/>
-              <w:numPr>
-                <w:ilvl w:val="0"/>
-                <w:numId w:val="15"/>
-              </w:numPr>
-              <w:rPr>
-                <w:rFonts w:ascii="Times New Roman" w:hAnsi="Times New Roman" w:cs="Times New Roman"/>
-                <w:lang w:val="es-ES"/>
-              </w:rPr>
-            </w:pPr>
-            <w:r>
-              <w:rPr>
-                <w:rFonts w:ascii="Times New Roman" w:hAnsi="Times New Roman" w:cs="Times New Roman"/>
-                <w:lang w:val="es-ES"/>
-              </w:rPr>
-              <w:t>Clic en "Crear Usuario".</w:t>
-            </w:r>
-          </w:p>
-          <w:p>
-            <w:pPr>
-              <w:pStyle w:val="Prrafodelista"/>
-              <w:numPr>
-                <w:ilvl w:val="0"/>
-                <w:numId w:val="15"/>
-              </w:numPr>
-              <w:rPr>
-                <w:rFonts w:ascii="Times New Roman" w:hAnsi="Times New Roman" w:cs="Times New Roman"/>
-                <w:lang w:val="es-ES"/>
-              </w:rPr>
-            </w:pPr>
-            <w:r>
-              <w:rPr>
-                <w:rFonts w:ascii="Times New Roman" w:hAnsi="Times New Roman" w:cs="Times New Roman"/>
-                <w:lang w:val="es-ES"/>
-              </w:rPr>
-              <w:t>Cerrar sesión y abrir el selector de login.</w:t>
-            </w:r>
-          </w:p>
-        </w:tc>
-      </w:tr>
-    </w:tbl>
-    <w:p>
-      <w:pPr>
-        <w:rPr>
-          <w:lang w:val="es-EC"/>
-        </w:rPr>
-      </w:pPr>
-    </w:p>
-    <w:p>
-      <w:pPr>
-        <w:rPr>
-          <w:lang w:val="es-EC"/>
-        </w:rPr>
-      </w:pPr>
-    </w:p>
-    <w:tbl>
-      <w:tblPr>
-        <w:tblStyle w:val="Tablaconcuadrcula"/>
-        <w:tblW w:w="5000" w:type="pct"/>
-        <w:tblLook w:val="04A0" w:firstRow="1" w:lastRow="0" w:firstColumn="1" w:lastColumn="0" w:noHBand="0" w:noVBand="1"/>
-      </w:tblPr>
-      <w:tblGrid>
-        <w:gridCol w:w="10358"/>
-      </w:tblGrid>
-      <w:tr>
-        <w:tc>
-          <w:tcPr>
-            <w:tcW w:w="5000" w:type="pct"/>
-          </w:tcPr>
-          <w:p>
-            <w:pPr>
-              <w:rPr>
-                <w:rFonts w:ascii="Times New Roman" w:hAnsi="Times New Roman" w:cs="Times New Roman"/>
-                <w:b/>
-                <w:bCs/>
-                <w:lang w:val="es-ES"/>
-              </w:rPr>
-            </w:pPr>
-            <w:r>
-              <w:rPr>
-                <w:rFonts w:ascii="Times New Roman" w:hAnsi="Times New Roman" w:cs="Times New Roman"/>
-                <w:b/>
-                <w:bCs/>
-                <w:lang w:val="es-ES"/>
-              </w:rPr>
-              <w:t>ID:</w:t>
-            </w:r>
-            <w:r>
-              <w:rPr>
-                <w:rFonts w:ascii="Times New Roman" w:hAnsi="Times New Roman" w:cs="Times New Roman"/>
-                <w:b/>
-                <w:bCs/>
-                <w:lang w:val="es-ES"/>
-              </w:rPr>
-              <w:t xml:space="preserve"> </w:t>
-            </w:r>
-            <w:r>
-              <w:rPr>
-                <w:rFonts w:ascii="Times New Roman" w:hAnsi="Times New Roman" w:cs="Times New Roman"/>
-                <w:lang w:val="en-US"/>
-              </w:rPr>
-              <w:t>TC-10</w:t>
-            </w:r>
-          </w:p>
-        </w:tc>
-      </w:tr>
-      <w:tr>
-        <w:tc>
-          <w:tcPr>
-            <w:tcW w:w="5000" w:type="pct"/>
-          </w:tcPr>
-          <w:p>
-            <w:pPr>
-              <w:rPr>
-                <w:rFonts w:ascii="Times New Roman" w:hAnsi="Times New Roman" w:cs="Times New Roman"/>
-                <w:b/>
-                <w:bCs/>
-                <w:lang w:val="es-ES"/>
-              </w:rPr>
-            </w:pPr>
-            <w:r>
-              <w:rPr>
-                <w:rFonts w:ascii="Times New Roman" w:hAnsi="Times New Roman" w:cs="Times New Roman"/>
-                <w:b/>
-                <w:bCs/>
-                <w:lang w:val="es-ES"/>
-              </w:rPr>
-              <w:t>Nombre del caso de prueba:</w:t>
-            </w:r>
-            <w:r>
-              <w:rPr>
-                <w:rFonts w:ascii="Times New Roman" w:hAnsi="Times New Roman" w:cs="Times New Roman"/>
-                <w:lang w:val="es-ES"/>
-              </w:rPr>
-              <w:t xml:space="preserve"> Control de acceso: Recepcionista no ve módulos de Administrador</w:t>
-            </w:r>
-          </w:p>
-        </w:tc>
-      </w:tr>
-      <w:tr>
-        <w:tc>
-          <w:tcPr>
-            <w:tcW w:w="5000" w:type="pct"/>
-          </w:tcPr>
-          <w:p>
-            <w:pPr>
-              <w:rPr>
-                <w:rFonts w:ascii="Times New Roman" w:hAnsi="Times New Roman" w:cs="Times New Roman"/>
-                <w:lang w:val="es-ES"/>
-              </w:rPr>
-            </w:pPr>
-            <w:r>
-              <w:rPr>
-                <w:rFonts w:ascii="Times New Roman" w:hAnsi="Times New Roman" w:cs="Times New Roman"/>
-                <w:b/>
-                <w:bCs/>
-                <w:lang w:val="es-ES"/>
-              </w:rPr>
-              <w:t>Precondiciones:</w:t>
-            </w:r>
-            <w:r>
-              <w:rPr>
-                <w:rFonts w:ascii="Times New Roman" w:hAnsi="Times New Roman" w:cs="Times New Roman"/>
-                <w:lang w:val="es-ES"/>
-              </w:rPr>
-              <w:t xml:space="preserve"> Sesión iniciada como Recepcionista (Luis Cedeño).</w:t>
-            </w:r>
-          </w:p>
-        </w:tc>
-      </w:tr>
-      <w:tr>
-        <w:tc>
-          <w:tcPr>
-            <w:tcW w:w="5000" w:type="pct"/>
-          </w:tcPr>
-          <w:p>
-            <w:pPr>
-              <w:rPr>
-                <w:b/>
-                <w:bCs/>
-                <w:lang w:val="es-ES"/>
-              </w:rPr>
-            </w:pPr>
-            <w:r>
-              <w:rPr>
-                <w:b/>
-                <w:bCs/>
-                <w:lang w:val="es-ES"/>
-              </w:rPr>
-              <w:t>Tipo de prueba:</w:t>
-            </w:r>
-            <w:r>
-              <w:rPr>
-                <w:rFonts w:ascii="Times New Roman" w:hAnsi="Times New Roman" w:cs="Times New Roman"/>
-                <w:lang w:val="es-ES"/>
-              </w:rPr>
-              <w:t xml:space="preserve"> Funcional / Caja Negra (Prueba de control de acceso)</w:t>
-            </w:r>
-          </w:p>
-        </w:tc>
-      </w:tr>
-      <w:tr>
-        <w:tc>
-          <w:tcPr>
-            <w:tcW w:w="5000" w:type="pct"/>
-          </w:tcPr>
-          <w:p>
-            <w:pPr>
-              <w:rPr>
-                <w:rFonts w:ascii="Times New Roman" w:hAnsi="Times New Roman" w:cs="Times New Roman"/>
-                <w:lang w:val="es-ES"/>
-              </w:rPr>
-            </w:pPr>
-            <w:r>
-              <w:rPr>
-                <w:rFonts w:ascii="Times New Roman" w:hAnsi="Times New Roman" w:cs="Times New Roman"/>
-                <w:b/>
-                <w:bCs/>
-                <w:lang w:val="es-ES"/>
-              </w:rPr>
-              <w:t>Objetivo:</w:t>
-            </w:r>
-            <w:r>
-              <w:rPr>
-                <w:rFonts w:ascii="Times New Roman" w:hAnsi="Times New Roman" w:cs="Times New Roman"/>
-                <w:lang w:val="es-ES"/>
-              </w:rPr>
-              <w:t xml:space="preserve"> Verificar que el menú lateral de un Recepcionista no incluya "Usuarios" ni "Minibar" (catálogo).</w:t>
-            </w:r>
-          </w:p>
-        </w:tc>
-      </w:tr>
-      <w:tr>
-        <w:tc>
-          <w:tcPr>
-            <w:tcW w:w="5000" w:type="pct"/>
-          </w:tcPr>
-          <w:p>
-            <w:pPr>
-              <w:rPr>
-                <w:rFonts w:ascii="Times New Roman" w:hAnsi="Times New Roman" w:cs="Times New Roman"/>
-                <w:lang w:val="es-ES"/>
-              </w:rPr>
-            </w:pPr>
-            <w:r>
-              <w:rPr>
-                <w:rFonts w:ascii="Times New Roman" w:hAnsi="Times New Roman" w:cs="Times New Roman"/>
-                <w:b/>
-                <w:bCs/>
-                <w:lang w:val="es-ES"/>
-              </w:rPr>
-              <w:t>Datos de entrada:</w:t>
-            </w:r>
-            <w:r>
-              <w:rPr>
-                <w:rFonts w:ascii="Times New Roman" w:hAnsi="Times New Roman" w:cs="Times New Roman"/>
-                <w:lang w:val="es-ES"/>
-              </w:rPr>
               <w:t xml:space="preserve"> rol='Recepcionista'.</w:t>
             </w:r>
-            <w:proofErr w:type="spellStart"/>
-            <w:proofErr w:type="spellEnd"/>
-            <w:proofErr w:type="spellStart"/>
-            <w:proofErr w:type="spellEnd"/>
-            <w:proofErr w:type="spellStart"/>
-            <w:proofErr w:type="spellEnd"/>
           </w:p>
         </w:tc>
       </w:tr>
@@ -4309,7 +4896,23 @@
                 <w:rFonts w:ascii="Times New Roman" w:hAnsi="Times New Roman" w:cs="Times New Roman"/>
                 <w:lang w:val="es-ES"/>
               </w:rPr>
-              <w:t>Observar el menú lateral (Sidebar).</w:t>
+              <w:t>Observar el menú lateral (</w:t>
+            </w:r>
+            <w:proofErr w:type="spellStart"/>
+            <w:r>
+              <w:rPr>
+                <w:rFonts w:ascii="Times New Roman" w:hAnsi="Times New Roman" w:cs="Times New Roman"/>
+                <w:lang w:val="es-ES"/>
+              </w:rPr>
+              <w:t>Sidebar</w:t>
+            </w:r>
+            <w:proofErr w:type="spellEnd"/>
+            <w:r>
+              <w:rPr>
+                <w:rFonts w:ascii="Times New Roman" w:hAnsi="Times New Roman" w:cs="Times New Roman"/>
+                <w:lang w:val="es-ES"/>
+              </w:rPr>
+              <w:t>).</w:t>
             </w:r>
           </w:p>
         </w:tc>
@@ -4366,11 +4969,178 @@
         <w:rPr>
           <w:lang w:val="es-EC"/>
         </w:rPr>
-        <w:t>Explicar de manera general cómo fueron automatizados los casos y presentar evidencias de su ejecución.</w:t>
+        <w:t xml:space="preserve">Cada uno de los 10 casos se automatizó en un archivo de prueba independiente, de TC-01 a TC-10, dentro de una carpeta de </w:t>
+      </w:r>
+      <w:proofErr w:type="spellStart"/>
+      <w:r>
+        <w:rPr>
+          <w:lang w:val="es-EC"/>
+        </w:rPr>
+        <w:t>tests</w:t>
+      </w:r>
+      <w:proofErr w:type="spellEnd"/>
+      <w:r>
+        <w:rPr>
+          <w:lang w:val="es-EC"/>
+        </w:rPr>
+        <w:t xml:space="preserve"> compartida. El login simulado del sistema, que consiste en seleccionar un usuario existente sin contraseña, se repite en casi todos los casos, así que se extrajo a un </w:t>
+      </w:r>
+      <w:proofErr w:type="spellStart"/>
+      <w:r>
+        <w:rPr>
+          <w:lang w:val="es-EC"/>
+        </w:rPr>
+        <w:t>helper</w:t>
+      </w:r>
+      <w:proofErr w:type="spellEnd"/>
+      <w:r>
+        <w:rPr>
+          <w:lang w:val="es-EC"/>
+        </w:rPr>
+        <w:t xml:space="preserve"> común en vez de repetirlo en cada archivo. Cada prueba verifica tanto lo que aparece en pantalla, como mensajes, estados de las habitaciones o valores de saldo, como el comportamiento esperado del sistema, por ejemplo que un botón quede deshabilitado o que un formulario se bloquee ante datos inválidos. Las pruebas se ejecutaron con </w:t>
+      </w:r>
+      <w:proofErr w:type="spellStart"/>
+      <w:r>
+        <w:rPr>
+          <w:lang w:val="es-EC"/>
+        </w:rPr>
+        <w:t>npx</w:t>
+      </w:r>
+      <w:proofErr w:type="spellEnd"/>
+      <w:r>
+        <w:rPr>
+          <w:lang w:val="es-EC"/>
+        </w:rPr>
+        <w:t xml:space="preserve"> </w:t>
+      </w:r>
+      <w:proofErr w:type="spellStart"/>
+      <w:r>
+        <w:rPr>
+          <w:lang w:val="es-EC"/>
+        </w:rPr>
+        <w:t>playwright</w:t>
+      </w:r>
+      <w:proofErr w:type="spellEnd"/>
+      <w:r>
+        <w:rPr>
+          <w:lang w:val="es-EC"/>
+        </w:rPr>
+        <w:t xml:space="preserve"> test contra el </w:t>
+      </w:r>
+      <w:proofErr w:type="spellStart"/>
+      <w:r>
+        <w:rPr>
+          <w:lang w:val="es-EC"/>
+        </w:rPr>
+        <w:t>frontend</w:t>
+      </w:r>
+      <w:proofErr w:type="spellEnd"/>
+      <w:r>
+        <w:rPr>
+          <w:lang w:val="es-EC"/>
+        </w:rPr>
+        <w:t xml:space="preserve"> y el </w:t>
+      </w:r>
+      <w:proofErr w:type="spellStart"/>
+      <w:r>
+        <w:rPr>
+          <w:lang w:val="es-EC"/>
+        </w:rPr>
+        <w:t>backend</w:t>
+      </w:r>
+      <w:proofErr w:type="spellEnd"/>
+      <w:r>
+        <w:rPr>
+          <w:lang w:val="es-EC"/>
+        </w:rPr>
+        <w:t xml:space="preserve"> reales, y antes de cada corrida completa la base de datos se dejó en un estado de </w:t>
+      </w:r>
+      <w:proofErr w:type="spellStart"/>
+      <w:r>
+        <w:rPr>
+          <w:lang w:val="es-EC"/>
+        </w:rPr>
+        <w:t>seed</w:t>
+      </w:r>
+      <w:proofErr w:type="spellEnd"/>
+      <w:r>
+        <w:rPr>
+          <w:lang w:val="es-EC"/>
+        </w:rPr>
+        <w:t xml:space="preserve"> conocido para que los resultados fueran reproducibles.</w:t>
       </w:r>
     </w:p>
     <w:p>
       <w:pPr>
+        <w:rPr>
+          <w:lang w:val="es-EC"/>
+        </w:rPr>
+      </w:pPr>
+      <w:r>
+        <w:rPr>
+          <w:lang w:val="es-EC"/>
+        </w:rPr>
+        <w:t xml:space="preserve">Durante el desarrollo de las pruebas aparecieron tres problemas, pero los tres eran de la automatización, no del sistema evaluado. El primero fue una diferencia de configuración entre localhost y 127.0.0.1 que hacía que las peticiones del navegador de prueba chocaran con la política de CORS del </w:t>
+      </w:r>
+      <w:proofErr w:type="spellStart"/>
+      <w:r>
+        <w:rPr>
+          <w:lang w:val="es-EC"/>
+        </w:rPr>
+        <w:t>backend</w:t>
+      </w:r>
+      <w:proofErr w:type="spellEnd"/>
+      <w:r>
+        <w:rPr>
+          <w:lang w:val="es-EC"/>
+        </w:rPr>
+        <w:t>. El segundo fue que algunos botones del sistema quedan deshabilitados usando aria-</w:t>
+      </w:r>
+      <w:proofErr w:type="spellStart"/>
+      <w:r>
+        <w:rPr>
+          <w:lang w:val="es-EC"/>
+        </w:rPr>
+        <w:t>disabled</w:t>
+      </w:r>
+      <w:proofErr w:type="spellEnd"/>
+      <w:r>
+        <w:rPr>
+          <w:lang w:val="es-EC"/>
+        </w:rPr>
+        <w:t xml:space="preserve"> en vez del atributo </w:t>
+      </w:r>
+      <w:proofErr w:type="spellStart"/>
+      <w:r>
+        <w:rPr>
+          <w:lang w:val="es-EC"/>
+        </w:rPr>
+        <w:t>disabled</w:t>
+      </w:r>
+      <w:proofErr w:type="spellEnd"/>
+      <w:r>
+        <w:rPr>
+          <w:lang w:val="es-EC"/>
+        </w:rPr>
+        <w:t xml:space="preserve"> nativo, lo que obligó a ajustar cómo </w:t>
+      </w:r>
+      <w:proofErr w:type="spellStart"/>
+      <w:r>
+        <w:rPr>
+          <w:lang w:val="es-EC"/>
+        </w:rPr>
+        <w:t>Playwright</w:t>
+      </w:r>
+      <w:proofErr w:type="spellEnd"/>
+      <w:r>
+        <w:rPr>
+          <w:lang w:val="es-EC"/>
+        </w:rPr>
+        <w:t xml:space="preserve"> interactúa con ellos. El tercero fue un selector de texto que, en un primer intento, coincidía con más de un elemento de la interfaz al mismo tiempo, y hubo que hacerlo más específico. Ninguno de los tres reflejaba un error del sistema: los tres se debían a cómo estaba escrita la prueba al principio, y se corrigieron antes de dar por buenos los resultados.</w:t>
+      </w:r>
+    </w:p>
+    <w:p>
+      <w:pPr>
         <w:pStyle w:val="Ttulo1"/>
         <w:rPr>
           <w:b/>
@@ -4401,32 +5171,6 @@
           <w:lang w:val="es-EC"/>
         </w:rPr>
         <w:t>Resultados</w:t>
-      </w:r>
-    </w:p>
-    <w:p>
-      <w:pPr>
-        <w:rPr>
-          <w:lang w:val="es-EC"/>
-        </w:rPr>
-      </w:pPr>
-      <w:r>
-        <w:rPr>
-          <w:lang w:val="es-EC"/>
-        </w:rPr>
-        <w:t>Mostrar para cada caso:</w:t>
-      </w:r>
-    </w:p>
-    <w:p>
-      <w:pPr>
-        <w:rPr>
-          <w:lang w:val="es-EC"/>
-        </w:rPr>
-      </w:pPr>
-      <w:r>
-        <w:rPr>
-          <w:lang w:val="es-EC"/>
-        </w:rPr>
-        <w:t>Resultado esperado – Resultado obtenido – Estado de la prueba (APROBADA/FALLIDA).</w:t>
       </w:r>
     </w:p>
     <w:tbl>
@@ -4511,8 +5255,6 @@
               </w:rPr>
               <w:t xml:space="preserve"> La habitación 101 pasa a "Ocupada", muestra los datos del huésped y el total calculado (tarifa × noches) es $45.00.</w:t>
             </w:r>
-            <w:proofErr w:type="spellStart"/>
-            <w:proofErr w:type="spellEnd"/>
           </w:p>
         </w:tc>
       </w:tr>
@@ -4545,7 +5287,23 @@
                 <w:rFonts w:ascii="Times New Roman" w:hAnsi="Times New Roman" w:cs="Times New Roman"/>
                 <w:lang w:val="es-ES"/>
               </w:rPr>
-              <w:t xml:space="preserve"> La habitación 101 quedó en estado "Ocupada" tras el check-in, con el mensaje "Check-in registrado: María Torres en habitación 101." visible, y el total mostrado fue $45.00, coincidiendo exactamente con lo esperado.</w:t>
+              <w:t xml:space="preserve"> La habitación 101 quedó en estado "Ocupada" tras el </w:t>
+            </w:r>
+            <w:proofErr w:type="spellStart"/>
+            <w:r>
+              <w:rPr>
+                <w:rFonts w:ascii="Times New Roman" w:hAnsi="Times New Roman" w:cs="Times New Roman"/>
+                <w:lang w:val="es-ES"/>
+              </w:rPr>
+              <w:t>check</w:t>
+            </w:r>
+            <w:proofErr w:type="spellEnd"/>
+            <w:r>
+              <w:rPr>
+                <w:rFonts w:ascii="Times New Roman" w:hAnsi="Times New Roman" w:cs="Times New Roman"/>
+                <w:lang w:val="es-ES"/>
+              </w:rPr>
+              <w:t>-in, con el mensaje "Check-in registrado: María Torres en habitación 101." visible, y el total mostrado fue $45.00, coincidiendo exactamente con lo esperado.</w:t>
             </w:r>
           </w:p>
         </w:tc>
@@ -4653,10 +5411,24 @@
                 <w:rFonts w:ascii="Times New Roman" w:hAnsi="Times New Roman" w:cs="Times New Roman"/>
                 <w:lang w:val="es-ES"/>
               </w:rPr>
-              <w:t xml:space="preserve"> Sin hallazgos. El total se calculó correctamente a partir de la tarifa por defecto de la habitación (defaultRate).</w:t>
-            </w:r>
-            <w:proofErr w:type="gramStart"/>
-            <w:proofErr w:type="gramEnd"/>
+              <w:t xml:space="preserve"> Sin hallazgos. El total se calculó correctamente a partir de la tarifa por defecto de la habitación (</w:t>
+            </w:r>
+            <w:proofErr w:type="spellStart"/>
+            <w:r>
+              <w:rPr>
+                <w:rFonts w:ascii="Times New Roman" w:hAnsi="Times New Roman" w:cs="Times New Roman"/>
+                <w:lang w:val="es-ES"/>
+              </w:rPr>
+              <w:t>defaultRate</w:t>
+            </w:r>
+            <w:proofErr w:type="spellEnd"/>
+            <w:r>
+              <w:rPr>
+                <w:rFonts w:ascii="Times New Roman" w:hAnsi="Times New Roman" w:cs="Times New Roman"/>
+                <w:lang w:val="es-ES"/>
+              </w:rPr>
+              <w:t>).</w:t>
+            </w:r>
           </w:p>
         </w:tc>
       </w:tr>
@@ -4682,23 +5454,1954 @@
               </w:rPr>
               <w:t>Evidencia:</w:t>
             </w:r>
-            <w:proofErr w:type="gramStart"/>
-            <w:proofErr w:type="gramEnd"/>
-          </w:p>
-          <w:p>
-            <w:r>
+          </w:p>
+          <w:p>
+            <w:r>
+              <w:rPr>
+                <w:noProof/>
+              </w:rPr>
               <w:drawing>
-                <wp:inline xmlns:a="http://schemas.openxmlformats.org/drawingml/2006/main" xmlns:pic="http://schemas.openxmlformats.org/drawingml/2006/picture">
+                <wp:inline distT="0" distB="0" distL="0" distR="0" wp14:anchorId="465EA29F" wp14:editId="37918CEC">
                   <wp:extent cx="5760720" cy="3343918"/>
+                  <wp:effectExtent l="0" t="0" r="0" b="0"/>
                   <wp:docPr id="20" name="Picture 20"/>
                   <wp:cNvGraphicFramePr>
-                    <a:graphicFrameLocks noChangeAspect="1"/>
+                    <a:graphicFrameLocks xmlns:a="http://schemas.openxmlformats.org/drawingml/2006/main" noChangeAspect="1"/>
                   </wp:cNvGraphicFramePr>
-                  <a:graphic>
+                  <a:graphic xmlns:a="http://schemas.openxmlformats.org/drawingml/2006/main">
                     <a:graphicData uri="http://schemas.openxmlformats.org/drawingml/2006/picture">
-                      <pic:pic>
+                      <pic:pic xmlns:pic="http://schemas.openxmlformats.org/drawingml/2006/picture">
                         <pic:nvPicPr>
                           <pic:cNvPr id="0" name="TC-01.png"/>
+                          <pic:cNvPicPr/>
+                        </pic:nvPicPr>
+                        <pic:blipFill>
+                          <a:blip r:embed="rId9"/>
+                          <a:stretch>
+                            <a:fillRect/>
+                          </a:stretch>
+                        </pic:blipFill>
+                        <pic:spPr>
+                          <a:xfrm>
+                            <a:off x="0" y="0"/>
+                            <a:ext cx="5760720" cy="3343918"/>
+                          </a:xfrm>
+                          <a:prstGeom prst="rect">
+                            <a:avLst/>
+                          </a:prstGeom>
+                        </pic:spPr>
+                      </pic:pic>
+                    </a:graphicData>
+                  </a:graphic>
+                </wp:inline>
+              </w:drawing>
+            </w:r>
+          </w:p>
+        </w:tc>
+      </w:tr>
+    </w:tbl>
+    <w:p>
+      <w:pPr>
+        <w:rPr>
+          <w:lang w:val="es-EC"/>
+        </w:rPr>
+      </w:pPr>
+    </w:p>
+    <w:p>
+      <w:pPr>
+        <w:rPr>
+          <w:lang w:val="es-EC"/>
+        </w:rPr>
+      </w:pPr>
+    </w:p>
+    <w:tbl>
+      <w:tblPr>
+        <w:tblStyle w:val="Tablaconcuadrcula"/>
+        <w:tblW w:w="5000" w:type="pct"/>
+        <w:tblLook w:val="04A0" w:firstRow="1" w:lastRow="0" w:firstColumn="1" w:lastColumn="0" w:noHBand="0" w:noVBand="1"/>
+      </w:tblPr>
+      <w:tblGrid>
+        <w:gridCol w:w="5179"/>
+        <w:gridCol w:w="5179"/>
+      </w:tblGrid>
+      <w:tr>
+        <w:tc>
+          <w:tcPr>
+            <w:tcW w:w="5000" w:type="pct"/>
+            <w:gridSpan w:val="2"/>
+          </w:tcPr>
+          <w:p>
+            <w:pPr>
+              <w:rPr>
+                <w:b/>
+                <w:bCs/>
+                <w:lang w:val="es-ES"/>
+              </w:rPr>
+            </w:pPr>
+            <w:r>
+              <w:rPr>
+                <w:rFonts w:ascii="Times New Roman" w:hAnsi="Times New Roman" w:cs="Times New Roman"/>
+                <w:b/>
+                <w:bCs/>
+                <w:lang w:val="es-ES"/>
+              </w:rPr>
+              <w:t>ID:</w:t>
+            </w:r>
+            <w:r>
+              <w:rPr>
+                <w:rFonts w:ascii="Times New Roman" w:hAnsi="Times New Roman" w:cs="Times New Roman"/>
+                <w:b/>
+                <w:bCs/>
+                <w:lang w:val="es-ES"/>
+              </w:rPr>
+              <w:t xml:space="preserve"> </w:t>
+            </w:r>
+            <w:r>
+              <w:rPr>
+                <w:rFonts w:ascii="Times New Roman" w:hAnsi="Times New Roman" w:cs="Times New Roman"/>
+                <w:lang w:val="en-US"/>
+              </w:rPr>
+              <w:t>TC-02</w:t>
+            </w:r>
+          </w:p>
+        </w:tc>
+      </w:tr>
+      <w:tr>
+        <w:tc>
+          <w:tcPr>
+            <w:tcW w:w="5000" w:type="pct"/>
+            <w:gridSpan w:val="2"/>
+          </w:tcPr>
+          <w:p>
+            <w:pPr>
+              <w:rPr>
+                <w:b/>
+                <w:bCs/>
+                <w:lang w:val="es-ES"/>
+              </w:rPr>
+            </w:pPr>
+            <w:r>
+              <w:rPr>
+                <w:rFonts w:ascii="Times New Roman" w:hAnsi="Times New Roman" w:cs="Times New Roman"/>
+                <w:b/>
+                <w:bCs/>
+                <w:lang w:val="es-ES"/>
+              </w:rPr>
+              <w:t>Resultado esperado:</w:t>
+            </w:r>
+            <w:r>
+              <w:rPr>
+                <w:rFonts w:ascii="Times New Roman" w:hAnsi="Times New Roman" w:cs="Times New Roman"/>
+                <w:lang w:val="es-ES"/>
+              </w:rPr>
+              <w:t xml:space="preserve"> El sistema no permite iniciar el </w:t>
+            </w:r>
+            <w:proofErr w:type="spellStart"/>
+            <w:r>
+              <w:rPr>
+                <w:rFonts w:ascii="Times New Roman" w:hAnsi="Times New Roman" w:cs="Times New Roman"/>
+                <w:lang w:val="es-ES"/>
+              </w:rPr>
+              <w:t>check</w:t>
+            </w:r>
+            <w:proofErr w:type="spellEnd"/>
+            <w:r>
+              <w:rPr>
+                <w:rFonts w:ascii="Times New Roman" w:hAnsi="Times New Roman" w:cs="Times New Roman"/>
+                <w:lang w:val="es-ES"/>
+              </w:rPr>
+              <w:t xml:space="preserve">-in en la habitación 201; la UI la marca como "No disponible para </w:t>
+            </w:r>
+            <w:proofErr w:type="spellStart"/>
+            <w:r>
+              <w:rPr>
+                <w:rFonts w:ascii="Times New Roman" w:hAnsi="Times New Roman" w:cs="Times New Roman"/>
+                <w:lang w:val="es-ES"/>
+              </w:rPr>
+              <w:t>check</w:t>
+            </w:r>
+            <w:proofErr w:type="spellEnd"/>
+            <w:r>
+              <w:rPr>
+                <w:rFonts w:ascii="Times New Roman" w:hAnsi="Times New Roman" w:cs="Times New Roman"/>
+                <w:lang w:val="es-ES"/>
+              </w:rPr>
+              <w:t>-in".</w:t>
+            </w:r>
+          </w:p>
+        </w:tc>
+      </w:tr>
+      <w:tr>
+        <w:tc>
+          <w:tcPr>
+            <w:tcW w:w="2500" w:type="pct"/>
+          </w:tcPr>
+          <w:p>
+            <w:pPr>
+              <w:tabs>
+                <w:tab w:val="right" w:pos="4031"/>
+              </w:tabs>
+              <w:rPr>
+                <w:rFonts w:ascii="Times New Roman" w:hAnsi="Times New Roman" w:cs="Times New Roman"/>
+                <w:lang w:val="es-ES"/>
+              </w:rPr>
+            </w:pPr>
+            <w:r>
+              <w:rPr>
+                <w:rFonts w:ascii="Times New Roman" w:hAnsi="Times New Roman" w:cs="Times New Roman"/>
+                <w:b/>
+                <w:bCs/>
+                <w:lang w:val="es-ES"/>
+              </w:rPr>
+              <w:t>Resultado obtenido:</w:t>
+            </w:r>
+            <w:r>
+              <w:rPr>
+                <w:rFonts w:ascii="Times New Roman" w:hAnsi="Times New Roman" w:cs="Times New Roman"/>
+                <w:lang w:val="es-ES"/>
+              </w:rPr>
+              <w:t xml:space="preserve"> El clic sobre la habitación 201 no activó el formulario de </w:t>
+            </w:r>
+            <w:proofErr w:type="spellStart"/>
+            <w:r>
+              <w:rPr>
+                <w:rFonts w:ascii="Times New Roman" w:hAnsi="Times New Roman" w:cs="Times New Roman"/>
+                <w:lang w:val="es-ES"/>
+              </w:rPr>
+              <w:t>check</w:t>
+            </w:r>
+            <w:proofErr w:type="spellEnd"/>
+            <w:r>
+              <w:rPr>
+                <w:rFonts w:ascii="Times New Roman" w:hAnsi="Times New Roman" w:cs="Times New Roman"/>
+                <w:lang w:val="es-ES"/>
+              </w:rPr>
+              <w:t xml:space="preserve">-in (siguió mostrando "Seleccione una habitación limpia del </w:t>
+            </w:r>
+            <w:proofErr w:type="spellStart"/>
+            <w:r>
+              <w:rPr>
+                <w:rFonts w:ascii="Times New Roman" w:hAnsi="Times New Roman" w:cs="Times New Roman"/>
+                <w:lang w:val="es-ES"/>
+              </w:rPr>
+              <w:t>grid</w:t>
+            </w:r>
+            <w:proofErr w:type="spellEnd"/>
+            <w:r>
+              <w:rPr>
+                <w:rFonts w:ascii="Times New Roman" w:hAnsi="Times New Roman" w:cs="Times New Roman"/>
+                <w:lang w:val="es-ES"/>
+              </w:rPr>
+              <w:t>"), y el panel de eventos registró "Check-in bloqueado: habitación 201 no disponible (Sucia)".</w:t>
+            </w:r>
+          </w:p>
+        </w:tc>
+        <w:tc>
+          <w:tcPr>
+            <w:tcW w:w="2500" w:type="pct"/>
+          </w:tcPr>
+          <w:p>
+            <w:pPr>
+              <w:rPr>
+                <w:rFonts w:ascii="Times New Roman" w:hAnsi="Times New Roman" w:cs="Times New Roman"/>
+                <w:lang w:val="es-ES"/>
+              </w:rPr>
+            </w:pPr>
+            <w:r>
+              <w:rPr>
+                <w:rFonts w:ascii="Times New Roman" w:hAnsi="Times New Roman" w:cs="Times New Roman"/>
+                <w:b/>
+                <w:bCs/>
+                <w:lang w:val="es-ES"/>
+              </w:rPr>
+              <w:t>Estado</w:t>
+            </w:r>
+            <w:r>
+              <w:rPr>
+                <w:rFonts w:ascii="Times New Roman" w:hAnsi="Times New Roman" w:cs="Times New Roman"/>
+                <w:lang w:val="es-ES"/>
+              </w:rPr>
+              <w:t>: Aprobado</w:t>
+            </w:r>
+          </w:p>
+        </w:tc>
+      </w:tr>
+      <w:tr>
+        <w:tc>
+          <w:tcPr>
+            <w:tcW w:w="2500" w:type="pct"/>
+          </w:tcPr>
+          <w:p>
+            <w:pPr>
+              <w:tabs>
+                <w:tab w:val="right" w:pos="4031"/>
+              </w:tabs>
+              <w:rPr>
+                <w:rFonts w:ascii="Times New Roman" w:hAnsi="Times New Roman" w:cs="Times New Roman"/>
+                <w:lang w:val="es-ES"/>
+              </w:rPr>
+            </w:pPr>
+            <w:r>
+              <w:rPr>
+                <w:rFonts w:ascii="Times New Roman" w:hAnsi="Times New Roman" w:cs="Times New Roman"/>
+                <w:b/>
+                <w:bCs/>
+                <w:lang w:val="es-ES"/>
+              </w:rPr>
+              <w:t>Tiempo de ejecución:</w:t>
+            </w:r>
+            <w:r>
+              <w:rPr>
+                <w:rFonts w:ascii="Times New Roman" w:hAnsi="Times New Roman" w:cs="Times New Roman"/>
+                <w:lang w:val="es-ES"/>
+              </w:rPr>
+              <w:t xml:space="preserve"> 1.5s</w:t>
+            </w:r>
+          </w:p>
+        </w:tc>
+        <w:tc>
+          <w:tcPr>
+            <w:tcW w:w="2500" w:type="pct"/>
+          </w:tcPr>
+          <w:p>
+            <w:pPr>
+              <w:rPr>
+                <w:rFonts w:ascii="Times New Roman" w:hAnsi="Times New Roman" w:cs="Times New Roman"/>
+                <w:lang w:val="es-ES"/>
+              </w:rPr>
+            </w:pPr>
+          </w:p>
+        </w:tc>
+      </w:tr>
+      <w:tr>
+        <w:tc>
+          <w:tcPr>
+            <w:tcW w:w="5000" w:type="pct"/>
+            <w:gridSpan w:val="2"/>
+          </w:tcPr>
+          <w:p>
+            <w:pPr>
+              <w:rPr>
+                <w:rFonts w:ascii="Times New Roman" w:hAnsi="Times New Roman" w:cs="Times New Roman"/>
+                <w:lang w:val="es-ES"/>
+              </w:rPr>
+            </w:pPr>
+            <w:r>
+              <w:rPr>
+                <w:rFonts w:ascii="Times New Roman" w:hAnsi="Times New Roman" w:cs="Times New Roman"/>
+                <w:b/>
+                <w:bCs/>
+                <w:lang w:val="es-ES"/>
+              </w:rPr>
+              <w:t>Observaciones:</w:t>
+            </w:r>
+            <w:r>
+              <w:rPr>
+                <w:rFonts w:ascii="Times New Roman" w:hAnsi="Times New Roman" w:cs="Times New Roman"/>
+                <w:lang w:val="es-ES"/>
+              </w:rPr>
+              <w:t xml:space="preserve"> El bloqueo ocurre íntegramente en el </w:t>
+            </w:r>
+            <w:proofErr w:type="spellStart"/>
+            <w:r>
+              <w:rPr>
+                <w:rFonts w:ascii="Times New Roman" w:hAnsi="Times New Roman" w:cs="Times New Roman"/>
+                <w:lang w:val="es-ES"/>
+              </w:rPr>
+              <w:t>frontend</w:t>
+            </w:r>
+            <w:proofErr w:type="spellEnd"/>
+            <w:r>
+              <w:rPr>
+                <w:rFonts w:ascii="Times New Roman" w:hAnsi="Times New Roman" w:cs="Times New Roman"/>
+                <w:lang w:val="es-ES"/>
+              </w:rPr>
+              <w:t xml:space="preserve"> (</w:t>
+            </w:r>
+            <w:proofErr w:type="spellStart"/>
+            <w:r>
+              <w:rPr>
+                <w:rFonts w:ascii="Times New Roman" w:hAnsi="Times New Roman" w:cs="Times New Roman"/>
+                <w:lang w:val="es-ES"/>
+              </w:rPr>
+              <w:t>RoomSelector.jsx</w:t>
+            </w:r>
+            <w:proofErr w:type="spellEnd"/>
+            <w:r>
+              <w:rPr>
+                <w:rFonts w:ascii="Times New Roman" w:hAnsi="Times New Roman" w:cs="Times New Roman"/>
+                <w:lang w:val="es-ES"/>
+              </w:rPr>
+              <w:t>) antes de invocar la API — consistente con el diseño (</w:t>
+            </w:r>
+            <w:proofErr w:type="spellStart"/>
+            <w:r>
+              <w:rPr>
+                <w:rFonts w:ascii="Times New Roman" w:hAnsi="Times New Roman" w:cs="Times New Roman"/>
+                <w:lang w:val="es-ES"/>
+              </w:rPr>
+              <w:t>isRoomAvailableForCheckIn</w:t>
+            </w:r>
+            <w:proofErr w:type="spellEnd"/>
+            <w:r>
+              <w:rPr>
+                <w:rFonts w:ascii="Times New Roman" w:hAnsi="Times New Roman" w:cs="Times New Roman"/>
+                <w:lang w:val="es-ES"/>
+              </w:rPr>
+              <w:t xml:space="preserve"> se evalúa antes de </w:t>
+            </w:r>
+            <w:proofErr w:type="spellStart"/>
+            <w:r>
+              <w:rPr>
+                <w:rFonts w:ascii="Times New Roman" w:hAnsi="Times New Roman" w:cs="Times New Roman"/>
+                <w:lang w:val="es-ES"/>
+              </w:rPr>
+              <w:t>onSelectRoom</w:t>
+            </w:r>
+            <w:proofErr w:type="spellEnd"/>
+            <w:r>
+              <w:rPr>
+                <w:rFonts w:ascii="Times New Roman" w:hAnsi="Times New Roman" w:cs="Times New Roman"/>
+                <w:lang w:val="es-ES"/>
+              </w:rPr>
+              <w:t>).</w:t>
+            </w:r>
+          </w:p>
+        </w:tc>
+      </w:tr>
+      <w:tr>
+        <w:tc>
+          <w:tcPr>
+            <w:tcW w:w="5000" w:type="pct"/>
+            <w:gridSpan w:val="2"/>
+          </w:tcPr>
+          <w:p>
+            <w:pPr>
+              <w:rPr>
+                <w:rFonts w:ascii="Times New Roman" w:hAnsi="Times New Roman" w:cs="Times New Roman"/>
+                <w:lang w:val="es-ES"/>
+              </w:rPr>
+            </w:pPr>
+            <w:r>
+              <w:rPr>
+                <w:rFonts w:ascii="Times New Roman" w:hAnsi="Times New Roman" w:cs="Times New Roman"/>
+                <w:b/>
+                <w:bCs/>
+                <w:lang w:val="es-ES"/>
+              </w:rPr>
+              <w:t>Evidencia:</w:t>
+            </w:r>
+          </w:p>
+          <w:p>
+            <w:r>
+              <w:rPr>
+                <w:noProof/>
+              </w:rPr>
+              <w:drawing>
+                <wp:inline distT="0" distB="0" distL="0" distR="0" wp14:anchorId="65D8076F" wp14:editId="2BA21507">
+                  <wp:extent cx="5760720" cy="3676960"/>
+                  <wp:effectExtent l="0" t="0" r="0" b="0"/>
+                  <wp:docPr id="21" name="Picture 21"/>
+                  <wp:cNvGraphicFramePr>
+                    <a:graphicFrameLocks xmlns:a="http://schemas.openxmlformats.org/drawingml/2006/main" noChangeAspect="1"/>
+                  </wp:cNvGraphicFramePr>
+                  <a:graphic xmlns:a="http://schemas.openxmlformats.org/drawingml/2006/main">
+                    <a:graphicData uri="http://schemas.openxmlformats.org/drawingml/2006/picture">
+                      <pic:pic xmlns:pic="http://schemas.openxmlformats.org/drawingml/2006/picture">
+                        <pic:nvPicPr>
+                          <pic:cNvPr id="0" name="TC-02.png"/>
+                          <pic:cNvPicPr/>
+                        </pic:nvPicPr>
+                        <pic:blipFill>
+                          <a:blip r:embed="rId10"/>
+                          <a:stretch>
+                            <a:fillRect/>
+                          </a:stretch>
+                        </pic:blipFill>
+                        <pic:spPr>
+                          <a:xfrm>
+                            <a:off x="0" y="0"/>
+                            <a:ext cx="5760720" cy="3676960"/>
+                          </a:xfrm>
+                          <a:prstGeom prst="rect">
+                            <a:avLst/>
+                          </a:prstGeom>
+                        </pic:spPr>
+                      </pic:pic>
+                    </a:graphicData>
+                  </a:graphic>
+                </wp:inline>
+              </w:drawing>
+            </w:r>
+          </w:p>
+        </w:tc>
+      </w:tr>
+    </w:tbl>
+    <w:p>
+      <w:pPr>
+        <w:rPr>
+          <w:lang w:val="es-EC"/>
+        </w:rPr>
+      </w:pPr>
+    </w:p>
+    <w:p>
+      <w:pPr>
+        <w:rPr>
+          <w:lang w:val="es-EC"/>
+        </w:rPr>
+      </w:pPr>
+    </w:p>
+    <w:tbl>
+      <w:tblPr>
+        <w:tblStyle w:val="Tablaconcuadrcula"/>
+        <w:tblW w:w="5000" w:type="pct"/>
+        <w:tblLook w:val="04A0" w:firstRow="1" w:lastRow="0" w:firstColumn="1" w:lastColumn="0" w:noHBand="0" w:noVBand="1"/>
+      </w:tblPr>
+      <w:tblGrid>
+        <w:gridCol w:w="5179"/>
+        <w:gridCol w:w="5179"/>
+      </w:tblGrid>
+      <w:tr>
+        <w:tc>
+          <w:tcPr>
+            <w:tcW w:w="5000" w:type="pct"/>
+            <w:gridSpan w:val="2"/>
+          </w:tcPr>
+          <w:p>
+            <w:pPr>
+              <w:rPr>
+                <w:b/>
+                <w:bCs/>
+                <w:lang w:val="es-ES"/>
+              </w:rPr>
+            </w:pPr>
+            <w:r>
+              <w:rPr>
+                <w:rFonts w:ascii="Times New Roman" w:hAnsi="Times New Roman" w:cs="Times New Roman"/>
+                <w:b/>
+                <w:bCs/>
+                <w:lang w:val="es-ES"/>
+              </w:rPr>
+              <w:t>ID:</w:t>
+            </w:r>
+            <w:r>
+              <w:rPr>
+                <w:rFonts w:ascii="Times New Roman" w:hAnsi="Times New Roman" w:cs="Times New Roman"/>
+                <w:b/>
+                <w:bCs/>
+                <w:lang w:val="es-ES"/>
+              </w:rPr>
+              <w:t xml:space="preserve"> </w:t>
+            </w:r>
+            <w:r>
+              <w:rPr>
+                <w:rFonts w:ascii="Times New Roman" w:hAnsi="Times New Roman" w:cs="Times New Roman"/>
+                <w:lang w:val="en-US"/>
+              </w:rPr>
+              <w:t>TC-03</w:t>
+            </w:r>
+          </w:p>
+        </w:tc>
+      </w:tr>
+      <w:tr>
+        <w:tc>
+          <w:tcPr>
+            <w:tcW w:w="5000" w:type="pct"/>
+            <w:gridSpan w:val="2"/>
+          </w:tcPr>
+          <w:p>
+            <w:pPr>
+              <w:rPr>
+                <w:b/>
+                <w:bCs/>
+                <w:lang w:val="es-ES"/>
+              </w:rPr>
+            </w:pPr>
+            <w:r>
+              <w:rPr>
+                <w:rFonts w:ascii="Times New Roman" w:hAnsi="Times New Roman" w:cs="Times New Roman"/>
+                <w:b/>
+                <w:bCs/>
+                <w:lang w:val="es-ES"/>
+              </w:rPr>
+              <w:t>Resultado esperado:</w:t>
+            </w:r>
+            <w:r>
+              <w:rPr>
+                <w:rFonts w:ascii="Times New Roman" w:hAnsi="Times New Roman" w:cs="Times New Roman"/>
+                <w:lang w:val="es-ES"/>
+              </w:rPr>
+              <w:t xml:space="preserve"> El saldo pendiente de la habitación 102 es exactamente total - anticipo = $45.00 - $20.00 = $25.00 "por cobrar".</w:t>
+            </w:r>
+          </w:p>
+        </w:tc>
+      </w:tr>
+      <w:tr>
+        <w:tc>
+          <w:tcPr>
+            <w:tcW w:w="2500" w:type="pct"/>
+          </w:tcPr>
+          <w:p>
+            <w:pPr>
+              <w:tabs>
+                <w:tab w:val="right" w:pos="4031"/>
+              </w:tabs>
+              <w:rPr>
+                <w:rFonts w:ascii="Times New Roman" w:hAnsi="Times New Roman" w:cs="Times New Roman"/>
+                <w:lang w:val="es-ES"/>
+              </w:rPr>
+            </w:pPr>
+            <w:r>
+              <w:rPr>
+                <w:rFonts w:ascii="Times New Roman" w:hAnsi="Times New Roman" w:cs="Times New Roman"/>
+                <w:b/>
+                <w:bCs/>
+                <w:lang w:val="es-ES"/>
+              </w:rPr>
+              <w:t>Resultado obtenido:</w:t>
+            </w:r>
+            <w:r>
+              <w:rPr>
+                <w:rFonts w:ascii="Times New Roman" w:hAnsi="Times New Roman" w:cs="Times New Roman"/>
+                <w:lang w:val="es-ES"/>
+              </w:rPr>
+              <w:t xml:space="preserve"> Caja y Salidas mostró Total $45.00, Anticipos $20.00 y Saldo $25.00 "por cobrar", coincidiendo exactamente con lo esperado.</w:t>
+            </w:r>
+          </w:p>
+        </w:tc>
+        <w:tc>
+          <w:tcPr>
+            <w:tcW w:w="2500" w:type="pct"/>
+          </w:tcPr>
+          <w:p>
+            <w:pPr>
+              <w:rPr>
+                <w:rFonts w:ascii="Times New Roman" w:hAnsi="Times New Roman" w:cs="Times New Roman"/>
+                <w:lang w:val="es-ES"/>
+              </w:rPr>
+            </w:pPr>
+            <w:r>
+              <w:rPr>
+                <w:rFonts w:ascii="Times New Roman" w:hAnsi="Times New Roman" w:cs="Times New Roman"/>
+                <w:b/>
+                <w:bCs/>
+                <w:lang w:val="es-ES"/>
+              </w:rPr>
+              <w:t>Estado</w:t>
+            </w:r>
+            <w:r>
+              <w:rPr>
+                <w:rFonts w:ascii="Times New Roman" w:hAnsi="Times New Roman" w:cs="Times New Roman"/>
+                <w:lang w:val="es-ES"/>
+              </w:rPr>
+              <w:t>: Aprobado</w:t>
+            </w:r>
+          </w:p>
+        </w:tc>
+      </w:tr>
+      <w:tr>
+        <w:tc>
+          <w:tcPr>
+            <w:tcW w:w="2500" w:type="pct"/>
+          </w:tcPr>
+          <w:p>
+            <w:pPr>
+              <w:tabs>
+                <w:tab w:val="right" w:pos="4031"/>
+              </w:tabs>
+              <w:rPr>
+                <w:rFonts w:ascii="Times New Roman" w:hAnsi="Times New Roman" w:cs="Times New Roman"/>
+                <w:lang w:val="es-ES"/>
+              </w:rPr>
+            </w:pPr>
+            <w:r>
+              <w:rPr>
+                <w:rFonts w:ascii="Times New Roman" w:hAnsi="Times New Roman" w:cs="Times New Roman"/>
+                <w:b/>
+                <w:bCs/>
+                <w:lang w:val="es-ES"/>
+              </w:rPr>
+              <w:t>Tiempo de ejecución:</w:t>
+            </w:r>
+            <w:r>
+              <w:rPr>
+                <w:rFonts w:ascii="Times New Roman" w:hAnsi="Times New Roman" w:cs="Times New Roman"/>
+                <w:lang w:val="es-ES"/>
+              </w:rPr>
+              <w:t xml:space="preserve"> 1.5s</w:t>
+            </w:r>
+          </w:p>
+        </w:tc>
+        <w:tc>
+          <w:tcPr>
+            <w:tcW w:w="2500" w:type="pct"/>
+          </w:tcPr>
+          <w:p>
+            <w:pPr>
+              <w:rPr>
+                <w:rFonts w:ascii="Times New Roman" w:hAnsi="Times New Roman" w:cs="Times New Roman"/>
+                <w:lang w:val="es-ES"/>
+              </w:rPr>
+            </w:pPr>
+          </w:p>
+        </w:tc>
+      </w:tr>
+      <w:tr>
+        <w:tc>
+          <w:tcPr>
+            <w:tcW w:w="5000" w:type="pct"/>
+            <w:gridSpan w:val="2"/>
+          </w:tcPr>
+          <w:p>
+            <w:pPr>
+              <w:rPr>
+                <w:rFonts w:ascii="Times New Roman" w:hAnsi="Times New Roman" w:cs="Times New Roman"/>
+                <w:lang w:val="es-ES"/>
+              </w:rPr>
+            </w:pPr>
+            <w:r>
+              <w:rPr>
+                <w:rFonts w:ascii="Times New Roman" w:hAnsi="Times New Roman" w:cs="Times New Roman"/>
+                <w:b/>
+                <w:bCs/>
+                <w:lang w:val="es-ES"/>
+              </w:rPr>
+              <w:t>Observaciones:</w:t>
+            </w:r>
+            <w:r>
+              <w:rPr>
+                <w:rFonts w:ascii="Times New Roman" w:hAnsi="Times New Roman" w:cs="Times New Roman"/>
+                <w:lang w:val="es-ES"/>
+              </w:rPr>
+              <w:t xml:space="preserve"> El único punto de la UI donde se registra un anticipo es el propio formulario de </w:t>
+            </w:r>
+            <w:proofErr w:type="spellStart"/>
+            <w:r>
+              <w:rPr>
+                <w:rFonts w:ascii="Times New Roman" w:hAnsi="Times New Roman" w:cs="Times New Roman"/>
+                <w:lang w:val="es-ES"/>
+              </w:rPr>
+              <w:t>check</w:t>
+            </w:r>
+            <w:proofErr w:type="spellEnd"/>
+            <w:r>
+              <w:rPr>
+                <w:rFonts w:ascii="Times New Roman" w:hAnsi="Times New Roman" w:cs="Times New Roman"/>
+                <w:lang w:val="es-ES"/>
+              </w:rPr>
+              <w:t>-in (no existe un botón de "agregar anticipo" independiente en Caja y Salidas) — el caso se adaptó a ese flujo real del sistema.</w:t>
+            </w:r>
+          </w:p>
+        </w:tc>
+      </w:tr>
+      <w:tr>
+        <w:tc>
+          <w:tcPr>
+            <w:tcW w:w="5000" w:type="pct"/>
+            <w:gridSpan w:val="2"/>
+          </w:tcPr>
+          <w:p>
+            <w:pPr>
+              <w:rPr>
+                <w:rFonts w:ascii="Times New Roman" w:hAnsi="Times New Roman" w:cs="Times New Roman"/>
+                <w:lang w:val="es-ES"/>
+              </w:rPr>
+            </w:pPr>
+            <w:r>
+              <w:rPr>
+                <w:rFonts w:ascii="Times New Roman" w:hAnsi="Times New Roman" w:cs="Times New Roman"/>
+                <w:b/>
+                <w:bCs/>
+                <w:lang w:val="es-ES"/>
+              </w:rPr>
+              <w:t>Evidencia:</w:t>
+            </w:r>
+          </w:p>
+          <w:p>
+            <w:r>
+              <w:rPr>
+                <w:noProof/>
+              </w:rPr>
+              <w:drawing>
+                <wp:inline distT="0" distB="0" distL="0" distR="0" wp14:anchorId="040D7002" wp14:editId="128EB4A0">
+                  <wp:extent cx="5760720" cy="4518565"/>
+                  <wp:effectExtent l="0" t="0" r="0" b="0"/>
+                  <wp:docPr id="22" name="Picture 22"/>
+                  <wp:cNvGraphicFramePr>
+                    <a:graphicFrameLocks xmlns:a="http://schemas.openxmlformats.org/drawingml/2006/main" noChangeAspect="1"/>
+                  </wp:cNvGraphicFramePr>
+                  <a:graphic xmlns:a="http://schemas.openxmlformats.org/drawingml/2006/main">
+                    <a:graphicData uri="http://schemas.openxmlformats.org/drawingml/2006/picture">
+                      <pic:pic xmlns:pic="http://schemas.openxmlformats.org/drawingml/2006/picture">
+                        <pic:nvPicPr>
+                          <pic:cNvPr id="0" name="TC-03.png"/>
+                          <pic:cNvPicPr/>
+                        </pic:nvPicPr>
+                        <pic:blipFill>
+                          <a:blip r:embed="rId11"/>
+                          <a:stretch>
+                            <a:fillRect/>
+                          </a:stretch>
+                        </pic:blipFill>
+                        <pic:spPr>
+                          <a:xfrm>
+                            <a:off x="0" y="0"/>
+                            <a:ext cx="5760720" cy="4518565"/>
+                          </a:xfrm>
+                          <a:prstGeom prst="rect">
+                            <a:avLst/>
+                          </a:prstGeom>
+                        </pic:spPr>
+                      </pic:pic>
+                    </a:graphicData>
+                  </a:graphic>
+                </wp:inline>
+              </w:drawing>
+            </w:r>
+          </w:p>
+        </w:tc>
+      </w:tr>
+    </w:tbl>
+    <w:p>
+      <w:pPr>
+        <w:rPr>
+          <w:lang w:val="es-EC"/>
+        </w:rPr>
+      </w:pPr>
+    </w:p>
+    <w:p>
+      <w:pPr>
+        <w:rPr>
+          <w:lang w:val="es-EC"/>
+        </w:rPr>
+      </w:pPr>
+    </w:p>
+    <w:tbl>
+      <w:tblPr>
+        <w:tblStyle w:val="Tablaconcuadrcula"/>
+        <w:tblW w:w="5000" w:type="pct"/>
+        <w:tblLook w:val="04A0" w:firstRow="1" w:lastRow="0" w:firstColumn="1" w:lastColumn="0" w:noHBand="0" w:noVBand="1"/>
+      </w:tblPr>
+      <w:tblGrid>
+        <w:gridCol w:w="5179"/>
+        <w:gridCol w:w="5179"/>
+      </w:tblGrid>
+      <w:tr>
+        <w:tc>
+          <w:tcPr>
+            <w:tcW w:w="5000" w:type="pct"/>
+            <w:gridSpan w:val="2"/>
+          </w:tcPr>
+          <w:p>
+            <w:pPr>
+              <w:rPr>
+                <w:b/>
+                <w:bCs/>
+                <w:lang w:val="es-ES"/>
+              </w:rPr>
+            </w:pPr>
+            <w:r>
+              <w:rPr>
+                <w:rFonts w:ascii="Times New Roman" w:hAnsi="Times New Roman" w:cs="Times New Roman"/>
+                <w:b/>
+                <w:bCs/>
+                <w:lang w:val="es-ES"/>
+              </w:rPr>
+              <w:t>ID:</w:t>
+            </w:r>
+            <w:r>
+              <w:rPr>
+                <w:rFonts w:ascii="Times New Roman" w:hAnsi="Times New Roman" w:cs="Times New Roman"/>
+                <w:b/>
+                <w:bCs/>
+                <w:lang w:val="es-ES"/>
+              </w:rPr>
+              <w:t xml:space="preserve"> </w:t>
+            </w:r>
+            <w:r>
+              <w:rPr>
+                <w:rFonts w:ascii="Times New Roman" w:hAnsi="Times New Roman" w:cs="Times New Roman"/>
+                <w:lang w:val="en-US"/>
+              </w:rPr>
+              <w:t>TC-04</w:t>
+            </w:r>
+          </w:p>
+        </w:tc>
+      </w:tr>
+      <w:tr>
+        <w:tc>
+          <w:tcPr>
+            <w:tcW w:w="5000" w:type="pct"/>
+            <w:gridSpan w:val="2"/>
+          </w:tcPr>
+          <w:p>
+            <w:pPr>
+              <w:rPr>
+                <w:b/>
+                <w:bCs/>
+                <w:lang w:val="es-ES"/>
+              </w:rPr>
+            </w:pPr>
+            <w:r>
+              <w:rPr>
+                <w:rFonts w:ascii="Times New Roman" w:hAnsi="Times New Roman" w:cs="Times New Roman"/>
+                <w:b/>
+                <w:bCs/>
+                <w:lang w:val="es-ES"/>
+              </w:rPr>
+              <w:t>Resultado esperado:</w:t>
+            </w:r>
+            <w:r>
+              <w:rPr>
+                <w:rFonts w:ascii="Times New Roman" w:hAnsi="Times New Roman" w:cs="Times New Roman"/>
+                <w:lang w:val="es-ES"/>
+              </w:rPr>
+              <w:t xml:space="preserve"> El sistema rechaza el anticipo con un mensaje de error visible; no se registra ni el </w:t>
+            </w:r>
+            <w:proofErr w:type="spellStart"/>
+            <w:r>
+              <w:rPr>
+                <w:rFonts w:ascii="Times New Roman" w:hAnsi="Times New Roman" w:cs="Times New Roman"/>
+                <w:lang w:val="es-ES"/>
+              </w:rPr>
+              <w:t>check</w:t>
+            </w:r>
+            <w:proofErr w:type="spellEnd"/>
+            <w:r>
+              <w:rPr>
+                <w:rFonts w:ascii="Times New Roman" w:hAnsi="Times New Roman" w:cs="Times New Roman"/>
+                <w:lang w:val="es-ES"/>
+              </w:rPr>
+              <w:t>-in ni el pago.</w:t>
+            </w:r>
+          </w:p>
+        </w:tc>
+      </w:tr>
+      <w:tr>
+        <w:tc>
+          <w:tcPr>
+            <w:tcW w:w="2500" w:type="pct"/>
+          </w:tcPr>
+          <w:p>
+            <w:pPr>
+              <w:tabs>
+                <w:tab w:val="right" w:pos="4031"/>
+              </w:tabs>
+              <w:rPr>
+                <w:rFonts w:ascii="Times New Roman" w:hAnsi="Times New Roman" w:cs="Times New Roman"/>
+                <w:lang w:val="es-ES"/>
+              </w:rPr>
+            </w:pPr>
+            <w:r>
+              <w:rPr>
+                <w:rFonts w:ascii="Times New Roman" w:hAnsi="Times New Roman" w:cs="Times New Roman"/>
+                <w:b/>
+                <w:bCs/>
+                <w:lang w:val="es-ES"/>
+              </w:rPr>
+              <w:t>Resultado obtenido:</w:t>
+            </w:r>
+            <w:r>
+              <w:rPr>
+                <w:rFonts w:ascii="Times New Roman" w:hAnsi="Times New Roman" w:cs="Times New Roman"/>
+                <w:lang w:val="es-ES"/>
+              </w:rPr>
+              <w:t xml:space="preserve"> El formulario mostró "El anticipo ($100.00) no puede superar el total de la estadía ($80.00)." y, al intentar confirmar, no se completó el </w:t>
+            </w:r>
+            <w:proofErr w:type="spellStart"/>
+            <w:r>
+              <w:rPr>
+                <w:rFonts w:ascii="Times New Roman" w:hAnsi="Times New Roman" w:cs="Times New Roman"/>
+                <w:lang w:val="es-ES"/>
+              </w:rPr>
+              <w:t>check</w:t>
+            </w:r>
+            <w:proofErr w:type="spellEnd"/>
+            <w:r>
+              <w:rPr>
+                <w:rFonts w:ascii="Times New Roman" w:hAnsi="Times New Roman" w:cs="Times New Roman"/>
+                <w:lang w:val="es-ES"/>
+              </w:rPr>
+              <w:t>-in (la habitación 202 permaneció "Limpia"); el panel de eventos registró el rechazo.</w:t>
+            </w:r>
+          </w:p>
+        </w:tc>
+        <w:tc>
+          <w:tcPr>
+            <w:tcW w:w="2500" w:type="pct"/>
+          </w:tcPr>
+          <w:p>
+            <w:pPr>
+              <w:rPr>
+                <w:rFonts w:ascii="Times New Roman" w:hAnsi="Times New Roman" w:cs="Times New Roman"/>
+                <w:lang w:val="es-ES"/>
+              </w:rPr>
+            </w:pPr>
+            <w:r>
+              <w:rPr>
+                <w:rFonts w:ascii="Times New Roman" w:hAnsi="Times New Roman" w:cs="Times New Roman"/>
+                <w:b/>
+                <w:bCs/>
+                <w:lang w:val="es-ES"/>
+              </w:rPr>
+              <w:t>Estado</w:t>
+            </w:r>
+            <w:r>
+              <w:rPr>
+                <w:rFonts w:ascii="Times New Roman" w:hAnsi="Times New Roman" w:cs="Times New Roman"/>
+                <w:lang w:val="es-ES"/>
+              </w:rPr>
+              <w:t>: Aprobado</w:t>
+            </w:r>
+          </w:p>
+        </w:tc>
+      </w:tr>
+      <w:tr>
+        <w:tc>
+          <w:tcPr>
+            <w:tcW w:w="2500" w:type="pct"/>
+          </w:tcPr>
+          <w:p>
+            <w:pPr>
+              <w:tabs>
+                <w:tab w:val="right" w:pos="4031"/>
+              </w:tabs>
+              <w:rPr>
+                <w:rFonts w:ascii="Times New Roman" w:hAnsi="Times New Roman" w:cs="Times New Roman"/>
+                <w:lang w:val="es-ES"/>
+              </w:rPr>
+            </w:pPr>
+            <w:r>
+              <w:rPr>
+                <w:rFonts w:ascii="Times New Roman" w:hAnsi="Times New Roman" w:cs="Times New Roman"/>
+                <w:b/>
+                <w:bCs/>
+                <w:lang w:val="es-ES"/>
+              </w:rPr>
+              <w:t>Tiempo de ejecución:</w:t>
+            </w:r>
+            <w:r>
+              <w:rPr>
+                <w:rFonts w:ascii="Times New Roman" w:hAnsi="Times New Roman" w:cs="Times New Roman"/>
+                <w:lang w:val="es-ES"/>
+              </w:rPr>
+              <w:t xml:space="preserve"> 1.5s</w:t>
+            </w:r>
+          </w:p>
+        </w:tc>
+        <w:tc>
+          <w:tcPr>
+            <w:tcW w:w="2500" w:type="pct"/>
+          </w:tcPr>
+          <w:p>
+            <w:pPr>
+              <w:rPr>
+                <w:rFonts w:ascii="Times New Roman" w:hAnsi="Times New Roman" w:cs="Times New Roman"/>
+                <w:lang w:val="es-ES"/>
+              </w:rPr>
+            </w:pPr>
+          </w:p>
+        </w:tc>
+      </w:tr>
+      <w:tr>
+        <w:tc>
+          <w:tcPr>
+            <w:tcW w:w="5000" w:type="pct"/>
+            <w:gridSpan w:val="2"/>
+          </w:tcPr>
+          <w:p>
+            <w:pPr>
+              <w:rPr>
+                <w:rFonts w:ascii="Times New Roman" w:hAnsi="Times New Roman" w:cs="Times New Roman"/>
+                <w:lang w:val="es-ES"/>
+              </w:rPr>
+            </w:pPr>
+            <w:r>
+              <w:rPr>
+                <w:rFonts w:ascii="Times New Roman" w:hAnsi="Times New Roman" w:cs="Times New Roman"/>
+                <w:b/>
+                <w:bCs/>
+                <w:lang w:val="es-ES"/>
+              </w:rPr>
+              <w:t>Observaciones:</w:t>
+            </w:r>
+            <w:r>
+              <w:rPr>
+                <w:rFonts w:ascii="Times New Roman" w:hAnsi="Times New Roman" w:cs="Times New Roman"/>
+                <w:lang w:val="es-ES"/>
+              </w:rPr>
+              <w:t xml:space="preserve"> Hallazgo de diseño (no un bug): el anticipo se valida a nivel de TODO el formulario de </w:t>
+            </w:r>
+            <w:proofErr w:type="spellStart"/>
+            <w:r>
+              <w:rPr>
+                <w:rFonts w:ascii="Times New Roman" w:hAnsi="Times New Roman" w:cs="Times New Roman"/>
+                <w:lang w:val="es-ES"/>
+              </w:rPr>
+              <w:t>check</w:t>
+            </w:r>
+            <w:proofErr w:type="spellEnd"/>
+            <w:r>
+              <w:rPr>
+                <w:rFonts w:ascii="Times New Roman" w:hAnsi="Times New Roman" w:cs="Times New Roman"/>
+                <w:lang w:val="es-ES"/>
+              </w:rPr>
+              <w:t>-in (</w:t>
+            </w:r>
+            <w:proofErr w:type="spellStart"/>
+            <w:r>
+              <w:rPr>
+                <w:rFonts w:ascii="Times New Roman" w:hAnsi="Times New Roman" w:cs="Times New Roman"/>
+                <w:lang w:val="es-ES"/>
+              </w:rPr>
+              <w:t>hasInvalidAdvance</w:t>
+            </w:r>
+            <w:proofErr w:type="spellEnd"/>
+            <w:r>
+              <w:rPr>
+                <w:rFonts w:ascii="Times New Roman" w:hAnsi="Times New Roman" w:cs="Times New Roman"/>
+                <w:lang w:val="es-ES"/>
+              </w:rPr>
+              <w:t xml:space="preserve"> invalida </w:t>
+            </w:r>
+            <w:proofErr w:type="spellStart"/>
+            <w:r>
+              <w:rPr>
+                <w:rFonts w:ascii="Times New Roman" w:hAnsi="Times New Roman" w:cs="Times New Roman"/>
+                <w:lang w:val="es-ES"/>
+              </w:rPr>
+              <w:t>canCheckIn</w:t>
+            </w:r>
+            <w:proofErr w:type="spellEnd"/>
+            <w:r>
+              <w:rPr>
+                <w:rFonts w:ascii="Times New Roman" w:hAnsi="Times New Roman" w:cs="Times New Roman"/>
+                <w:lang w:val="es-ES"/>
+              </w:rPr>
+              <w:t xml:space="preserve"> en </w:t>
+            </w:r>
+            <w:proofErr w:type="spellStart"/>
+            <w:r>
+              <w:rPr>
+                <w:rFonts w:ascii="Times New Roman" w:hAnsi="Times New Roman" w:cs="Times New Roman"/>
+                <w:lang w:val="es-ES"/>
+              </w:rPr>
+              <w:t>CheckInForm.jsx</w:t>
+            </w:r>
+            <w:proofErr w:type="spellEnd"/>
+            <w:r>
+              <w:rPr>
+                <w:rFonts w:ascii="Times New Roman" w:hAnsi="Times New Roman" w:cs="Times New Roman"/>
+                <w:lang w:val="es-ES"/>
+              </w:rPr>
+              <w:t xml:space="preserve">), así que un anticipo excesivo bloquea el </w:t>
+            </w:r>
+            <w:proofErr w:type="spellStart"/>
+            <w:r>
+              <w:rPr>
+                <w:rFonts w:ascii="Times New Roman" w:hAnsi="Times New Roman" w:cs="Times New Roman"/>
+                <w:lang w:val="es-ES"/>
+              </w:rPr>
+              <w:t>check</w:t>
+            </w:r>
+            <w:proofErr w:type="spellEnd"/>
+            <w:r>
+              <w:rPr>
+                <w:rFonts w:ascii="Times New Roman" w:hAnsi="Times New Roman" w:cs="Times New Roman"/>
+                <w:lang w:val="es-ES"/>
+              </w:rPr>
+              <w:t xml:space="preserve">-in completo, no solo el pago — más estricto que "aceptar el </w:t>
+            </w:r>
+            <w:proofErr w:type="spellStart"/>
+            <w:r>
+              <w:rPr>
+                <w:rFonts w:ascii="Times New Roman" w:hAnsi="Times New Roman" w:cs="Times New Roman"/>
+                <w:lang w:val="es-ES"/>
+              </w:rPr>
+              <w:t>check</w:t>
+            </w:r>
+            <w:proofErr w:type="spellEnd"/>
+            <w:r>
+              <w:rPr>
+                <w:rFonts w:ascii="Times New Roman" w:hAnsi="Times New Roman" w:cs="Times New Roman"/>
+                <w:lang w:val="es-ES"/>
+              </w:rPr>
+              <w:t>-in y solo rechazar el anticipo", y coherente con no dejar una habitación Ocupada sin poder cobrar su anticipo inicial.</w:t>
+            </w:r>
+          </w:p>
+        </w:tc>
+      </w:tr>
+      <w:tr>
+        <w:tc>
+          <w:tcPr>
+            <w:tcW w:w="5000" w:type="pct"/>
+            <w:gridSpan w:val="2"/>
+          </w:tcPr>
+          <w:p>
+            <w:pPr>
+              <w:rPr>
+                <w:rFonts w:ascii="Times New Roman" w:hAnsi="Times New Roman" w:cs="Times New Roman"/>
+                <w:lang w:val="es-ES"/>
+              </w:rPr>
+            </w:pPr>
+            <w:r>
+              <w:rPr>
+                <w:rFonts w:ascii="Times New Roman" w:hAnsi="Times New Roman" w:cs="Times New Roman"/>
+                <w:b/>
+                <w:bCs/>
+                <w:lang w:val="es-ES"/>
+              </w:rPr>
+              <w:t>Evidencia:</w:t>
+            </w:r>
+          </w:p>
+          <w:p>
+            <w:r>
+              <w:rPr>
+                <w:noProof/>
+              </w:rPr>
+              <w:drawing>
+                <wp:inline distT="0" distB="0" distL="0" distR="0" wp14:anchorId="07B424F0" wp14:editId="24F9B141">
+                  <wp:extent cx="5760720" cy="6098262"/>
+                  <wp:effectExtent l="0" t="0" r="0" b="0"/>
+                  <wp:docPr id="23" name="Picture 23"/>
+                  <wp:cNvGraphicFramePr>
+                    <a:graphicFrameLocks xmlns:a="http://schemas.openxmlformats.org/drawingml/2006/main" noChangeAspect="1"/>
+                  </wp:cNvGraphicFramePr>
+                  <a:graphic xmlns:a="http://schemas.openxmlformats.org/drawingml/2006/main">
+                    <a:graphicData uri="http://schemas.openxmlformats.org/drawingml/2006/picture">
+                      <pic:pic xmlns:pic="http://schemas.openxmlformats.org/drawingml/2006/picture">
+                        <pic:nvPicPr>
+                          <pic:cNvPr id="0" name="TC-04.png"/>
+                          <pic:cNvPicPr/>
+                        </pic:nvPicPr>
+                        <pic:blipFill>
+                          <a:blip r:embed="rId12"/>
+                          <a:stretch>
+                            <a:fillRect/>
+                          </a:stretch>
+                        </pic:blipFill>
+                        <pic:spPr>
+                          <a:xfrm>
+                            <a:off x="0" y="0"/>
+                            <a:ext cx="5760720" cy="6098262"/>
+                          </a:xfrm>
+                          <a:prstGeom prst="rect">
+                            <a:avLst/>
+                          </a:prstGeom>
+                        </pic:spPr>
+                      </pic:pic>
+                    </a:graphicData>
+                  </a:graphic>
+                </wp:inline>
+              </w:drawing>
+            </w:r>
+          </w:p>
+        </w:tc>
+      </w:tr>
+    </w:tbl>
+    <w:p>
+      <w:pPr>
+        <w:rPr>
+          <w:lang w:val="es-EC"/>
+        </w:rPr>
+      </w:pPr>
+    </w:p>
+    <w:p>
+      <w:pPr>
+        <w:rPr>
+          <w:lang w:val="es-EC"/>
+        </w:rPr>
+      </w:pPr>
+    </w:p>
+    <w:tbl>
+      <w:tblPr>
+        <w:tblStyle w:val="Tablaconcuadrcula"/>
+        <w:tblW w:w="5000" w:type="pct"/>
+        <w:tblLook w:val="04A0" w:firstRow="1" w:lastRow="0" w:firstColumn="1" w:lastColumn="0" w:noHBand="0" w:noVBand="1"/>
+      </w:tblPr>
+      <w:tblGrid>
+        <w:gridCol w:w="5179"/>
+        <w:gridCol w:w="5179"/>
+      </w:tblGrid>
+      <w:tr>
+        <w:tc>
+          <w:tcPr>
+            <w:tcW w:w="5000" w:type="pct"/>
+            <w:gridSpan w:val="2"/>
+          </w:tcPr>
+          <w:p>
+            <w:pPr>
+              <w:rPr>
+                <w:b/>
+                <w:bCs/>
+                <w:lang w:val="es-ES"/>
+              </w:rPr>
+            </w:pPr>
+            <w:r>
+              <w:rPr>
+                <w:rFonts w:ascii="Times New Roman" w:hAnsi="Times New Roman" w:cs="Times New Roman"/>
+                <w:b/>
+                <w:bCs/>
+                <w:lang w:val="es-ES"/>
+              </w:rPr>
+              <w:t>ID:</w:t>
+            </w:r>
+            <w:r>
+              <w:rPr>
+                <w:rFonts w:ascii="Times New Roman" w:hAnsi="Times New Roman" w:cs="Times New Roman"/>
+                <w:b/>
+                <w:bCs/>
+                <w:lang w:val="es-ES"/>
+              </w:rPr>
+              <w:t xml:space="preserve"> </w:t>
+            </w:r>
+            <w:r>
+              <w:rPr>
+                <w:rFonts w:ascii="Times New Roman" w:hAnsi="Times New Roman" w:cs="Times New Roman"/>
+                <w:lang w:val="en-US"/>
+              </w:rPr>
+              <w:t>TC-05</w:t>
+            </w:r>
+          </w:p>
+        </w:tc>
+      </w:tr>
+      <w:tr>
+        <w:tc>
+          <w:tcPr>
+            <w:tcW w:w="5000" w:type="pct"/>
+            <w:gridSpan w:val="2"/>
+          </w:tcPr>
+          <w:p>
+            <w:pPr>
+              <w:rPr>
+                <w:b/>
+                <w:bCs/>
+                <w:lang w:val="es-ES"/>
+              </w:rPr>
+            </w:pPr>
+            <w:r>
+              <w:rPr>
+                <w:rFonts w:ascii="Times New Roman" w:hAnsi="Times New Roman" w:cs="Times New Roman"/>
+                <w:b/>
+                <w:bCs/>
+                <w:lang w:val="es-ES"/>
+              </w:rPr>
+              <w:t>Resultado esperado:</w:t>
+            </w:r>
+            <w:r>
+              <w:rPr>
+                <w:rFonts w:ascii="Times New Roman" w:hAnsi="Times New Roman" w:cs="Times New Roman"/>
+                <w:lang w:val="es-ES"/>
+              </w:rPr>
+              <w:t xml:space="preserve"> El botón "Procesar Check-</w:t>
+            </w:r>
+            <w:proofErr w:type="spellStart"/>
+            <w:r>
+              <w:rPr>
+                <w:rFonts w:ascii="Times New Roman" w:hAnsi="Times New Roman" w:cs="Times New Roman"/>
+                <w:lang w:val="es-ES"/>
+              </w:rPr>
+              <w:t>out</w:t>
+            </w:r>
+            <w:proofErr w:type="spellEnd"/>
+            <w:r>
+              <w:rPr>
+                <w:rFonts w:ascii="Times New Roman" w:hAnsi="Times New Roman" w:cs="Times New Roman"/>
+                <w:lang w:val="es-ES"/>
+              </w:rPr>
+              <w:t>" está deshabilitado, con un mensaje indicando el saldo pendiente por cobrar.</w:t>
+            </w:r>
+          </w:p>
+        </w:tc>
+      </w:tr>
+      <w:tr>
+        <w:tc>
+          <w:tcPr>
+            <w:tcW w:w="2500" w:type="pct"/>
+          </w:tcPr>
+          <w:p>
+            <w:pPr>
+              <w:tabs>
+                <w:tab w:val="right" w:pos="4031"/>
+              </w:tabs>
+              <w:rPr>
+                <w:rFonts w:ascii="Times New Roman" w:hAnsi="Times New Roman" w:cs="Times New Roman"/>
+                <w:lang w:val="es-ES"/>
+              </w:rPr>
+            </w:pPr>
+            <w:r>
+              <w:rPr>
+                <w:rFonts w:ascii="Times New Roman" w:hAnsi="Times New Roman" w:cs="Times New Roman"/>
+                <w:b/>
+                <w:bCs/>
+                <w:lang w:val="es-ES"/>
+              </w:rPr>
+              <w:t>Resultado obtenido:</w:t>
+            </w:r>
+            <w:r>
+              <w:rPr>
+                <w:rFonts w:ascii="Times New Roman" w:hAnsi="Times New Roman" w:cs="Times New Roman"/>
+                <w:lang w:val="es-ES"/>
+              </w:rPr>
+              <w:t xml:space="preserve"> El botón apareció deshabilitado y el texto "No se puede procesar el </w:t>
+            </w:r>
+            <w:proofErr w:type="spellStart"/>
+            <w:r>
+              <w:rPr>
+                <w:rFonts w:ascii="Times New Roman" w:hAnsi="Times New Roman" w:cs="Times New Roman"/>
+                <w:lang w:val="es-ES"/>
+              </w:rPr>
+              <w:t>check-out</w:t>
+            </w:r>
+            <w:proofErr w:type="spellEnd"/>
+            <w:r>
+              <w:rPr>
+                <w:rFonts w:ascii="Times New Roman" w:hAnsi="Times New Roman" w:cs="Times New Roman"/>
+                <w:lang w:val="es-ES"/>
+              </w:rPr>
+              <w:t xml:space="preserve"> con saldo por cobrar — use el botón de arriba para saldarlo..." fue visible.</w:t>
+            </w:r>
+          </w:p>
+        </w:tc>
+        <w:tc>
+          <w:tcPr>
+            <w:tcW w:w="2500" w:type="pct"/>
+          </w:tcPr>
+          <w:p>
+            <w:pPr>
+              <w:rPr>
+                <w:rFonts w:ascii="Times New Roman" w:hAnsi="Times New Roman" w:cs="Times New Roman"/>
+                <w:lang w:val="es-ES"/>
+              </w:rPr>
+            </w:pPr>
+            <w:r>
+              <w:rPr>
+                <w:rFonts w:ascii="Times New Roman" w:hAnsi="Times New Roman" w:cs="Times New Roman"/>
+                <w:b/>
+                <w:bCs/>
+                <w:lang w:val="es-ES"/>
+              </w:rPr>
+              <w:t>Estado</w:t>
+            </w:r>
+            <w:r>
+              <w:rPr>
+                <w:rFonts w:ascii="Times New Roman" w:hAnsi="Times New Roman" w:cs="Times New Roman"/>
+                <w:lang w:val="es-ES"/>
+              </w:rPr>
+              <w:t>: Aprobado</w:t>
+            </w:r>
+          </w:p>
+        </w:tc>
+      </w:tr>
+      <w:tr>
+        <w:tc>
+          <w:tcPr>
+            <w:tcW w:w="2500" w:type="pct"/>
+          </w:tcPr>
+          <w:p>
+            <w:pPr>
+              <w:tabs>
+                <w:tab w:val="right" w:pos="4031"/>
+              </w:tabs>
+              <w:rPr>
+                <w:rFonts w:ascii="Times New Roman" w:hAnsi="Times New Roman" w:cs="Times New Roman"/>
+                <w:lang w:val="es-ES"/>
+              </w:rPr>
+            </w:pPr>
+            <w:r>
+              <w:rPr>
+                <w:rFonts w:ascii="Times New Roman" w:hAnsi="Times New Roman" w:cs="Times New Roman"/>
+                <w:b/>
+                <w:bCs/>
+                <w:lang w:val="es-ES"/>
+              </w:rPr>
+              <w:t>Tiempo de ejecución:</w:t>
+            </w:r>
+            <w:r>
+              <w:rPr>
+                <w:rFonts w:ascii="Times New Roman" w:hAnsi="Times New Roman" w:cs="Times New Roman"/>
+                <w:lang w:val="es-ES"/>
+              </w:rPr>
+              <w:t xml:space="preserve"> 1.6s</w:t>
+            </w:r>
+          </w:p>
+        </w:tc>
+        <w:tc>
+          <w:tcPr>
+            <w:tcW w:w="2500" w:type="pct"/>
+          </w:tcPr>
+          <w:p>
+            <w:pPr>
+              <w:rPr>
+                <w:rFonts w:ascii="Times New Roman" w:hAnsi="Times New Roman" w:cs="Times New Roman"/>
+                <w:lang w:val="es-ES"/>
+              </w:rPr>
+            </w:pPr>
+          </w:p>
+        </w:tc>
+      </w:tr>
+      <w:tr>
+        <w:tc>
+          <w:tcPr>
+            <w:tcW w:w="5000" w:type="pct"/>
+            <w:gridSpan w:val="2"/>
+          </w:tcPr>
+          <w:p>
+            <w:pPr>
+              <w:rPr>
+                <w:rFonts w:ascii="Times New Roman" w:hAnsi="Times New Roman" w:cs="Times New Roman"/>
+                <w:lang w:val="es-ES"/>
+              </w:rPr>
+            </w:pPr>
+            <w:r>
+              <w:rPr>
+                <w:rFonts w:ascii="Times New Roman" w:hAnsi="Times New Roman" w:cs="Times New Roman"/>
+                <w:b/>
+                <w:bCs/>
+                <w:lang w:val="es-ES"/>
+              </w:rPr>
+              <w:t>Observaciones:</w:t>
+            </w:r>
+            <w:r>
+              <w:rPr>
+                <w:rFonts w:ascii="Times New Roman" w:hAnsi="Times New Roman" w:cs="Times New Roman"/>
+                <w:lang w:val="es-ES"/>
+              </w:rPr>
+              <w:t xml:space="preserve"> El estado previo (</w:t>
+            </w:r>
+            <w:proofErr w:type="spellStart"/>
+            <w:r>
+              <w:rPr>
+                <w:rFonts w:ascii="Times New Roman" w:hAnsi="Times New Roman" w:cs="Times New Roman"/>
+                <w:lang w:val="es-ES"/>
+              </w:rPr>
+              <w:t>check</w:t>
+            </w:r>
+            <w:proofErr w:type="spellEnd"/>
+            <w:r>
+              <w:rPr>
+                <w:rFonts w:ascii="Times New Roman" w:hAnsi="Times New Roman" w:cs="Times New Roman"/>
+                <w:lang w:val="es-ES"/>
+              </w:rPr>
+              <w:t>-in con saldo pendiente) se montó vía API (POST /api/</w:t>
+            </w:r>
+            <w:proofErr w:type="spellStart"/>
+            <w:r>
+              <w:rPr>
+                <w:rFonts w:ascii="Times New Roman" w:hAnsi="Times New Roman" w:cs="Times New Roman"/>
+                <w:lang w:val="es-ES"/>
+              </w:rPr>
+              <w:t>checkin</w:t>
+            </w:r>
+            <w:proofErr w:type="spellEnd"/>
+            <w:r>
+              <w:rPr>
+                <w:rFonts w:ascii="Times New Roman" w:hAnsi="Times New Roman" w:cs="Times New Roman"/>
+                <w:lang w:val="es-ES"/>
+              </w:rPr>
+              <w:t>) para que el caso sea independiente y no dependa de que TC-01 se haya ejecutado antes en la misma corrida.</w:t>
+            </w:r>
+          </w:p>
+        </w:tc>
+      </w:tr>
+      <w:tr>
+        <w:tc>
+          <w:tcPr>
+            <w:tcW w:w="5000" w:type="pct"/>
+            <w:gridSpan w:val="2"/>
+          </w:tcPr>
+          <w:p>
+            <w:pPr>
+              <w:rPr>
+                <w:rFonts w:ascii="Times New Roman" w:hAnsi="Times New Roman" w:cs="Times New Roman"/>
+                <w:lang w:val="es-ES"/>
+              </w:rPr>
+            </w:pPr>
+            <w:r>
+              <w:rPr>
+                <w:rFonts w:ascii="Times New Roman" w:hAnsi="Times New Roman" w:cs="Times New Roman"/>
+                <w:b/>
+                <w:bCs/>
+                <w:lang w:val="es-ES"/>
+              </w:rPr>
+              <w:t>Evidencia:</w:t>
+            </w:r>
+          </w:p>
+          <w:p>
+            <w:r>
+              <w:rPr>
+                <w:noProof/>
+              </w:rPr>
+              <w:drawing>
+                <wp:inline distT="0" distB="0" distL="0" distR="0" wp14:anchorId="1A11C895" wp14:editId="3748B7EC">
+                  <wp:extent cx="5760720" cy="4518565"/>
+                  <wp:effectExtent l="0" t="0" r="0" b="0"/>
+                  <wp:docPr id="24" name="Picture 24"/>
+                  <wp:cNvGraphicFramePr>
+                    <a:graphicFrameLocks xmlns:a="http://schemas.openxmlformats.org/drawingml/2006/main" noChangeAspect="1"/>
+                  </wp:cNvGraphicFramePr>
+                  <a:graphic xmlns:a="http://schemas.openxmlformats.org/drawingml/2006/main">
+                    <a:graphicData uri="http://schemas.openxmlformats.org/drawingml/2006/picture">
+                      <pic:pic xmlns:pic="http://schemas.openxmlformats.org/drawingml/2006/picture">
+                        <pic:nvPicPr>
+                          <pic:cNvPr id="0" name="TC-05.png"/>
+                          <pic:cNvPicPr/>
+                        </pic:nvPicPr>
+                        <pic:blipFill>
+                          <a:blip r:embed="rId13"/>
+                          <a:stretch>
+                            <a:fillRect/>
+                          </a:stretch>
+                        </pic:blipFill>
+                        <pic:spPr>
+                          <a:xfrm>
+                            <a:off x="0" y="0"/>
+                            <a:ext cx="5760720" cy="4518565"/>
+                          </a:xfrm>
+                          <a:prstGeom prst="rect">
+                            <a:avLst/>
+                          </a:prstGeom>
+                        </pic:spPr>
+                      </pic:pic>
+                    </a:graphicData>
+                  </a:graphic>
+                </wp:inline>
+              </w:drawing>
+            </w:r>
+          </w:p>
+        </w:tc>
+      </w:tr>
+    </w:tbl>
+    <w:p>
+      <w:pPr>
+        <w:rPr>
+          <w:lang w:val="es-EC"/>
+        </w:rPr>
+      </w:pPr>
+    </w:p>
+    <w:p>
+      <w:pPr>
+        <w:rPr>
+          <w:lang w:val="es-EC"/>
+        </w:rPr>
+      </w:pPr>
+    </w:p>
+    <w:tbl>
+      <w:tblPr>
+        <w:tblStyle w:val="Tablaconcuadrcula"/>
+        <w:tblW w:w="5000" w:type="pct"/>
+        <w:tblLook w:val="04A0" w:firstRow="1" w:lastRow="0" w:firstColumn="1" w:lastColumn="0" w:noHBand="0" w:noVBand="1"/>
+      </w:tblPr>
+      <w:tblGrid>
+        <w:gridCol w:w="5179"/>
+        <w:gridCol w:w="5179"/>
+      </w:tblGrid>
+      <w:tr>
+        <w:tc>
+          <w:tcPr>
+            <w:tcW w:w="5000" w:type="pct"/>
+            <w:gridSpan w:val="2"/>
+          </w:tcPr>
+          <w:p>
+            <w:pPr>
+              <w:rPr>
+                <w:b/>
+                <w:bCs/>
+                <w:lang w:val="es-ES"/>
+              </w:rPr>
+            </w:pPr>
+            <w:r>
+              <w:rPr>
+                <w:rFonts w:ascii="Times New Roman" w:hAnsi="Times New Roman" w:cs="Times New Roman"/>
+                <w:b/>
+                <w:bCs/>
+                <w:lang w:val="es-ES"/>
+              </w:rPr>
+              <w:t>ID:</w:t>
+            </w:r>
+            <w:r>
+              <w:rPr>
+                <w:rFonts w:ascii="Times New Roman" w:hAnsi="Times New Roman" w:cs="Times New Roman"/>
+                <w:b/>
+                <w:bCs/>
+                <w:lang w:val="es-ES"/>
+              </w:rPr>
+              <w:t xml:space="preserve"> </w:t>
+            </w:r>
+            <w:r>
+              <w:rPr>
+                <w:rFonts w:ascii="Times New Roman" w:hAnsi="Times New Roman" w:cs="Times New Roman"/>
+                <w:lang w:val="en-US"/>
+              </w:rPr>
+              <w:t>TC-06</w:t>
+            </w:r>
+          </w:p>
+        </w:tc>
+      </w:tr>
+      <w:tr>
+        <w:tc>
+          <w:tcPr>
+            <w:tcW w:w="5000" w:type="pct"/>
+            <w:gridSpan w:val="2"/>
+          </w:tcPr>
+          <w:p>
+            <w:pPr>
+              <w:rPr>
+                <w:b/>
+                <w:bCs/>
+                <w:lang w:val="es-ES"/>
+              </w:rPr>
+            </w:pPr>
+            <w:r>
+              <w:rPr>
+                <w:rFonts w:ascii="Times New Roman" w:hAnsi="Times New Roman" w:cs="Times New Roman"/>
+                <w:b/>
+                <w:bCs/>
+                <w:lang w:val="es-ES"/>
+              </w:rPr>
+              <w:t>Resultado esperado:</w:t>
+            </w:r>
+            <w:r>
+              <w:rPr>
+                <w:rFonts w:ascii="Times New Roman" w:hAnsi="Times New Roman" w:cs="Times New Roman"/>
+                <w:lang w:val="es-ES"/>
+              </w:rPr>
+              <w:t xml:space="preserve"> El </w:t>
+            </w:r>
+            <w:proofErr w:type="spellStart"/>
+            <w:r>
+              <w:rPr>
+                <w:rFonts w:ascii="Times New Roman" w:hAnsi="Times New Roman" w:cs="Times New Roman"/>
+                <w:lang w:val="es-ES"/>
+              </w:rPr>
+              <w:t>checkout</w:t>
+            </w:r>
+            <w:proofErr w:type="spellEnd"/>
+            <w:r>
+              <w:rPr>
+                <w:rFonts w:ascii="Times New Roman" w:hAnsi="Times New Roman" w:cs="Times New Roman"/>
+                <w:lang w:val="es-ES"/>
+              </w:rPr>
+              <w:t xml:space="preserve"> se completa, la habitación pasa a "Sucia" y desaparece de la lista de habitaciones ocupadas en Caja y Salidas.</w:t>
+            </w:r>
+          </w:p>
+        </w:tc>
+      </w:tr>
+      <w:tr>
+        <w:tc>
+          <w:tcPr>
+            <w:tcW w:w="2500" w:type="pct"/>
+          </w:tcPr>
+          <w:p>
+            <w:pPr>
+              <w:tabs>
+                <w:tab w:val="right" w:pos="4031"/>
+              </w:tabs>
+              <w:rPr>
+                <w:rFonts w:ascii="Times New Roman" w:hAnsi="Times New Roman" w:cs="Times New Roman"/>
+                <w:lang w:val="es-ES"/>
+              </w:rPr>
+            </w:pPr>
+            <w:r>
+              <w:rPr>
+                <w:rFonts w:ascii="Times New Roman" w:hAnsi="Times New Roman" w:cs="Times New Roman"/>
+                <w:b/>
+                <w:bCs/>
+                <w:lang w:val="es-ES"/>
+              </w:rPr>
+              <w:t>Resultado obtenido:</w:t>
+            </w:r>
+            <w:r>
+              <w:rPr>
+                <w:rFonts w:ascii="Times New Roman" w:hAnsi="Times New Roman" w:cs="Times New Roman"/>
+                <w:lang w:val="es-ES"/>
+              </w:rPr>
+              <w:t xml:space="preserve"> Tras cobrar, el saldo bajó a $0.00 ("Estadía saldada — no queda ningún cobro ni devolución pendiente."), el botón "Procesar Check-</w:t>
+            </w:r>
+            <w:proofErr w:type="spellStart"/>
+            <w:r>
+              <w:rPr>
+                <w:rFonts w:ascii="Times New Roman" w:hAnsi="Times New Roman" w:cs="Times New Roman"/>
+                <w:lang w:val="es-ES"/>
+              </w:rPr>
+              <w:t>out</w:t>
+            </w:r>
+            <w:proofErr w:type="spellEnd"/>
+            <w:r>
+              <w:rPr>
+                <w:rFonts w:ascii="Times New Roman" w:hAnsi="Times New Roman" w:cs="Times New Roman"/>
+                <w:lang w:val="es-ES"/>
+              </w:rPr>
+              <w:t>" se habilitó, y al confirmarlo apareció "Check-</w:t>
+            </w:r>
+            <w:proofErr w:type="spellStart"/>
+            <w:r>
+              <w:rPr>
+                <w:rFonts w:ascii="Times New Roman" w:hAnsi="Times New Roman" w:cs="Times New Roman"/>
+                <w:lang w:val="es-ES"/>
+              </w:rPr>
+              <w:t>out</w:t>
+            </w:r>
+            <w:proofErr w:type="spellEnd"/>
+            <w:r>
+              <w:rPr>
+                <w:rFonts w:ascii="Times New Roman" w:hAnsi="Times New Roman" w:cs="Times New Roman"/>
+                <w:lang w:val="es-ES"/>
+              </w:rPr>
+              <w:t xml:space="preserve"> completado — habitación 101 lista para limpieza."; la tarjeta de la habitación 101 desapareció de Caja y Salidas.</w:t>
+            </w:r>
+          </w:p>
+        </w:tc>
+        <w:tc>
+          <w:tcPr>
+            <w:tcW w:w="2500" w:type="pct"/>
+          </w:tcPr>
+          <w:p>
+            <w:pPr>
+              <w:rPr>
+                <w:rFonts w:ascii="Times New Roman" w:hAnsi="Times New Roman" w:cs="Times New Roman"/>
+                <w:lang w:val="es-ES"/>
+              </w:rPr>
+            </w:pPr>
+            <w:r>
+              <w:rPr>
+                <w:rFonts w:ascii="Times New Roman" w:hAnsi="Times New Roman" w:cs="Times New Roman"/>
+                <w:b/>
+                <w:bCs/>
+                <w:lang w:val="es-ES"/>
+              </w:rPr>
+              <w:t>Estado</w:t>
+            </w:r>
+            <w:r>
+              <w:rPr>
+                <w:rFonts w:ascii="Times New Roman" w:hAnsi="Times New Roman" w:cs="Times New Roman"/>
+                <w:lang w:val="es-ES"/>
+              </w:rPr>
+              <w:t>: Aprobado</w:t>
+            </w:r>
+          </w:p>
+        </w:tc>
+      </w:tr>
+      <w:tr>
+        <w:tc>
+          <w:tcPr>
+            <w:tcW w:w="2500" w:type="pct"/>
+          </w:tcPr>
+          <w:p>
+            <w:pPr>
+              <w:tabs>
+                <w:tab w:val="right" w:pos="4031"/>
+              </w:tabs>
+              <w:rPr>
+                <w:rFonts w:ascii="Times New Roman" w:hAnsi="Times New Roman" w:cs="Times New Roman"/>
+                <w:lang w:val="es-ES"/>
+              </w:rPr>
+            </w:pPr>
+            <w:r>
+              <w:rPr>
+                <w:rFonts w:ascii="Times New Roman" w:hAnsi="Times New Roman" w:cs="Times New Roman"/>
+                <w:b/>
+                <w:bCs/>
+                <w:lang w:val="es-ES"/>
+              </w:rPr>
+              <w:t>Tiempo de ejecución:</w:t>
+            </w:r>
+            <w:r>
+              <w:rPr>
+                <w:rFonts w:ascii="Times New Roman" w:hAnsi="Times New Roman" w:cs="Times New Roman"/>
+                <w:lang w:val="es-ES"/>
+              </w:rPr>
+              <w:t xml:space="preserve"> 1.5s</w:t>
+            </w:r>
+          </w:p>
+        </w:tc>
+        <w:tc>
+          <w:tcPr>
+            <w:tcW w:w="2500" w:type="pct"/>
+          </w:tcPr>
+          <w:p>
+            <w:pPr>
+              <w:rPr>
+                <w:rFonts w:ascii="Times New Roman" w:hAnsi="Times New Roman" w:cs="Times New Roman"/>
+                <w:lang w:val="es-ES"/>
+              </w:rPr>
+            </w:pPr>
+          </w:p>
+        </w:tc>
+      </w:tr>
+      <w:tr>
+        <w:tc>
+          <w:tcPr>
+            <w:tcW w:w="5000" w:type="pct"/>
+            <w:gridSpan w:val="2"/>
+          </w:tcPr>
+          <w:p>
+            <w:pPr>
+              <w:rPr>
+                <w:rFonts w:ascii="Times New Roman" w:hAnsi="Times New Roman" w:cs="Times New Roman"/>
+                <w:lang w:val="es-ES"/>
+              </w:rPr>
+            </w:pPr>
+            <w:r>
+              <w:rPr>
+                <w:rFonts w:ascii="Times New Roman" w:hAnsi="Times New Roman" w:cs="Times New Roman"/>
+                <w:b/>
+                <w:bCs/>
+                <w:lang w:val="es-ES"/>
+              </w:rPr>
+              <w:t>Observaciones:</w:t>
+            </w:r>
+            <w:r>
+              <w:rPr>
+                <w:rFonts w:ascii="Times New Roman" w:hAnsi="Times New Roman" w:cs="Times New Roman"/>
+                <w:lang w:val="es-ES"/>
+              </w:rPr>
+              <w:t xml:space="preserve"> Sin hallazgos.</w:t>
+            </w:r>
+          </w:p>
+        </w:tc>
+      </w:tr>
+      <w:tr>
+        <w:tc>
+          <w:tcPr>
+            <w:tcW w:w="5000" w:type="pct"/>
+            <w:gridSpan w:val="2"/>
+          </w:tcPr>
+          <w:p>
+            <w:pPr>
+              <w:rPr>
+                <w:rFonts w:ascii="Times New Roman" w:hAnsi="Times New Roman" w:cs="Times New Roman"/>
+                <w:lang w:val="es-ES"/>
+              </w:rPr>
+            </w:pPr>
+            <w:r>
+              <w:rPr>
+                <w:rFonts w:ascii="Times New Roman" w:hAnsi="Times New Roman" w:cs="Times New Roman"/>
+                <w:b/>
+                <w:bCs/>
+                <w:lang w:val="es-ES"/>
+              </w:rPr>
+              <w:t>Evidencia:</w:t>
+            </w:r>
+          </w:p>
+          <w:p>
+            <w:r>
+              <w:rPr>
+                <w:noProof/>
+              </w:rPr>
+              <w:drawing>
+                <wp:inline distT="0" distB="0" distL="0" distR="0" wp14:anchorId="7BC4B09F" wp14:editId="43B8C670">
+                  <wp:extent cx="5760720" cy="4635579"/>
+                  <wp:effectExtent l="0" t="0" r="0" b="0"/>
+                  <wp:docPr id="25" name="Picture 25"/>
+                  <wp:cNvGraphicFramePr>
+                    <a:graphicFrameLocks xmlns:a="http://schemas.openxmlformats.org/drawingml/2006/main" noChangeAspect="1"/>
+                  </wp:cNvGraphicFramePr>
+                  <a:graphic xmlns:a="http://schemas.openxmlformats.org/drawingml/2006/main">
+                    <a:graphicData uri="http://schemas.openxmlformats.org/drawingml/2006/picture">
+                      <pic:pic xmlns:pic="http://schemas.openxmlformats.org/drawingml/2006/picture">
+                        <pic:nvPicPr>
+                          <pic:cNvPr id="0" name="TC-06.png"/>
                           <pic:cNvPicPr/>
                         </pic:nvPicPr>
                         <pic:blipFill>
@@ -4710,9 +7413,11 @@
                         <pic:spPr>
                           <a:xfrm>
                             <a:off x="0" y="0"/>
-                            <a:ext cx="5760720" cy="3343918"/>
+                            <a:ext cx="5760720" cy="4635579"/>
                           </a:xfrm>
-                          <a:prstGeom prst="rect"/>
+                          <a:prstGeom prst="rect">
+                            <a:avLst/>
+                          </a:prstGeom>
                         </pic:spPr>
                       </pic:pic>
                     </a:graphicData>
@@ -4785,7 +7490,7 @@
                 <w:rFonts w:ascii="Times New Roman" w:hAnsi="Times New Roman" w:cs="Times New Roman"/>
                 <w:lang w:val="en-US"/>
               </w:rPr>
-              <w:t>TC-02</w:t>
+              <w:t>TC-07</w:t>
             </w:r>
           </w:p>
         </w:tc>
@@ -4818,10 +7523,24 @@
                 <w:rFonts w:ascii="Times New Roman" w:hAnsi="Times New Roman" w:cs="Times New Roman"/>
                 <w:lang w:val="es-ES"/>
               </w:rPr>
-              <w:t xml:space="preserve"> El sistema no permite iniciar el check-in en la habitación 201; la UI la marca como "No disponible para check-in".</w:t>
+              <w:t xml:space="preserve"> El botón de confirmar permanece deshabilitado; no se completa el </w:t>
             </w:r>
             <w:proofErr w:type="spellStart"/>
+            <w:r>
+              <w:rPr>
+                <w:rFonts w:ascii="Times New Roman" w:hAnsi="Times New Roman" w:cs="Times New Roman"/>
+                <w:lang w:val="es-ES"/>
+              </w:rPr>
+              <w:t>checkout</w:t>
+            </w:r>
             <w:proofErr w:type="spellEnd"/>
+            <w:r>
+              <w:rPr>
+                <w:rFonts w:ascii="Times New Roman" w:hAnsi="Times New Roman" w:cs="Times New Roman"/>
+                <w:lang w:val="es-ES"/>
+              </w:rPr>
+              <w:t xml:space="preserve"> sin un motivo no vacío.</w:t>
+            </w:r>
           </w:p>
         </w:tc>
       </w:tr>
@@ -4854,7 +7573,7 @@
                 <w:rFonts w:ascii="Times New Roman" w:hAnsi="Times New Roman" w:cs="Times New Roman"/>
                 <w:lang w:val="es-ES"/>
               </w:rPr>
-              <w:t xml:space="preserve"> El clic sobre la habitación 201 no activó el formulario de check-in (siguió mostrando "Seleccione una habitación limpia del grid"), y el panel de eventos registró "Check-in bloqueado: habitación 201 no disponible (Sucia)".</w:t>
+              <w:t xml:space="preserve"> El botón "Confirmar salida sin pago ($45.00 quedan pendientes)" permaneció deshabilitado mientras el campo de motivo estuvo vacío; la habitación 102 siguió Ocupada con el saldo intacto.</w:t>
             </w:r>
           </w:p>
         </w:tc>
@@ -4917,7 +7636,7 @@
                 <w:rFonts w:ascii="Times New Roman" w:hAnsi="Times New Roman" w:cs="Times New Roman"/>
                 <w:lang w:val="es-ES"/>
               </w:rPr>
-              <w:t xml:space="preserve"> 1.5s</w:t>
+              <w:t xml:space="preserve"> 1.6s</w:t>
             </w:r>
           </w:p>
         </w:tc>
@@ -4962,10 +7681,8 @@
                 <w:rFonts w:ascii="Times New Roman" w:hAnsi="Times New Roman" w:cs="Times New Roman"/>
                 <w:lang w:val="es-ES"/>
               </w:rPr>
-              <w:t xml:space="preserve"> El bloqueo ocurre íntegramente en el frontend (RoomSelector.jsx) antes de invocar la API — consistente con el diseño (isRoomAvailableForCheckIn se evalúa antes de onSelectRoom).</w:t>
-            </w:r>
-            <w:proofErr w:type="gramStart"/>
-            <w:proofErr w:type="gramEnd"/>
+              <w:t xml:space="preserve"> Sin hallazgos.</w:t>
+            </w:r>
           </w:p>
         </w:tc>
       </w:tr>
@@ -4991,23 +7708,25 @@
               </w:rPr>
               <w:t>Evidencia:</w:t>
             </w:r>
-            <w:proofErr w:type="gramStart"/>
-            <w:proofErr w:type="gramEnd"/>
-          </w:p>
-          <w:p>
-            <w:r>
+          </w:p>
+          <w:p>
+            <w:r>
+              <w:rPr>
+                <w:noProof/>
+              </w:rPr>
               <w:drawing>
-                <wp:inline xmlns:a="http://schemas.openxmlformats.org/drawingml/2006/main" xmlns:pic="http://schemas.openxmlformats.org/drawingml/2006/picture">
-                  <wp:extent cx="5760720" cy="3676960"/>
-                  <wp:docPr id="21" name="Picture 21"/>
+                <wp:inline distT="0" distB="0" distL="0" distR="0" wp14:anchorId="22A18823" wp14:editId="29F06B33">
+                  <wp:extent cx="5760720" cy="4950619"/>
+                  <wp:effectExtent l="0" t="0" r="0" b="0"/>
+                  <wp:docPr id="26" name="Picture 26"/>
                   <wp:cNvGraphicFramePr>
-                    <a:graphicFrameLocks noChangeAspect="1"/>
+                    <a:graphicFrameLocks xmlns:a="http://schemas.openxmlformats.org/drawingml/2006/main" noChangeAspect="1"/>
                   </wp:cNvGraphicFramePr>
-                  <a:graphic>
+                  <a:graphic xmlns:a="http://schemas.openxmlformats.org/drawingml/2006/main">
                     <a:graphicData uri="http://schemas.openxmlformats.org/drawingml/2006/picture">
-                      <pic:pic>
+                      <pic:pic xmlns:pic="http://schemas.openxmlformats.org/drawingml/2006/picture">
                         <pic:nvPicPr>
-                          <pic:cNvPr id="0" name="TC-02.png"/>
+                          <pic:cNvPr id="0" name="TC-07.png"/>
                           <pic:cNvPicPr/>
                         </pic:nvPicPr>
                         <pic:blipFill>
@@ -5019,9 +7738,11 @@
                         <pic:spPr>
                           <a:xfrm>
                             <a:off x="0" y="0"/>
-                            <a:ext cx="5760720" cy="3676960"/>
+                            <a:ext cx="5760720" cy="4950619"/>
                           </a:xfrm>
-                          <a:prstGeom prst="rect"/>
+                          <a:prstGeom prst="rect">
+                            <a:avLst/>
+                          </a:prstGeom>
                         </pic:spPr>
                       </pic:pic>
                     </a:graphicData>
@@ -5094,7 +7815,7 @@
                 <w:rFonts w:ascii="Times New Roman" w:hAnsi="Times New Roman" w:cs="Times New Roman"/>
                 <w:lang w:val="en-US"/>
               </w:rPr>
-              <w:t>TC-03</w:t>
+              <w:t>TC-08</w:t>
             </w:r>
           </w:p>
         </w:tc>
@@ -5127,10 +7848,8 @@
                 <w:rFonts w:ascii="Times New Roman" w:hAnsi="Times New Roman" w:cs="Times New Roman"/>
                 <w:lang w:val="es-ES"/>
               </w:rPr>
-              <w:t xml:space="preserve"> El saldo pendiente de la habitación 102 es exactamente total - anticipo = $45.00 - $20.00 = $25.00 "por cobrar".</w:t>
-            </w:r>
-            <w:proofErr w:type="spellStart"/>
-            <w:proofErr w:type="spellEnd"/>
+              <w:t xml:space="preserve"> El cargo aparece en la lista de consumos de la estadía, y el saldo pendiente sube exactamente en $3.00 (de $45.00 a $48.00).</w:t>
+            </w:r>
           </w:p>
         </w:tc>
       </w:tr>
@@ -5163,7 +7882,21 @@
                 <w:rFonts w:ascii="Times New Roman" w:hAnsi="Times New Roman" w:cs="Times New Roman"/>
                 <w:lang w:val="es-ES"/>
               </w:rPr>
-              <w:t xml:space="preserve"> Caja y Salidas mostró Total $45.00, Anticipos $20.00 y Saldo $25.00 "por cobrar", coincidiendo exactamente con lo esperado.</w:t>
+              <w:t xml:space="preserve"> Apareció "2 × Agua embotellada" con "$3.00 </w:t>
+            </w:r>
+            <w:r>
+              <w:rPr>
+                <w:rFonts w:ascii="Times New Roman" w:hAnsi="Times New Roman" w:cs="Times New Roman"/>
+                <w:lang w:val="es-ES"/>
+              </w:rPr>
+              <w:t>-</w:t>
+            </w:r>
+            <w:r>
+              <w:rPr>
+                <w:rFonts w:ascii="Times New Roman" w:hAnsi="Times New Roman" w:cs="Times New Roman"/>
+                <w:lang w:val="es-ES"/>
+              </w:rPr>
+              <w:t xml:space="preserve"> Luis Cedeño" en la lista, "Consumo de minibar: $3.00" visible, y el saldo pasó de $45.00 a $48.00 "por cobrar" — coincide exactamente con lo esperado.</w:t>
             </w:r>
           </w:p>
         </w:tc>
@@ -5254,27 +7987,212 @@
             <w:pPr>
               <w:rPr>
                 <w:rFonts w:ascii="Times New Roman" w:hAnsi="Times New Roman" w:cs="Times New Roman"/>
-                <w:lang w:val="es-ES"/>
-              </w:rPr>
-            </w:pPr>
-            <w:r>
-              <w:rPr>
-                <w:rFonts w:ascii="Times New Roman" w:hAnsi="Times New Roman" w:cs="Times New Roman"/>
-                <w:b/>
-                <w:bCs/>
-                <w:lang w:val="es-ES"/>
-              </w:rPr>
-              <w:t>Observaciones:</w:t>
-            </w:r>
-            <w:r>
-              <w:rPr>
-                <w:rFonts w:ascii="Times New Roman" w:hAnsi="Times New Roman" w:cs="Times New Roman"/>
-                <w:lang w:val="es-ES"/>
-              </w:rPr>
-              <w:t xml:space="preserve"> El único punto de la UI donde se registra un anticipo es el propio formulario de check-in (no existe un botón de "agregar anticipo" independiente en Caja y Salidas) — el caso se adaptó a ese flujo real del sistema.</w:t>
-            </w:r>
-            <w:proofErr w:type="gramStart"/>
-            <w:proofErr w:type="gramEnd"/>
+                <w:lang w:val="en-US"/>
+              </w:rPr>
+            </w:pPr>
+            <w:proofErr w:type="spellStart"/>
+            <w:r>
+              <w:rPr>
+                <w:rFonts w:ascii="Times New Roman" w:hAnsi="Times New Roman" w:cs="Times New Roman"/>
+                <w:b/>
+                <w:bCs/>
+                <w:lang w:val="en-US"/>
+              </w:rPr>
+              <w:t>Observaciones</w:t>
+            </w:r>
+            <w:proofErr w:type="spellEnd"/>
+            <w:r>
+              <w:rPr>
+                <w:rFonts w:ascii="Times New Roman" w:hAnsi="Times New Roman" w:cs="Times New Roman"/>
+                <w:b/>
+                <w:bCs/>
+                <w:lang w:val="en-US"/>
+              </w:rPr>
+              <w:t>:</w:t>
+            </w:r>
+            <w:r>
+              <w:rPr>
+                <w:rFonts w:ascii="Times New Roman" w:hAnsi="Times New Roman" w:cs="Times New Roman"/>
+                <w:lang w:val="en-US"/>
+              </w:rPr>
+              <w:t xml:space="preserve"> </w:t>
+            </w:r>
+            <w:proofErr w:type="spellStart"/>
+            <w:r>
+              <w:rPr>
+                <w:rFonts w:ascii="Times New Roman" w:hAnsi="Times New Roman" w:cs="Times New Roman"/>
+                <w:lang w:val="en-US"/>
+              </w:rPr>
+              <w:t>Confirma</w:t>
+            </w:r>
+            <w:proofErr w:type="spellEnd"/>
+            <w:r>
+              <w:rPr>
+                <w:rFonts w:ascii="Times New Roman" w:hAnsi="Times New Roman" w:cs="Times New Roman"/>
+                <w:lang w:val="en-US"/>
+              </w:rPr>
+              <w:t xml:space="preserve"> </w:t>
+            </w:r>
+            <w:proofErr w:type="spellStart"/>
+            <w:r>
+              <w:rPr>
+                <w:rFonts w:ascii="Times New Roman" w:hAnsi="Times New Roman" w:cs="Times New Roman"/>
+                <w:lang w:val="en-US"/>
+              </w:rPr>
+              <w:t>que</w:t>
+            </w:r>
+            <w:proofErr w:type="spellEnd"/>
+            <w:r>
+              <w:rPr>
+                <w:rFonts w:ascii="Times New Roman" w:hAnsi="Times New Roman" w:cs="Times New Roman"/>
+                <w:lang w:val="en-US"/>
+              </w:rPr>
+              <w:t xml:space="preserve"> el backend </w:t>
+            </w:r>
+            <w:proofErr w:type="spellStart"/>
+            <w:r>
+              <w:rPr>
+                <w:rFonts w:ascii="Times New Roman" w:hAnsi="Times New Roman" w:cs="Times New Roman"/>
+                <w:lang w:val="en-US"/>
+              </w:rPr>
+              <w:t>calcula</w:t>
+            </w:r>
+            <w:proofErr w:type="spellEnd"/>
+            <w:r>
+              <w:rPr>
+                <w:rFonts w:ascii="Times New Roman" w:hAnsi="Times New Roman" w:cs="Times New Roman"/>
+                <w:lang w:val="en-US"/>
+              </w:rPr>
+              <w:t xml:space="preserve"> el </w:t>
+            </w:r>
+            <w:proofErr w:type="spellStart"/>
+            <w:r>
+              <w:rPr>
+                <w:rFonts w:ascii="Times New Roman" w:hAnsi="Times New Roman" w:cs="Times New Roman"/>
+                <w:lang w:val="en-US"/>
+              </w:rPr>
+              <w:t>saldo</w:t>
+            </w:r>
+            <w:proofErr w:type="spellEnd"/>
+            <w:r>
+              <w:rPr>
+                <w:rFonts w:ascii="Times New Roman" w:hAnsi="Times New Roman" w:cs="Times New Roman"/>
+                <w:lang w:val="en-US"/>
+              </w:rPr>
+              <w:t xml:space="preserve"> </w:t>
+            </w:r>
+            <w:proofErr w:type="spellStart"/>
+            <w:r>
+              <w:rPr>
+                <w:rFonts w:ascii="Times New Roman" w:hAnsi="Times New Roman" w:cs="Times New Roman"/>
+                <w:lang w:val="en-US"/>
+              </w:rPr>
+              <w:t>sobre</w:t>
+            </w:r>
+            <w:proofErr w:type="spellEnd"/>
+            <w:r>
+              <w:rPr>
+                <w:rFonts w:ascii="Times New Roman" w:hAnsi="Times New Roman" w:cs="Times New Roman"/>
+                <w:lang w:val="en-US"/>
+              </w:rPr>
+              <w:t xml:space="preserve"> </w:t>
+            </w:r>
+            <w:proofErr w:type="spellStart"/>
+            <w:r>
+              <w:rPr>
+                <w:rFonts w:ascii="Times New Roman" w:hAnsi="Times New Roman" w:cs="Times New Roman"/>
+                <w:lang w:val="en-US"/>
+              </w:rPr>
+              <w:t>effectiveTotal</w:t>
+            </w:r>
+            <w:proofErr w:type="spellEnd"/>
+            <w:r>
+              <w:rPr>
+                <w:rFonts w:ascii="Times New Roman" w:hAnsi="Times New Roman" w:cs="Times New Roman"/>
+                <w:lang w:val="en-US"/>
+              </w:rPr>
+              <w:t xml:space="preserve"> = </w:t>
+            </w:r>
+            <w:proofErr w:type="spellStart"/>
+            <w:r>
+              <w:rPr>
+                <w:rFonts w:ascii="Times New Roman" w:hAnsi="Times New Roman" w:cs="Times New Roman"/>
+                <w:lang w:val="en-US"/>
+              </w:rPr>
+              <w:t>room.total</w:t>
+            </w:r>
+            <w:proofErr w:type="spellEnd"/>
+            <w:r>
+              <w:rPr>
+                <w:rFonts w:ascii="Times New Roman" w:hAnsi="Times New Roman" w:cs="Times New Roman"/>
+                <w:lang w:val="en-US"/>
+              </w:rPr>
+              <w:t xml:space="preserve"> + minibar (POST /</w:t>
+            </w:r>
+            <w:proofErr w:type="spellStart"/>
+            <w:r>
+              <w:rPr>
+                <w:rFonts w:ascii="Times New Roman" w:hAnsi="Times New Roman" w:cs="Times New Roman"/>
+                <w:lang w:val="en-US"/>
+              </w:rPr>
+              <w:t>api</w:t>
+            </w:r>
+            <w:proofErr w:type="spellEnd"/>
+            <w:r>
+              <w:rPr>
+                <w:rFonts w:ascii="Times New Roman" w:hAnsi="Times New Roman" w:cs="Times New Roman"/>
+                <w:lang w:val="en-US"/>
+              </w:rPr>
+              <w:t>/checkout y POST /</w:t>
+            </w:r>
+            <w:proofErr w:type="spellStart"/>
+            <w:r>
+              <w:rPr>
+                <w:rFonts w:ascii="Times New Roman" w:hAnsi="Times New Roman" w:cs="Times New Roman"/>
+                <w:lang w:val="en-US"/>
+              </w:rPr>
+              <w:t>api</w:t>
+            </w:r>
+            <w:proofErr w:type="spellEnd"/>
+            <w:r>
+              <w:rPr>
+                <w:rFonts w:ascii="Times New Roman" w:hAnsi="Times New Roman" w:cs="Times New Roman"/>
+                <w:lang w:val="en-US"/>
+              </w:rPr>
+              <w:t xml:space="preserve">/payments), no solo </w:t>
+            </w:r>
+            <w:proofErr w:type="spellStart"/>
+            <w:r>
+              <w:rPr>
+                <w:rFonts w:ascii="Times New Roman" w:hAnsi="Times New Roman" w:cs="Times New Roman"/>
+                <w:lang w:val="en-US"/>
+              </w:rPr>
+              <w:t>sobre</w:t>
+            </w:r>
+            <w:proofErr w:type="spellEnd"/>
+            <w:r>
+              <w:rPr>
+                <w:rFonts w:ascii="Times New Roman" w:hAnsi="Times New Roman" w:cs="Times New Roman"/>
+                <w:lang w:val="en-US"/>
+              </w:rPr>
+              <w:t xml:space="preserve"> </w:t>
+            </w:r>
+            <w:proofErr w:type="spellStart"/>
+            <w:r>
+              <w:rPr>
+                <w:rFonts w:ascii="Times New Roman" w:hAnsi="Times New Roman" w:cs="Times New Roman"/>
+                <w:lang w:val="en-US"/>
+              </w:rPr>
+              <w:t>room.total</w:t>
+            </w:r>
+            <w:proofErr w:type="spellEnd"/>
+            <w:r>
+              <w:rPr>
+                <w:rFonts w:ascii="Times New Roman" w:hAnsi="Times New Roman" w:cs="Times New Roman"/>
+                <w:lang w:val="en-US"/>
+              </w:rPr>
+              <w:t>.</w:t>
+            </w:r>
           </w:p>
         </w:tc>
       </w:tr>
@@ -5300,23 +8218,25 @@
               </w:rPr>
               <w:t>Evidencia:</w:t>
             </w:r>
-            <w:proofErr w:type="gramStart"/>
-            <w:proofErr w:type="gramEnd"/>
-          </w:p>
-          <w:p>
-            <w:r>
+          </w:p>
+          <w:p>
+            <w:r>
+              <w:rPr>
+                <w:noProof/>
+              </w:rPr>
               <w:drawing>
-                <wp:inline xmlns:a="http://schemas.openxmlformats.org/drawingml/2006/main" xmlns:pic="http://schemas.openxmlformats.org/drawingml/2006/picture">
-                  <wp:extent cx="5760720" cy="4518565"/>
-                  <wp:docPr id="22" name="Picture 22"/>
+                <wp:inline distT="0" distB="0" distL="0" distR="0" wp14:anchorId="074D5E1F" wp14:editId="3E206F87">
+                  <wp:extent cx="5760720" cy="5013627"/>
+                  <wp:effectExtent l="0" t="0" r="0" b="0"/>
+                  <wp:docPr id="27" name="Picture 27"/>
                   <wp:cNvGraphicFramePr>
-                    <a:graphicFrameLocks noChangeAspect="1"/>
+                    <a:graphicFrameLocks xmlns:a="http://schemas.openxmlformats.org/drawingml/2006/main" noChangeAspect="1"/>
                   </wp:cNvGraphicFramePr>
-                  <a:graphic>
+                  <a:graphic xmlns:a="http://schemas.openxmlformats.org/drawingml/2006/main">
                     <a:graphicData uri="http://schemas.openxmlformats.org/drawingml/2006/picture">
-                      <pic:pic>
+                      <pic:pic xmlns:pic="http://schemas.openxmlformats.org/drawingml/2006/picture">
                         <pic:nvPicPr>
-                          <pic:cNvPr id="0" name="TC-03.png"/>
+                          <pic:cNvPr id="0" name="TC-08.png"/>
                           <pic:cNvPicPr/>
                         </pic:nvPicPr>
                         <pic:blipFill>
@@ -5328,9 +8248,11 @@
                         <pic:spPr>
                           <a:xfrm>
                             <a:off x="0" y="0"/>
-                            <a:ext cx="5760720" cy="4518565"/>
+                            <a:ext cx="5760720" cy="5013627"/>
                           </a:xfrm>
-                          <a:prstGeom prst="rect"/>
+                          <a:prstGeom prst="rect">
+                            <a:avLst/>
+                          </a:prstGeom>
                         </pic:spPr>
                       </pic:pic>
                     </a:graphicData>
@@ -5403,7 +8325,7 @@
                 <w:rFonts w:ascii="Times New Roman" w:hAnsi="Times New Roman" w:cs="Times New Roman"/>
                 <w:lang w:val="en-US"/>
               </w:rPr>
-              <w:t>TC-04</w:t>
+              <w:t>TC-09</w:t>
             </w:r>
           </w:p>
         </w:tc>
@@ -5436,10 +8358,8 @@
                 <w:rFonts w:ascii="Times New Roman" w:hAnsi="Times New Roman" w:cs="Times New Roman"/>
                 <w:lang w:val="es-ES"/>
               </w:rPr>
-              <w:t xml:space="preserve"> El sistema rechaza el anticipo con un mensaje de error visible; no se registra ni el check-in ni el pago.</w:t>
-            </w:r>
-            <w:proofErr w:type="spellStart"/>
-            <w:proofErr w:type="spellEnd"/>
+              <w:t xml:space="preserve"> El usuario nuevo aparece en la tabla de Usuarios con estado Activo, y aparece como opción elegible en la pantalla de selección de usuario (login simulado).</w:t>
+            </w:r>
           </w:p>
         </w:tc>
       </w:tr>
@@ -5472,7 +8392,7 @@
                 <w:rFonts w:ascii="Times New Roman" w:hAnsi="Times New Roman" w:cs="Times New Roman"/>
                 <w:lang w:val="es-ES"/>
               </w:rPr>
-              <w:t xml:space="preserve"> El formulario mostró "El anticipo ($100.00) no puede superar el total de la estadía ($80.00)." y, al intentar confirmar, no se completó el check-in (la habitación 202 permaneció "Limpia"); el panel de eventos registró el rechazo.</w:t>
+              <w:t xml:space="preserve"> El sistema mostró el mensaje de confirmación al crear el usuario, y este apareció correctamente en la tabla de usuarios con el rol Recepcionista y estado Activo. Al cerrar sesión, el nuevo usuario apareció como opción disponible en la pantalla de selección de usuario (login), tal como se esperaba.</w:t>
             </w:r>
           </w:p>
         </w:tc>
@@ -5535,7 +8455,7 @@
                 <w:rFonts w:ascii="Times New Roman" w:hAnsi="Times New Roman" w:cs="Times New Roman"/>
                 <w:lang w:val="es-ES"/>
               </w:rPr>
-              <w:t xml:space="preserve"> 1.5s</w:t>
+              <w:t xml:space="preserve"> 1.2s</w:t>
             </w:r>
           </w:p>
         </w:tc>
@@ -5580,10 +8500,24 @@
                 <w:rFonts w:ascii="Times New Roman" w:hAnsi="Times New Roman" w:cs="Times New Roman"/>
                 <w:lang w:val="es-ES"/>
               </w:rPr>
-              <w:t xml:space="preserve"> Hallazgo de diseño (no un bug): el anticipo se valida a nivel de TODO el formulario de check-in (hasInvalidAdvance invalida canCheckIn en CheckInForm.jsx), así que un anticipo excesivo bloquea el check-in completo, no solo el pago — más estricto que "aceptar el check-in y solo rechazar el anticipo", y coherente con no dejar una habitación Ocupada sin poder cobrar su anticipo inicial.</w:t>
-            </w:r>
-            <w:proofErr w:type="gramStart"/>
-            <w:proofErr w:type="gramEnd"/>
+              <w:t xml:space="preserve"> Durante el desarrollo de esta prueba se encontró un fallo real, pero de la prueba automatizada, no del sistema. Al correr la suite completa dos veces seguidas sin reiniciar la base de datos, se creaban dos usuarios con el mismo nombre visible, lo cual hacía que </w:t>
+            </w:r>
+            <w:proofErr w:type="spellStart"/>
+            <w:r>
+              <w:rPr>
+                <w:rFonts w:ascii="Times New Roman" w:hAnsi="Times New Roman" w:cs="Times New Roman"/>
+                <w:lang w:val="es-ES"/>
+              </w:rPr>
+              <w:t>Playwright</w:t>
+            </w:r>
+            <w:proofErr w:type="spellEnd"/>
+            <w:r>
+              <w:rPr>
+                <w:rFonts w:ascii="Times New Roman" w:hAnsi="Times New Roman" w:cs="Times New Roman"/>
+                <w:lang w:val="es-ES"/>
+              </w:rPr>
+              <w:t xml:space="preserve"> no pudiera identificar cuál de los dos evaluar en el selector de login. Se corrigió haciendo que cada corrida genere un nombre distinto para el usuario de prueba. Tras el ajuste, se confirmó que la prueba pasa de forma consistente sin importar cuántas veces se repita. Este hallazgo se retoma en la sección de Análisis de resultados.</w:t>
+            </w:r>
           </w:p>
         </w:tc>
       </w:tr>
@@ -5609,23 +8543,25 @@
               </w:rPr>
               <w:t>Evidencia:</w:t>
             </w:r>
-            <w:proofErr w:type="gramStart"/>
-            <w:proofErr w:type="gramEnd"/>
-          </w:p>
-          <w:p>
-            <w:r>
+          </w:p>
+          <w:p>
+            <w:r>
+              <w:rPr>
+                <w:noProof/>
+              </w:rPr>
               <w:drawing>
-                <wp:inline xmlns:a="http://schemas.openxmlformats.org/drawingml/2006/main" xmlns:pic="http://schemas.openxmlformats.org/drawingml/2006/picture">
-                  <wp:extent cx="5760720" cy="6098262"/>
-                  <wp:docPr id="23" name="Picture 23"/>
+                <wp:inline distT="0" distB="0" distL="0" distR="0" wp14:anchorId="7D636495" wp14:editId="6916A076">
+                  <wp:extent cx="5760720" cy="4856107"/>
+                  <wp:effectExtent l="0" t="0" r="0" b="0"/>
+                  <wp:docPr id="30" name="Picture 30"/>
                   <wp:cNvGraphicFramePr>
-                    <a:graphicFrameLocks noChangeAspect="1"/>
+                    <a:graphicFrameLocks xmlns:a="http://schemas.openxmlformats.org/drawingml/2006/main" noChangeAspect="1"/>
                   </wp:cNvGraphicFramePr>
-                  <a:graphic>
+                  <a:graphic xmlns:a="http://schemas.openxmlformats.org/drawingml/2006/main">
                     <a:graphicData uri="http://schemas.openxmlformats.org/drawingml/2006/picture">
-                      <pic:pic>
+                      <pic:pic xmlns:pic="http://schemas.openxmlformats.org/drawingml/2006/picture">
                         <pic:nvPicPr>
-                          <pic:cNvPr id="0" name="TC-04.png"/>
+                          <pic:cNvPr id="0" name="TC-09.png"/>
                           <pic:cNvPicPr/>
                         </pic:nvPicPr>
                         <pic:blipFill>
@@ -5637,9 +8573,11 @@
                         <pic:spPr>
                           <a:xfrm>
                             <a:off x="0" y="0"/>
-                            <a:ext cx="5760720" cy="6098262"/>
+                            <a:ext cx="5760720" cy="4856107"/>
                           </a:xfrm>
-                          <a:prstGeom prst="rect"/>
+                          <a:prstGeom prst="rect">
+                            <a:avLst/>
+                          </a:prstGeom>
                         </pic:spPr>
                       </pic:pic>
                     </a:graphicData>
@@ -5712,7 +8650,7 @@
                 <w:rFonts w:ascii="Times New Roman" w:hAnsi="Times New Roman" w:cs="Times New Roman"/>
                 <w:lang w:val="en-US"/>
               </w:rPr>
-              <w:t>TC-05</w:t>
+              <w:t>TC-10</w:t>
             </w:r>
           </w:p>
         </w:tc>
@@ -5745,10 +8683,24 @@
                 <w:rFonts w:ascii="Times New Roman" w:hAnsi="Times New Roman" w:cs="Times New Roman"/>
                 <w:lang w:val="es-ES"/>
               </w:rPr>
-              <w:t xml:space="preserve"> El botón "Procesar Check-out" está deshabilitado, con un mensaje indicando el saldo pendiente por cobrar.</w:t>
+              <w:t xml:space="preserve"> Las opciones "Usuarios" y "Minibar" (catálogo, no el panel de </w:t>
             </w:r>
             <w:proofErr w:type="spellStart"/>
+            <w:r>
+              <w:rPr>
+                <w:rFonts w:ascii="Times New Roman" w:hAnsi="Times New Roman" w:cs="Times New Roman"/>
+                <w:lang w:val="es-ES"/>
+              </w:rPr>
+              <w:t>checkout</w:t>
+            </w:r>
             <w:proofErr w:type="spellEnd"/>
+            <w:r>
+              <w:rPr>
+                <w:rFonts w:ascii="Times New Roman" w:hAnsi="Times New Roman" w:cs="Times New Roman"/>
+                <w:lang w:val="es-ES"/>
+              </w:rPr>
+              <w:t>) NO aparecen en el menú para este rol.</w:t>
+            </w:r>
           </w:p>
         </w:tc>
       </w:tr>
@@ -5781,7 +8733,7 @@
                 <w:rFonts w:ascii="Times New Roman" w:hAnsi="Times New Roman" w:cs="Times New Roman"/>
                 <w:lang w:val="es-ES"/>
               </w:rPr>
-              <w:t xml:space="preserve"> El botón apareció deshabilitado y el texto "No se puede procesar el check-out con saldo por cobrar — use el botón de arriba para saldarlo..." fue visible.</w:t>
+              <w:t xml:space="preserve"> El menú mostró Reservas, Recepción, Caja y Salidas, Disponibilidad y Acerca del sistema; "Usuarios", "Minibar", "Reportes" y "Ama de Llaves" no estaban presentes.</w:t>
             </w:r>
           </w:p>
         </w:tc>
@@ -5844,7 +8796,7 @@
                 <w:rFonts w:ascii="Times New Roman" w:hAnsi="Times New Roman" w:cs="Times New Roman"/>
                 <w:lang w:val="es-ES"/>
               </w:rPr>
-              <w:t xml:space="preserve"> 1.6s</w:t>
+              <w:t xml:space="preserve"> 1.5s</w:t>
             </w:r>
           </w:p>
         </w:tc>
@@ -5889,10 +8841,24 @@
                 <w:rFonts w:ascii="Times New Roman" w:hAnsi="Times New Roman" w:cs="Times New Roman"/>
                 <w:lang w:val="es-ES"/>
               </w:rPr>
-              <w:t xml:space="preserve"> El estado previo (check-in con saldo pendiente) se montó vía API (POST /api/checkin) para que el caso sea independiente y no dependa de que TC-01 se haya ejecutado antes en la misma corrida.</w:t>
-            </w:r>
-            <w:proofErr w:type="gramStart"/>
-            <w:proofErr w:type="gramEnd"/>
+              <w:t xml:space="preserve"> Se verificó también la ausencia de "Reportes" y "Ama de Llaves" (mismo mecanismo </w:t>
+            </w:r>
+            <w:proofErr w:type="spellStart"/>
+            <w:r>
+              <w:rPr>
+                <w:rFonts w:ascii="Times New Roman" w:hAnsi="Times New Roman" w:cs="Times New Roman"/>
+                <w:lang w:val="es-ES"/>
+              </w:rPr>
+              <w:t>canAccessModule</w:t>
+            </w:r>
+            <w:proofErr w:type="spellEnd"/>
+            <w:r>
+              <w:rPr>
+                <w:rFonts w:ascii="Times New Roman" w:hAnsi="Times New Roman" w:cs="Times New Roman"/>
+                <w:lang w:val="es-ES"/>
+              </w:rPr>
+              <w:t>) como evidencia adicional de que el control de acceso es consistente entre módulos, no solo en los dos que pedía el caso.</w:t>
+            </w:r>
           </w:p>
         </w:tc>
       </w:tr>
@@ -5918,23 +8884,25 @@
               </w:rPr>
               <w:t>Evidencia:</w:t>
             </w:r>
-            <w:proofErr w:type="gramStart"/>
-            <w:proofErr w:type="gramEnd"/>
-          </w:p>
-          <w:p>
-            <w:r>
+          </w:p>
+          <w:p>
+            <w:r>
+              <w:rPr>
+                <w:noProof/>
+              </w:rPr>
               <w:drawing>
-                <wp:inline xmlns:a="http://schemas.openxmlformats.org/drawingml/2006/main" xmlns:pic="http://schemas.openxmlformats.org/drawingml/2006/picture">
-                  <wp:extent cx="5760720" cy="4518565"/>
-                  <wp:docPr id="24" name="Picture 24"/>
+                <wp:inline distT="0" distB="0" distL="0" distR="0" wp14:anchorId="2416C448" wp14:editId="1874C9D6">
+                  <wp:extent cx="5760720" cy="3343918"/>
+                  <wp:effectExtent l="0" t="0" r="0" b="0"/>
+                  <wp:docPr id="29" name="Picture 29"/>
                   <wp:cNvGraphicFramePr>
-                    <a:graphicFrameLocks noChangeAspect="1"/>
+                    <a:graphicFrameLocks xmlns:a="http://schemas.openxmlformats.org/drawingml/2006/main" noChangeAspect="1"/>
                   </wp:cNvGraphicFramePr>
-                  <a:graphic>
+                  <a:graphic xmlns:a="http://schemas.openxmlformats.org/drawingml/2006/main">
                     <a:graphicData uri="http://schemas.openxmlformats.org/drawingml/2006/picture">
-                      <pic:pic>
+                      <pic:pic xmlns:pic="http://schemas.openxmlformats.org/drawingml/2006/picture">
                         <pic:nvPicPr>
-                          <pic:cNvPr id="0" name="TC-05.png"/>
+                          <pic:cNvPr id="0" name="TC-10.png"/>
                           <pic:cNvPicPr/>
                         </pic:nvPicPr>
                         <pic:blipFill>
@@ -5946,9 +8914,11 @@
                         <pic:spPr>
                           <a:xfrm>
                             <a:off x="0" y="0"/>
-                            <a:ext cx="5760720" cy="4518565"/>
+                            <a:ext cx="5760720" cy="3343918"/>
                           </a:xfrm>
-                          <a:prstGeom prst="rect"/>
+                          <a:prstGeom prst="rect">
+                            <a:avLst/>
+                          </a:prstGeom>
                         </pic:spPr>
                       </pic:pic>
                     </a:graphicData>
@@ -5969,312 +8939,47 @@
     </w:p>
     <w:p>
       <w:pPr>
-        <w:rPr>
-          <w:lang w:val="es-EC"/>
-        </w:rPr>
-      </w:pPr>
-    </w:p>
-    <w:tbl>
-      <w:tblPr>
-        <w:tblStyle w:val="Tablaconcuadrcula"/>
-        <w:tblW w:w="5000" w:type="pct"/>
-        <w:tblLook w:val="04A0" w:firstRow="1" w:lastRow="0" w:firstColumn="1" w:lastColumn="0" w:noHBand="0" w:noVBand="1"/>
-      </w:tblPr>
-      <w:tblGrid>
-        <w:gridCol w:w="5179"/>
-        <w:gridCol w:w="5179"/>
-      </w:tblGrid>
-      <w:tr>
-        <w:tc>
-          <w:tcPr>
-            <w:tcW w:w="5000" w:type="pct"/>
-            <w:gridSpan w:val="2"/>
-          </w:tcPr>
-          <w:p>
-            <w:pPr>
-              <w:rPr>
-                <w:b/>
-                <w:bCs/>
-                <w:lang w:val="es-ES"/>
-              </w:rPr>
-            </w:pPr>
-            <w:r>
-              <w:rPr>
-                <w:rFonts w:ascii="Times New Roman" w:hAnsi="Times New Roman" w:cs="Times New Roman"/>
-                <w:b/>
-                <w:bCs/>
-                <w:lang w:val="es-ES"/>
-              </w:rPr>
-              <w:t>ID:</w:t>
-            </w:r>
-            <w:r>
-              <w:rPr>
-                <w:rFonts w:ascii="Times New Roman" w:hAnsi="Times New Roman" w:cs="Times New Roman"/>
-                <w:b/>
-                <w:bCs/>
-                <w:lang w:val="es-ES"/>
-              </w:rPr>
-              <w:t xml:space="preserve"> </w:t>
-            </w:r>
-            <w:r>
-              <w:rPr>
-                <w:rFonts w:ascii="Times New Roman" w:hAnsi="Times New Roman" w:cs="Times New Roman"/>
-                <w:lang w:val="en-US"/>
-              </w:rPr>
-              <w:t>TC-06</w:t>
-            </w:r>
-          </w:p>
-        </w:tc>
-      </w:tr>
-      <w:tr>
-        <w:tc>
-          <w:tcPr>
-            <w:tcW w:w="5000" w:type="pct"/>
-            <w:gridSpan w:val="2"/>
-          </w:tcPr>
-          <w:p>
-            <w:pPr>
-              <w:rPr>
-                <w:b/>
-                <w:bCs/>
-                <w:lang w:val="es-ES"/>
-              </w:rPr>
-            </w:pPr>
-            <w:r>
-              <w:rPr>
-                <w:rFonts w:ascii="Times New Roman" w:hAnsi="Times New Roman" w:cs="Times New Roman"/>
-                <w:b/>
-                <w:bCs/>
-                <w:lang w:val="es-ES"/>
-              </w:rPr>
-              <w:t>Resultado esperado:</w:t>
-            </w:r>
-            <w:r>
-              <w:rPr>
-                <w:rFonts w:ascii="Times New Roman" w:hAnsi="Times New Roman" w:cs="Times New Roman"/>
-                <w:lang w:val="es-ES"/>
-              </w:rPr>
-              <w:t xml:space="preserve"> El checkout se completa, la habitación pasa a "Sucia" y desaparece de la lista de habitaciones ocupadas en Caja y Salidas.</w:t>
-            </w:r>
-            <w:proofErr w:type="spellStart"/>
-            <w:proofErr w:type="spellEnd"/>
-          </w:p>
-        </w:tc>
-      </w:tr>
-      <w:tr>
-        <w:tc>
-          <w:tcPr>
-            <w:tcW w:w="2500" w:type="pct"/>
-          </w:tcPr>
-          <w:p>
-            <w:pPr>
-              <w:tabs>
-                <w:tab w:val="right" w:pos="4031"/>
-              </w:tabs>
-              <w:rPr>
-                <w:rFonts w:ascii="Times New Roman" w:hAnsi="Times New Roman" w:cs="Times New Roman"/>
-                <w:lang w:val="es-ES"/>
-              </w:rPr>
-            </w:pPr>
-            <w:r>
-              <w:rPr>
-                <w:rFonts w:ascii="Times New Roman" w:hAnsi="Times New Roman" w:cs="Times New Roman"/>
-                <w:b/>
-                <w:bCs/>
-                <w:lang w:val="es-ES"/>
-              </w:rPr>
-              <w:t>Resultado obtenido:</w:t>
-            </w:r>
-            <w:r>
-              <w:rPr>
-                <w:rFonts w:ascii="Times New Roman" w:hAnsi="Times New Roman" w:cs="Times New Roman"/>
-                <w:lang w:val="es-ES"/>
-              </w:rPr>
-              <w:t xml:space="preserve"> Tras cobrar, el saldo bajó a $0.00 ("Estadía saldada — no queda ningún cobro ni devolución pendiente."), el botón "Procesar Check-out" se habilitó, y al confirmarlo apareció "Check-out completado — habitación 101 lista para limpieza."; la tarjeta de la habitación 101 desapareció de Caja y Salidas.</w:t>
-            </w:r>
-          </w:p>
-        </w:tc>
-        <w:tc>
-          <w:tcPr>
-            <w:tcW w:w="2500" w:type="pct"/>
-          </w:tcPr>
-          <w:p>
-            <w:pPr>
-              <w:rPr>
-                <w:rFonts w:ascii="Times New Roman" w:hAnsi="Times New Roman" w:cs="Times New Roman"/>
-                <w:lang w:val="es-ES"/>
-              </w:rPr>
-            </w:pPr>
-            <w:r>
-              <w:rPr>
-                <w:rFonts w:ascii="Times New Roman" w:hAnsi="Times New Roman" w:cs="Times New Roman"/>
-                <w:b/>
-                <w:bCs/>
-                <w:lang w:val="es-ES"/>
-              </w:rPr>
-              <w:t>Estado</w:t>
-            </w:r>
-            <w:r>
-              <w:rPr>
-                <w:rFonts w:ascii="Times New Roman" w:hAnsi="Times New Roman" w:cs="Times New Roman"/>
-                <w:lang w:val="es-ES"/>
-              </w:rPr>
-              <w:t>: Aprobado</w:t>
-            </w:r>
-          </w:p>
-        </w:tc>
-      </w:tr>
-      <w:tr>
-        <w:tc>
-          <w:tcPr>
-            <w:tcW w:w="2500" w:type="pct"/>
-          </w:tcPr>
-          <w:p>
-            <w:pPr>
-              <w:tabs>
-                <w:tab w:val="right" w:pos="4031"/>
-              </w:tabs>
-              <w:rPr>
-                <w:rFonts w:ascii="Times New Roman" w:hAnsi="Times New Roman" w:cs="Times New Roman"/>
-                <w:lang w:val="es-ES"/>
-              </w:rPr>
-            </w:pPr>
-            <w:r>
-              <w:rPr>
-                <w:rFonts w:ascii="Times New Roman" w:hAnsi="Times New Roman" w:cs="Times New Roman"/>
-                <w:b/>
-                <w:bCs/>
-                <w:lang w:val="es-ES"/>
-              </w:rPr>
-              <w:t>Tiempo de ejecución:</w:t>
-            </w:r>
-            <w:r>
-              <w:rPr>
-                <w:rFonts w:ascii="Times New Roman" w:hAnsi="Times New Roman" w:cs="Times New Roman"/>
-                <w:lang w:val="es-ES"/>
-              </w:rPr>
-              <w:t xml:space="preserve"> 1.5s</w:t>
-            </w:r>
-          </w:p>
-        </w:tc>
-        <w:tc>
-          <w:tcPr>
-            <w:tcW w:w="2500" w:type="pct"/>
-          </w:tcPr>
-          <w:p>
-            <w:pPr>
-              <w:rPr>
-                <w:rFonts w:ascii="Times New Roman" w:hAnsi="Times New Roman" w:cs="Times New Roman"/>
-                <w:lang w:val="es-ES"/>
-              </w:rPr>
-            </w:pPr>
-          </w:p>
-        </w:tc>
-      </w:tr>
-      <w:tr>
-        <w:tc>
-          <w:tcPr>
-            <w:tcW w:w="5000" w:type="pct"/>
-            <w:gridSpan w:val="2"/>
-          </w:tcPr>
-          <w:p>
-            <w:pPr>
-              <w:rPr>
-                <w:rFonts w:ascii="Times New Roman" w:hAnsi="Times New Roman" w:cs="Times New Roman"/>
-                <w:lang w:val="es-ES"/>
-              </w:rPr>
-            </w:pPr>
-            <w:r>
-              <w:rPr>
-                <w:rFonts w:ascii="Times New Roman" w:hAnsi="Times New Roman" w:cs="Times New Roman"/>
-                <w:b/>
-                <w:bCs/>
-                <w:lang w:val="es-ES"/>
-              </w:rPr>
-              <w:t>Observaciones:</w:t>
-            </w:r>
-            <w:r>
-              <w:rPr>
-                <w:rFonts w:ascii="Times New Roman" w:hAnsi="Times New Roman" w:cs="Times New Roman"/>
-                <w:lang w:val="es-ES"/>
-              </w:rPr>
-              <w:t xml:space="preserve"> Sin hallazgos.</w:t>
-            </w:r>
-            <w:proofErr w:type="gramStart"/>
-            <w:proofErr w:type="gramEnd"/>
-          </w:p>
-        </w:tc>
-      </w:tr>
-      <w:tr>
-        <w:tc>
-          <w:tcPr>
-            <w:tcW w:w="5000" w:type="pct"/>
-            <w:gridSpan w:val="2"/>
-          </w:tcPr>
-          <w:p>
-            <w:pPr>
-              <w:rPr>
-                <w:rFonts w:ascii="Times New Roman" w:hAnsi="Times New Roman" w:cs="Times New Roman"/>
-                <w:lang w:val="es-ES"/>
-              </w:rPr>
-            </w:pPr>
-            <w:r>
-              <w:rPr>
-                <w:rFonts w:ascii="Times New Roman" w:hAnsi="Times New Roman" w:cs="Times New Roman"/>
-                <w:b/>
-                <w:bCs/>
-                <w:lang w:val="es-ES"/>
-              </w:rPr>
-              <w:t>Evidencia:</w:t>
-            </w:r>
-            <w:proofErr w:type="gramStart"/>
-            <w:proofErr w:type="gramEnd"/>
-          </w:p>
-          <w:p>
-            <w:r>
-              <w:drawing>
-                <wp:inline xmlns:a="http://schemas.openxmlformats.org/drawingml/2006/main" xmlns:pic="http://schemas.openxmlformats.org/drawingml/2006/picture">
-                  <wp:extent cx="5760720" cy="4635579"/>
-                  <wp:docPr id="25" name="Picture 25"/>
-                  <wp:cNvGraphicFramePr>
-                    <a:graphicFrameLocks noChangeAspect="1"/>
-                  </wp:cNvGraphicFramePr>
-                  <a:graphic>
-                    <a:graphicData uri="http://schemas.openxmlformats.org/drawingml/2006/picture">
-                      <pic:pic>
-                        <pic:nvPicPr>
-                          <pic:cNvPr id="0" name="TC-06.png"/>
-                          <pic:cNvPicPr/>
-                        </pic:nvPicPr>
-                        <pic:blipFill>
-                          <a:blip r:embed="rId19"/>
-                          <a:stretch>
-                            <a:fillRect/>
-                          </a:stretch>
-                        </pic:blipFill>
-                        <pic:spPr>
-                          <a:xfrm>
-                            <a:off x="0" y="0"/>
-                            <a:ext cx="5760720" cy="4635579"/>
-                          </a:xfrm>
-                          <a:prstGeom prst="rect"/>
-                        </pic:spPr>
-                      </pic:pic>
-                    </a:graphicData>
-                  </a:graphic>
-                </wp:inline>
-              </w:drawing>
-            </w:r>
-          </w:p>
-        </w:tc>
-      </w:tr>
-    </w:tbl>
-    <w:p>
-      <w:pPr>
-        <w:rPr>
-          <w:lang w:val="es-EC"/>
-        </w:rPr>
-      </w:pPr>
+        <w:pStyle w:val="Ttulo1"/>
+        <w:rPr>
+          <w:b/>
+          <w:bCs/>
+          <w:lang w:val="es-EC"/>
+        </w:rPr>
+      </w:pPr>
+      <w:proofErr w:type="spellStart"/>
+      <w:r>
+        <w:rPr>
+          <w:b/>
+          <w:bCs/>
+          <w:lang w:val="es-EC"/>
+        </w:rPr>
+        <w:t>v</w:t>
+      </w:r>
+      <w:r>
+        <w:rPr>
+          <w:b/>
+          <w:bCs/>
+          <w:lang w:val="es-EC"/>
+        </w:rPr>
+        <w:t>ii</w:t>
+      </w:r>
+      <w:proofErr w:type="spellEnd"/>
+      <w:r>
+        <w:rPr>
+          <w:b/>
+          <w:bCs/>
+          <w:lang w:val="es-EC"/>
+        </w:rPr>
+        <w:t xml:space="preserve">. </w:t>
+      </w:r>
+      <w:r>
+        <w:rPr>
+          <w:b/>
+          <w:bCs/>
+          <w:lang w:val="es-EC"/>
+        </w:rPr>
+        <w:t>Análisis de resultados</w:t>
+      </w:r>
     </w:p>
     <w:p>
       <w:pPr>
@@ -6282,308 +8987,12 @@
           <w:lang w:val="es-EC"/>
         </w:rPr>
       </w:pPr>
-    </w:p>
-    <w:tbl>
-      <w:tblPr>
-        <w:tblStyle w:val="Tablaconcuadrcula"/>
-        <w:tblW w:w="5000" w:type="pct"/>
-        <w:tblLook w:val="04A0" w:firstRow="1" w:lastRow="0" w:firstColumn="1" w:lastColumn="0" w:noHBand="0" w:noVBand="1"/>
-      </w:tblPr>
-      <w:tblGrid>
-        <w:gridCol w:w="5179"/>
-        <w:gridCol w:w="5179"/>
-      </w:tblGrid>
-      <w:tr>
-        <w:tc>
-          <w:tcPr>
-            <w:tcW w:w="5000" w:type="pct"/>
-            <w:gridSpan w:val="2"/>
-          </w:tcPr>
-          <w:p>
-            <w:pPr>
-              <w:rPr>
-                <w:b/>
-                <w:bCs/>
-                <w:lang w:val="es-ES"/>
-              </w:rPr>
-            </w:pPr>
-            <w:r>
-              <w:rPr>
-                <w:rFonts w:ascii="Times New Roman" w:hAnsi="Times New Roman" w:cs="Times New Roman"/>
-                <w:b/>
-                <w:bCs/>
-                <w:lang w:val="es-ES"/>
-              </w:rPr>
-              <w:t>ID:</w:t>
-            </w:r>
-            <w:r>
-              <w:rPr>
-                <w:rFonts w:ascii="Times New Roman" w:hAnsi="Times New Roman" w:cs="Times New Roman"/>
-                <w:b/>
-                <w:bCs/>
-                <w:lang w:val="es-ES"/>
-              </w:rPr>
-              <w:t xml:space="preserve"> </w:t>
-            </w:r>
-            <w:r>
-              <w:rPr>
-                <w:rFonts w:ascii="Times New Roman" w:hAnsi="Times New Roman" w:cs="Times New Roman"/>
-                <w:lang w:val="en-US"/>
-              </w:rPr>
-              <w:t>TC-07</w:t>
-            </w:r>
-          </w:p>
-        </w:tc>
-      </w:tr>
-      <w:tr>
-        <w:tc>
-          <w:tcPr>
-            <w:tcW w:w="5000" w:type="pct"/>
-            <w:gridSpan w:val="2"/>
-          </w:tcPr>
-          <w:p>
-            <w:pPr>
-              <w:rPr>
-                <w:b/>
-                <w:bCs/>
-                <w:lang w:val="es-ES"/>
-              </w:rPr>
-            </w:pPr>
-            <w:r>
-              <w:rPr>
-                <w:rFonts w:ascii="Times New Roman" w:hAnsi="Times New Roman" w:cs="Times New Roman"/>
-                <w:b/>
-                <w:bCs/>
-                <w:lang w:val="es-ES"/>
-              </w:rPr>
-              <w:t>Resultado esperado:</w:t>
-            </w:r>
-            <w:r>
-              <w:rPr>
-                <w:rFonts w:ascii="Times New Roman" w:hAnsi="Times New Roman" w:cs="Times New Roman"/>
-                <w:lang w:val="es-ES"/>
-              </w:rPr>
-              <w:t xml:space="preserve"> El botón de confirmar permanece deshabilitado; no se completa el checkout sin un motivo no vacío.</w:t>
-            </w:r>
-            <w:proofErr w:type="spellStart"/>
-            <w:proofErr w:type="spellEnd"/>
-          </w:p>
-        </w:tc>
-      </w:tr>
-      <w:tr>
-        <w:tc>
-          <w:tcPr>
-            <w:tcW w:w="2500" w:type="pct"/>
-          </w:tcPr>
-          <w:p>
-            <w:pPr>
-              <w:tabs>
-                <w:tab w:val="right" w:pos="4031"/>
-              </w:tabs>
-              <w:rPr>
-                <w:rFonts w:ascii="Times New Roman" w:hAnsi="Times New Roman" w:cs="Times New Roman"/>
-                <w:lang w:val="es-ES"/>
-              </w:rPr>
-            </w:pPr>
-            <w:r>
-              <w:rPr>
-                <w:rFonts w:ascii="Times New Roman" w:hAnsi="Times New Roman" w:cs="Times New Roman"/>
-                <w:b/>
-                <w:bCs/>
-                <w:lang w:val="es-ES"/>
-              </w:rPr>
-              <w:t>Resultado obtenido:</w:t>
-            </w:r>
-            <w:r>
-              <w:rPr>
-                <w:rFonts w:ascii="Times New Roman" w:hAnsi="Times New Roman" w:cs="Times New Roman"/>
-                <w:lang w:val="es-ES"/>
-              </w:rPr>
-              <w:t xml:space="preserve"> El botón "Confirmar salida sin pago ($45.00 quedan pendientes)" permaneció deshabilitado mientras el campo de motivo estuvo vacío; la habitación 102 siguió Ocupada con el saldo intacto.</w:t>
-            </w:r>
-          </w:p>
-        </w:tc>
-        <w:tc>
-          <w:tcPr>
-            <w:tcW w:w="2500" w:type="pct"/>
-          </w:tcPr>
-          <w:p>
-            <w:pPr>
-              <w:rPr>
-                <w:rFonts w:ascii="Times New Roman" w:hAnsi="Times New Roman" w:cs="Times New Roman"/>
-                <w:lang w:val="es-ES"/>
-              </w:rPr>
-            </w:pPr>
-            <w:r>
-              <w:rPr>
-                <w:rFonts w:ascii="Times New Roman" w:hAnsi="Times New Roman" w:cs="Times New Roman"/>
-                <w:b/>
-                <w:bCs/>
-                <w:lang w:val="es-ES"/>
-              </w:rPr>
-              <w:t>Estado</w:t>
-            </w:r>
-            <w:r>
-              <w:rPr>
-                <w:rFonts w:ascii="Times New Roman" w:hAnsi="Times New Roman" w:cs="Times New Roman"/>
-                <w:lang w:val="es-ES"/>
-              </w:rPr>
-              <w:t>: Aprobado</w:t>
-            </w:r>
-          </w:p>
-        </w:tc>
-      </w:tr>
-      <w:tr>
-        <w:tc>
-          <w:tcPr>
-            <w:tcW w:w="2500" w:type="pct"/>
-          </w:tcPr>
-          <w:p>
-            <w:pPr>
-              <w:tabs>
-                <w:tab w:val="right" w:pos="4031"/>
-              </w:tabs>
-              <w:rPr>
-                <w:rFonts w:ascii="Times New Roman" w:hAnsi="Times New Roman" w:cs="Times New Roman"/>
-                <w:lang w:val="es-ES"/>
-              </w:rPr>
-            </w:pPr>
-            <w:r>
-              <w:rPr>
-                <w:rFonts w:ascii="Times New Roman" w:hAnsi="Times New Roman" w:cs="Times New Roman"/>
-                <w:b/>
-                <w:bCs/>
-                <w:lang w:val="es-ES"/>
-              </w:rPr>
-              <w:t>Tiempo de ejecución:</w:t>
-            </w:r>
-            <w:r>
-              <w:rPr>
-                <w:rFonts w:ascii="Times New Roman" w:hAnsi="Times New Roman" w:cs="Times New Roman"/>
-                <w:lang w:val="es-ES"/>
-              </w:rPr>
-              <w:t xml:space="preserve"> 1.6s</w:t>
-            </w:r>
-          </w:p>
-        </w:tc>
-        <w:tc>
-          <w:tcPr>
-            <w:tcW w:w="2500" w:type="pct"/>
-          </w:tcPr>
-          <w:p>
-            <w:pPr>
-              <w:rPr>
-                <w:rFonts w:ascii="Times New Roman" w:hAnsi="Times New Roman" w:cs="Times New Roman"/>
-                <w:lang w:val="es-ES"/>
-              </w:rPr>
-            </w:pPr>
-          </w:p>
-        </w:tc>
-      </w:tr>
-      <w:tr>
-        <w:tc>
-          <w:tcPr>
-            <w:tcW w:w="5000" w:type="pct"/>
-            <w:gridSpan w:val="2"/>
-          </w:tcPr>
-          <w:p>
-            <w:pPr>
-              <w:rPr>
-                <w:rFonts w:ascii="Times New Roman" w:hAnsi="Times New Roman" w:cs="Times New Roman"/>
-                <w:lang w:val="es-ES"/>
-              </w:rPr>
-            </w:pPr>
-            <w:r>
-              <w:rPr>
-                <w:rFonts w:ascii="Times New Roman" w:hAnsi="Times New Roman" w:cs="Times New Roman"/>
-                <w:b/>
-                <w:bCs/>
-                <w:lang w:val="es-ES"/>
-              </w:rPr>
-              <w:t>Observaciones:</w:t>
-            </w:r>
-            <w:r>
-              <w:rPr>
-                <w:rFonts w:ascii="Times New Roman" w:hAnsi="Times New Roman" w:cs="Times New Roman"/>
-                <w:lang w:val="es-ES"/>
-              </w:rPr>
-              <w:t xml:space="preserve"> Sin hallazgos.</w:t>
-            </w:r>
-            <w:proofErr w:type="gramStart"/>
-            <w:proofErr w:type="gramEnd"/>
-          </w:p>
-        </w:tc>
-      </w:tr>
-      <w:tr>
-        <w:tc>
-          <w:tcPr>
-            <w:tcW w:w="5000" w:type="pct"/>
-            <w:gridSpan w:val="2"/>
-          </w:tcPr>
-          <w:p>
-            <w:pPr>
-              <w:rPr>
-                <w:rFonts w:ascii="Times New Roman" w:hAnsi="Times New Roman" w:cs="Times New Roman"/>
-                <w:lang w:val="es-ES"/>
-              </w:rPr>
-            </w:pPr>
-            <w:r>
-              <w:rPr>
-                <w:rFonts w:ascii="Times New Roman" w:hAnsi="Times New Roman" w:cs="Times New Roman"/>
-                <w:b/>
-                <w:bCs/>
-                <w:lang w:val="es-ES"/>
-              </w:rPr>
-              <w:t>Evidencia:</w:t>
-            </w:r>
-            <w:proofErr w:type="gramStart"/>
-            <w:proofErr w:type="gramEnd"/>
-          </w:p>
-          <w:p>
-            <w:r>
-              <w:drawing>
-                <wp:inline xmlns:a="http://schemas.openxmlformats.org/drawingml/2006/main" xmlns:pic="http://schemas.openxmlformats.org/drawingml/2006/picture">
-                  <wp:extent cx="5760720" cy="4950619"/>
-                  <wp:docPr id="26" name="Picture 26"/>
-                  <wp:cNvGraphicFramePr>
-                    <a:graphicFrameLocks noChangeAspect="1"/>
-                  </wp:cNvGraphicFramePr>
-                  <a:graphic>
-                    <a:graphicData uri="http://schemas.openxmlformats.org/drawingml/2006/picture">
-                      <pic:pic>
-                        <pic:nvPicPr>
-                          <pic:cNvPr id="0" name="TC-07.png"/>
-                          <pic:cNvPicPr/>
-                        </pic:nvPicPr>
-                        <pic:blipFill>
-                          <a:blip r:embed="rId20"/>
-                          <a:stretch>
-                            <a:fillRect/>
-                          </a:stretch>
-                        </pic:blipFill>
-                        <pic:spPr>
-                          <a:xfrm>
-                            <a:off x="0" y="0"/>
-                            <a:ext cx="5760720" cy="4950619"/>
-                          </a:xfrm>
-                          <a:prstGeom prst="rect"/>
-                        </pic:spPr>
-                      </pic:pic>
-                    </a:graphicData>
-                  </a:graphic>
-                </wp:inline>
-              </w:drawing>
-            </w:r>
-          </w:p>
-        </w:tc>
-      </w:tr>
-    </w:tbl>
-    <w:p>
-      <w:pPr>
-        <w:rPr>
-          <w:lang w:val="es-EC"/>
-        </w:rPr>
-      </w:pPr>
+      <w:r>
+        <w:rPr>
+          <w:lang w:val="es-EC"/>
+        </w:rPr>
+        <w:t>De los 10 casos de prueba diseñados y automatizados, los 10 terminaron en estado Aprobado. Durante el desarrollo se corrigieron 3 fallos propios de la automatización, detallados en la sección anterior, y se encontró 1 hallazgo relevante sobre el diseño del sistema, que se explica más abajo.</w:t>
+      </w:r>
     </w:p>
     <w:p>
       <w:pPr>
@@ -6591,308 +9000,68 @@
           <w:lang w:val="es-EC"/>
         </w:rPr>
       </w:pPr>
-    </w:p>
-    <w:tbl>
-      <w:tblPr>
-        <w:tblStyle w:val="Tablaconcuadrcula"/>
-        <w:tblW w:w="5000" w:type="pct"/>
-        <w:tblLook w:val="04A0" w:firstRow="1" w:lastRow="0" w:firstColumn="1" w:lastColumn="0" w:noHBand="0" w:noVBand="1"/>
-      </w:tblPr>
-      <w:tblGrid>
-        <w:gridCol w:w="5179"/>
-        <w:gridCol w:w="5179"/>
-      </w:tblGrid>
-      <w:tr>
-        <w:tc>
-          <w:tcPr>
-            <w:tcW w:w="5000" w:type="pct"/>
-            <w:gridSpan w:val="2"/>
-          </w:tcPr>
-          <w:p>
-            <w:pPr>
-              <w:rPr>
-                <w:b/>
-                <w:bCs/>
-                <w:lang w:val="es-ES"/>
-              </w:rPr>
-            </w:pPr>
-            <w:r>
-              <w:rPr>
-                <w:rFonts w:ascii="Times New Roman" w:hAnsi="Times New Roman" w:cs="Times New Roman"/>
-                <w:b/>
-                <w:bCs/>
-                <w:lang w:val="es-ES"/>
-              </w:rPr>
-              <w:t>ID:</w:t>
-            </w:r>
-            <w:r>
-              <w:rPr>
-                <w:rFonts w:ascii="Times New Roman" w:hAnsi="Times New Roman" w:cs="Times New Roman"/>
-                <w:b/>
-                <w:bCs/>
-                <w:lang w:val="es-ES"/>
-              </w:rPr>
-              <w:t xml:space="preserve"> </w:t>
-            </w:r>
-            <w:r>
-              <w:rPr>
-                <w:rFonts w:ascii="Times New Roman" w:hAnsi="Times New Roman" w:cs="Times New Roman"/>
-                <w:lang w:val="en-US"/>
-              </w:rPr>
-              <w:t>TC-08</w:t>
-            </w:r>
-          </w:p>
-        </w:tc>
-      </w:tr>
-      <w:tr>
-        <w:tc>
-          <w:tcPr>
-            <w:tcW w:w="5000" w:type="pct"/>
-            <w:gridSpan w:val="2"/>
-          </w:tcPr>
-          <w:p>
-            <w:pPr>
-              <w:rPr>
-                <w:b/>
-                <w:bCs/>
-                <w:lang w:val="es-ES"/>
-              </w:rPr>
-            </w:pPr>
-            <w:r>
-              <w:rPr>
-                <w:rFonts w:ascii="Times New Roman" w:hAnsi="Times New Roman" w:cs="Times New Roman"/>
-                <w:b/>
-                <w:bCs/>
-                <w:lang w:val="es-ES"/>
-              </w:rPr>
-              <w:t>Resultado esperado:</w:t>
-            </w:r>
-            <w:r>
-              <w:rPr>
-                <w:rFonts w:ascii="Times New Roman" w:hAnsi="Times New Roman" w:cs="Times New Roman"/>
-                <w:lang w:val="es-ES"/>
-              </w:rPr>
-              <w:t xml:space="preserve"> El cargo aparece en la lista de consumos de la estadía, y el saldo pendiente sube exactamente en $3.00 (de $45.00 a $48.00).</w:t>
-            </w:r>
-            <w:proofErr w:type="spellStart"/>
-            <w:proofErr w:type="spellEnd"/>
-          </w:p>
-        </w:tc>
-      </w:tr>
-      <w:tr>
-        <w:tc>
-          <w:tcPr>
-            <w:tcW w:w="2500" w:type="pct"/>
-          </w:tcPr>
-          <w:p>
-            <w:pPr>
-              <w:tabs>
-                <w:tab w:val="right" w:pos="4031"/>
-              </w:tabs>
-              <w:rPr>
-                <w:rFonts w:ascii="Times New Roman" w:hAnsi="Times New Roman" w:cs="Times New Roman"/>
-                <w:lang w:val="es-ES"/>
-              </w:rPr>
-            </w:pPr>
-            <w:r>
-              <w:rPr>
-                <w:rFonts w:ascii="Times New Roman" w:hAnsi="Times New Roman" w:cs="Times New Roman"/>
-                <w:b/>
-                <w:bCs/>
-                <w:lang w:val="es-ES"/>
-              </w:rPr>
-              <w:t>Resultado obtenido:</w:t>
-            </w:r>
-            <w:r>
-              <w:rPr>
-                <w:rFonts w:ascii="Times New Roman" w:hAnsi="Times New Roman" w:cs="Times New Roman"/>
-                <w:lang w:val="es-ES"/>
-              </w:rPr>
-              <w:t xml:space="preserve"> Apareció "2 × Agua embotellada" con "$3.00 — Luis Cedeño" en la lista, "Consumo de minibar: $3.00" visible, y el saldo pasó de $45.00 a $48.00 "por cobrar" — coincide exactamente con lo esperado.</w:t>
-            </w:r>
-          </w:p>
-        </w:tc>
-        <w:tc>
-          <w:tcPr>
-            <w:tcW w:w="2500" w:type="pct"/>
-          </w:tcPr>
-          <w:p>
-            <w:pPr>
-              <w:rPr>
-                <w:rFonts w:ascii="Times New Roman" w:hAnsi="Times New Roman" w:cs="Times New Roman"/>
-                <w:lang w:val="es-ES"/>
-              </w:rPr>
-            </w:pPr>
-            <w:r>
-              <w:rPr>
-                <w:rFonts w:ascii="Times New Roman" w:hAnsi="Times New Roman" w:cs="Times New Roman"/>
-                <w:b/>
-                <w:bCs/>
-                <w:lang w:val="es-ES"/>
-              </w:rPr>
-              <w:t>Estado</w:t>
-            </w:r>
-            <w:r>
-              <w:rPr>
-                <w:rFonts w:ascii="Times New Roman" w:hAnsi="Times New Roman" w:cs="Times New Roman"/>
-                <w:lang w:val="es-ES"/>
-              </w:rPr>
-              <w:t>: Aprobado</w:t>
-            </w:r>
-          </w:p>
-        </w:tc>
-      </w:tr>
-      <w:tr>
-        <w:tc>
-          <w:tcPr>
-            <w:tcW w:w="2500" w:type="pct"/>
-          </w:tcPr>
-          <w:p>
-            <w:pPr>
-              <w:tabs>
-                <w:tab w:val="right" w:pos="4031"/>
-              </w:tabs>
-              <w:rPr>
-                <w:rFonts w:ascii="Times New Roman" w:hAnsi="Times New Roman" w:cs="Times New Roman"/>
-                <w:lang w:val="es-ES"/>
-              </w:rPr>
-            </w:pPr>
-            <w:r>
-              <w:rPr>
-                <w:rFonts w:ascii="Times New Roman" w:hAnsi="Times New Roman" w:cs="Times New Roman"/>
-                <w:b/>
-                <w:bCs/>
-                <w:lang w:val="es-ES"/>
-              </w:rPr>
-              <w:t>Tiempo de ejecución:</w:t>
-            </w:r>
-            <w:r>
-              <w:rPr>
-                <w:rFonts w:ascii="Times New Roman" w:hAnsi="Times New Roman" w:cs="Times New Roman"/>
-                <w:lang w:val="es-ES"/>
-              </w:rPr>
-              <w:t xml:space="preserve"> 1.5s</w:t>
-            </w:r>
-          </w:p>
-        </w:tc>
-        <w:tc>
-          <w:tcPr>
-            <w:tcW w:w="2500" w:type="pct"/>
-          </w:tcPr>
-          <w:p>
-            <w:pPr>
-              <w:rPr>
-                <w:rFonts w:ascii="Times New Roman" w:hAnsi="Times New Roman" w:cs="Times New Roman"/>
-                <w:lang w:val="es-ES"/>
-              </w:rPr>
-            </w:pPr>
-          </w:p>
-        </w:tc>
-      </w:tr>
-      <w:tr>
-        <w:tc>
-          <w:tcPr>
-            <w:tcW w:w="5000" w:type="pct"/>
-            <w:gridSpan w:val="2"/>
-          </w:tcPr>
-          <w:p>
-            <w:pPr>
-              <w:rPr>
-                <w:rFonts w:ascii="Times New Roman" w:hAnsi="Times New Roman" w:cs="Times New Roman"/>
-                <w:lang w:val="es-ES"/>
-              </w:rPr>
-            </w:pPr>
-            <w:r>
-              <w:rPr>
-                <w:rFonts w:ascii="Times New Roman" w:hAnsi="Times New Roman" w:cs="Times New Roman"/>
-                <w:b/>
-                <w:bCs/>
-                <w:lang w:val="es-ES"/>
-              </w:rPr>
-              <w:t>Observaciones:</w:t>
-            </w:r>
-            <w:r>
-              <w:rPr>
-                <w:rFonts w:ascii="Times New Roman" w:hAnsi="Times New Roman" w:cs="Times New Roman"/>
-                <w:lang w:val="es-ES"/>
-              </w:rPr>
-              <w:t xml:space="preserve"> Confirma que el backend calcula el saldo sobre effectiveTotal = room.total + minibar (POST /api/checkout y POST /api/payments), no solo sobre room.total.</w:t>
-            </w:r>
-            <w:proofErr w:type="gramStart"/>
-            <w:proofErr w:type="gramEnd"/>
-          </w:p>
-        </w:tc>
-      </w:tr>
-      <w:tr>
-        <w:tc>
-          <w:tcPr>
-            <w:tcW w:w="5000" w:type="pct"/>
-            <w:gridSpan w:val="2"/>
-          </w:tcPr>
-          <w:p>
-            <w:pPr>
-              <w:rPr>
-                <w:rFonts w:ascii="Times New Roman" w:hAnsi="Times New Roman" w:cs="Times New Roman"/>
-                <w:lang w:val="es-ES"/>
-              </w:rPr>
-            </w:pPr>
-            <w:r>
-              <w:rPr>
-                <w:rFonts w:ascii="Times New Roman" w:hAnsi="Times New Roman" w:cs="Times New Roman"/>
-                <w:b/>
-                <w:bCs/>
-                <w:lang w:val="es-ES"/>
-              </w:rPr>
-              <w:t>Evidencia:</w:t>
-            </w:r>
-            <w:proofErr w:type="gramStart"/>
-            <w:proofErr w:type="gramEnd"/>
-          </w:p>
-          <w:p>
-            <w:r>
-              <w:drawing>
-                <wp:inline xmlns:a="http://schemas.openxmlformats.org/drawingml/2006/main" xmlns:pic="http://schemas.openxmlformats.org/drawingml/2006/picture">
-                  <wp:extent cx="5760720" cy="5013627"/>
-                  <wp:docPr id="27" name="Picture 27"/>
-                  <wp:cNvGraphicFramePr>
-                    <a:graphicFrameLocks noChangeAspect="1"/>
-                  </wp:cNvGraphicFramePr>
-                  <a:graphic>
-                    <a:graphicData uri="http://schemas.openxmlformats.org/drawingml/2006/picture">
-                      <pic:pic>
-                        <pic:nvPicPr>
-                          <pic:cNvPr id="0" name="TC-08.png"/>
-                          <pic:cNvPicPr/>
-                        </pic:nvPicPr>
-                        <pic:blipFill>
-                          <a:blip r:embed="rId21"/>
-                          <a:stretch>
-                            <a:fillRect/>
-                          </a:stretch>
-                        </pic:blipFill>
-                        <pic:spPr>
-                          <a:xfrm>
-                            <a:off x="0" y="0"/>
-                            <a:ext cx="5760720" cy="5013627"/>
-                          </a:xfrm>
-                          <a:prstGeom prst="rect"/>
-                        </pic:spPr>
-                      </pic:pic>
-                    </a:graphicData>
-                  </a:graphic>
-                </wp:inline>
-              </w:drawing>
-            </w:r>
-          </w:p>
-        </w:tc>
-      </w:tr>
-    </w:tbl>
-    <w:p>
-      <w:pPr>
-        <w:rPr>
-          <w:lang w:val="es-EC"/>
-        </w:rPr>
-      </w:pPr>
+      <w:r>
+        <w:rPr>
+          <w:lang w:val="es-EC"/>
+        </w:rPr>
+        <w:t xml:space="preserve">Los resultados confirman que varias funcionalidades centrales del sistema se comportan como se espera. El </w:t>
+      </w:r>
+      <w:proofErr w:type="spellStart"/>
+      <w:r>
+        <w:rPr>
+          <w:lang w:val="es-EC"/>
+        </w:rPr>
+        <w:t>check</w:t>
+      </w:r>
+      <w:proofErr w:type="spellEnd"/>
+      <w:r>
+        <w:rPr>
+          <w:lang w:val="es-EC"/>
+        </w:rPr>
+        <w:t xml:space="preserve">-in valida correctamente la disponibilidad de la habitación antes de permitirlo. El cálculo del saldo pendiente en el </w:t>
+      </w:r>
+      <w:proofErr w:type="spellStart"/>
+      <w:r>
+        <w:rPr>
+          <w:lang w:val="es-EC"/>
+        </w:rPr>
+        <w:t>checkout</w:t>
+      </w:r>
+      <w:proofErr w:type="spellEnd"/>
+      <w:r>
+        <w:rPr>
+          <w:lang w:val="es-EC"/>
+        </w:rPr>
+        <w:t xml:space="preserve"> es exacto, y el sistema bloquea el botón de confirmar </w:t>
+      </w:r>
+      <w:proofErr w:type="spellStart"/>
+      <w:r>
+        <w:rPr>
+          <w:lang w:val="es-EC"/>
+        </w:rPr>
+        <w:t>checkout</w:t>
+      </w:r>
+      <w:proofErr w:type="spellEnd"/>
+      <w:r>
+        <w:rPr>
+          <w:lang w:val="es-EC"/>
+        </w:rPr>
+        <w:t xml:space="preserve"> mientras quede saldo por cobrar. El </w:t>
+      </w:r>
+      <w:proofErr w:type="spellStart"/>
+      <w:r>
+        <w:rPr>
+          <w:lang w:val="es-EC"/>
+        </w:rPr>
+        <w:t>checkout</w:t>
+      </w:r>
+      <w:proofErr w:type="spellEnd"/>
+      <w:r>
+        <w:rPr>
+          <w:lang w:val="es-EC"/>
+        </w:rPr>
+        <w:t xml:space="preserve"> forzado exige un motivo no vacío antes de habilitarse. Los cargos de minibar se suman correctamente al saldo de la estadía, sobre el total efectivo y no solo sobre la tarifa base. Y la creación de usuarios junto con el control de acceso por rol funcionan de forma consistente: un Recepcionista no ve en el menú ni la opción de Usuarios ni otras opciones restringidas a Administrador.</w:t>
+      </w:r>
     </w:p>
     <w:p>
       <w:pPr>
@@ -6900,308 +9069,54 @@
           <w:lang w:val="es-EC"/>
         </w:rPr>
       </w:pPr>
-    </w:p>
-    <w:tbl>
-      <w:tblPr>
-        <w:tblStyle w:val="Tablaconcuadrcula"/>
-        <w:tblW w:w="5000" w:type="pct"/>
-        <w:tblLook w:val="04A0" w:firstRow="1" w:lastRow="0" w:firstColumn="1" w:lastColumn="0" w:noHBand="0" w:noVBand="1"/>
-      </w:tblPr>
-      <w:tblGrid>
-        <w:gridCol w:w="5179"/>
-        <w:gridCol w:w="5179"/>
-      </w:tblGrid>
-      <w:tr>
-        <w:tc>
-          <w:tcPr>
-            <w:tcW w:w="5000" w:type="pct"/>
-            <w:gridSpan w:val="2"/>
-          </w:tcPr>
-          <w:p>
-            <w:pPr>
-              <w:rPr>
-                <w:b/>
-                <w:bCs/>
-                <w:lang w:val="es-ES"/>
-              </w:rPr>
-            </w:pPr>
-            <w:r>
-              <w:rPr>
-                <w:rFonts w:ascii="Times New Roman" w:hAnsi="Times New Roman" w:cs="Times New Roman"/>
-                <w:b/>
-                <w:bCs/>
-                <w:lang w:val="es-ES"/>
-              </w:rPr>
-              <w:t>ID:</w:t>
-            </w:r>
-            <w:r>
-              <w:rPr>
-                <w:rFonts w:ascii="Times New Roman" w:hAnsi="Times New Roman" w:cs="Times New Roman"/>
-                <w:b/>
-                <w:bCs/>
-                <w:lang w:val="es-ES"/>
-              </w:rPr>
-              <w:t xml:space="preserve"> </w:t>
-            </w:r>
-            <w:r>
-              <w:rPr>
-                <w:rFonts w:ascii="Times New Roman" w:hAnsi="Times New Roman" w:cs="Times New Roman"/>
-                <w:lang w:val="en-US"/>
-              </w:rPr>
-              <w:t>TC-09</w:t>
-            </w:r>
-          </w:p>
-        </w:tc>
-      </w:tr>
-      <w:tr>
-        <w:tc>
-          <w:tcPr>
-            <w:tcW w:w="5000" w:type="pct"/>
-            <w:gridSpan w:val="2"/>
-          </w:tcPr>
-          <w:p>
-            <w:pPr>
-              <w:rPr>
-                <w:b/>
-                <w:bCs/>
-                <w:lang w:val="es-ES"/>
-              </w:rPr>
-            </w:pPr>
-            <w:r>
-              <w:rPr>
-                <w:rFonts w:ascii="Times New Roman" w:hAnsi="Times New Roman" w:cs="Times New Roman"/>
-                <w:b/>
-                <w:bCs/>
-                <w:lang w:val="es-ES"/>
-              </w:rPr>
-              <w:t>Resultado esperado:</w:t>
-            </w:r>
-            <w:r>
-              <w:rPr>
-                <w:rFonts w:ascii="Times New Roman" w:hAnsi="Times New Roman" w:cs="Times New Roman"/>
-                <w:lang w:val="es-ES"/>
-              </w:rPr>
-              <w:t xml:space="preserve"> El usuario nuevo aparece en la tabla de Usuarios con estado Activo, y aparece como opción elegible en la pantalla de selección de usuario (login simulado).</w:t>
-            </w:r>
-            <w:proofErr w:type="spellStart"/>
-            <w:proofErr w:type="spellEnd"/>
-          </w:p>
-        </w:tc>
-      </w:tr>
-      <w:tr>
-        <w:tc>
-          <w:tcPr>
-            <w:tcW w:w="2500" w:type="pct"/>
-          </w:tcPr>
-          <w:p>
-            <w:pPr>
-              <w:tabs>
-                <w:tab w:val="right" w:pos="4031"/>
-              </w:tabs>
-              <w:rPr>
-                <w:rFonts w:ascii="Times New Roman" w:hAnsi="Times New Roman" w:cs="Times New Roman"/>
-                <w:lang w:val="es-ES"/>
-              </w:rPr>
-            </w:pPr>
-            <w:r>
-              <w:rPr>
-                <w:rFonts w:ascii="Times New Roman" w:hAnsi="Times New Roman" w:cs="Times New Roman"/>
-                <w:b/>
-                <w:bCs/>
-                <w:lang w:val="es-ES"/>
-              </w:rPr>
-              <w:t>Resultado obtenido:</w:t>
-            </w:r>
-            <w:r>
-              <w:rPr>
-                <w:rFonts w:ascii="Times New Roman" w:hAnsi="Times New Roman" w:cs="Times New Roman"/>
-                <w:lang w:val="es-ES"/>
-              </w:rPr>
-              <w:t xml:space="preserve"> Apareció el mensaje "Usuario {username} creado.", la fila nueva mostró "Pedro Nuevo" / Recepcionista / Activo, y tras cerrar sesión la opción "Pedro Nuevo — Recepcionista" apareció en el selector de login.</w:t>
-            </w:r>
-          </w:p>
-        </w:tc>
-        <w:tc>
-          <w:tcPr>
-            <w:tcW w:w="2500" w:type="pct"/>
-          </w:tcPr>
-          <w:p>
-            <w:pPr>
-              <w:rPr>
-                <w:rFonts w:ascii="Times New Roman" w:hAnsi="Times New Roman" w:cs="Times New Roman"/>
-                <w:lang w:val="es-ES"/>
-              </w:rPr>
-            </w:pPr>
-            <w:r>
-              <w:rPr>
-                <w:rFonts w:ascii="Times New Roman" w:hAnsi="Times New Roman" w:cs="Times New Roman"/>
-                <w:b/>
-                <w:bCs/>
-                <w:lang w:val="es-ES"/>
-              </w:rPr>
-              <w:t>Estado</w:t>
-            </w:r>
-            <w:r>
-              <w:rPr>
-                <w:rFonts w:ascii="Times New Roman" w:hAnsi="Times New Roman" w:cs="Times New Roman"/>
-                <w:lang w:val="es-ES"/>
-              </w:rPr>
-              <w:t>: Aprobado</w:t>
-            </w:r>
-          </w:p>
-        </w:tc>
-      </w:tr>
-      <w:tr>
-        <w:tc>
-          <w:tcPr>
-            <w:tcW w:w="2500" w:type="pct"/>
-          </w:tcPr>
-          <w:p>
-            <w:pPr>
-              <w:tabs>
-                <w:tab w:val="right" w:pos="4031"/>
-              </w:tabs>
-              <w:rPr>
-                <w:rFonts w:ascii="Times New Roman" w:hAnsi="Times New Roman" w:cs="Times New Roman"/>
-                <w:lang w:val="es-ES"/>
-              </w:rPr>
-            </w:pPr>
-            <w:r>
-              <w:rPr>
-                <w:rFonts w:ascii="Times New Roman" w:hAnsi="Times New Roman" w:cs="Times New Roman"/>
-                <w:b/>
-                <w:bCs/>
-                <w:lang w:val="es-ES"/>
-              </w:rPr>
-              <w:t>Tiempo de ejecución:</w:t>
-            </w:r>
-            <w:r>
-              <w:rPr>
-                <w:rFonts w:ascii="Times New Roman" w:hAnsi="Times New Roman" w:cs="Times New Roman"/>
-                <w:lang w:val="es-ES"/>
-              </w:rPr>
-              <w:t xml:space="preserve"> 1.5s</w:t>
-            </w:r>
-          </w:p>
-        </w:tc>
-        <w:tc>
-          <w:tcPr>
-            <w:tcW w:w="2500" w:type="pct"/>
-          </w:tcPr>
-          <w:p>
-            <w:pPr>
-              <w:rPr>
-                <w:rFonts w:ascii="Times New Roman" w:hAnsi="Times New Roman" w:cs="Times New Roman"/>
-                <w:lang w:val="es-ES"/>
-              </w:rPr>
-            </w:pPr>
-          </w:p>
-        </w:tc>
-      </w:tr>
-      <w:tr>
-        <w:tc>
-          <w:tcPr>
-            <w:tcW w:w="5000" w:type="pct"/>
-            <w:gridSpan w:val="2"/>
-          </w:tcPr>
-          <w:p>
-            <w:pPr>
-              <w:rPr>
-                <w:rFonts w:ascii="Times New Roman" w:hAnsi="Times New Roman" w:cs="Times New Roman"/>
-                <w:lang w:val="es-ES"/>
-              </w:rPr>
-            </w:pPr>
-            <w:r>
-              <w:rPr>
-                <w:rFonts w:ascii="Times New Roman" w:hAnsi="Times New Roman" w:cs="Times New Roman"/>
-                <w:b/>
-                <w:bCs/>
-                <w:lang w:val="es-ES"/>
-              </w:rPr>
-              <w:t>Observaciones:</w:t>
-            </w:r>
-            <w:r>
-              <w:rPr>
-                <w:rFonts w:ascii="Times New Roman" w:hAnsi="Times New Roman" w:cs="Times New Roman"/>
-                <w:lang w:val="es-ES"/>
-              </w:rPr>
-              <w:t xml:space="preserve"> El username real de la automatización lleva un sufijo de timestamp (no el literal "pedro.nuevo") porque no existe DELETE /api/users — con un username fijo, cualquier segunda corrida de la suite sin volver a migrar la base fallaría con 400 "ya existe" por un motivo ajeno al comportamiento que se está probando.</w:t>
-            </w:r>
-            <w:proofErr w:type="gramStart"/>
-            <w:proofErr w:type="gramEnd"/>
-          </w:p>
-        </w:tc>
-      </w:tr>
-      <w:tr>
-        <w:tc>
-          <w:tcPr>
-            <w:tcW w:w="5000" w:type="pct"/>
-            <w:gridSpan w:val="2"/>
-          </w:tcPr>
-          <w:p>
-            <w:pPr>
-              <w:rPr>
-                <w:rFonts w:ascii="Times New Roman" w:hAnsi="Times New Roman" w:cs="Times New Roman"/>
-                <w:lang w:val="es-ES"/>
-              </w:rPr>
-            </w:pPr>
-            <w:r>
-              <w:rPr>
-                <w:rFonts w:ascii="Times New Roman" w:hAnsi="Times New Roman" w:cs="Times New Roman"/>
-                <w:b/>
-                <w:bCs/>
-                <w:lang w:val="es-ES"/>
-              </w:rPr>
-              <w:t>Evidencia:</w:t>
-            </w:r>
-            <w:proofErr w:type="gramStart"/>
-            <w:proofErr w:type="gramEnd"/>
-          </w:p>
-          <w:p>
-            <w:r>
-              <w:drawing>
-                <wp:inline xmlns:a="http://schemas.openxmlformats.org/drawingml/2006/main" xmlns:pic="http://schemas.openxmlformats.org/drawingml/2006/picture">
-                  <wp:extent cx="5760720" cy="4856107"/>
-                  <wp:docPr id="28" name="Picture 28"/>
-                  <wp:cNvGraphicFramePr>
-                    <a:graphicFrameLocks noChangeAspect="1"/>
-                  </wp:cNvGraphicFramePr>
-                  <a:graphic>
-                    <a:graphicData uri="http://schemas.openxmlformats.org/drawingml/2006/picture">
-                      <pic:pic>
-                        <pic:nvPicPr>
-                          <pic:cNvPr id="0" name="TC-09.png"/>
-                          <pic:cNvPicPr/>
-                        </pic:nvPicPr>
-                        <pic:blipFill>
-                          <a:blip r:embed="rId22"/>
-                          <a:stretch>
-                            <a:fillRect/>
-                          </a:stretch>
-                        </pic:blipFill>
-                        <pic:spPr>
-                          <a:xfrm>
-                            <a:off x="0" y="0"/>
-                            <a:ext cx="5760720" cy="4856107"/>
-                          </a:xfrm>
-                          <a:prstGeom prst="rect"/>
-                        </pic:spPr>
-                      </pic:pic>
-                    </a:graphicData>
-                  </a:graphic>
-                </wp:inline>
-              </w:drawing>
-            </w:r>
-          </w:p>
-        </w:tc>
-      </w:tr>
-    </w:tbl>
-    <w:p>
-      <w:pPr>
-        <w:rPr>
-          <w:lang w:val="es-EC"/>
-        </w:rPr>
-      </w:pPr>
+      <w:r>
+        <w:rPr>
+          <w:lang w:val="es-EC"/>
+        </w:rPr>
+        <w:t xml:space="preserve">El caso TC-04 dejó un hallazgo real sobre el diseño del sistema. Cuando el anticipo ingresado en el </w:t>
+      </w:r>
+      <w:proofErr w:type="spellStart"/>
+      <w:r>
+        <w:rPr>
+          <w:lang w:val="es-EC"/>
+        </w:rPr>
+        <w:t>check</w:t>
+      </w:r>
+      <w:proofErr w:type="spellEnd"/>
+      <w:r>
+        <w:rPr>
+          <w:lang w:val="es-EC"/>
+        </w:rPr>
+        <w:t xml:space="preserve">-in supera el total de la estadía, el sistema no bloquea solo el campo del anticipo: bloquea el formulario completo de </w:t>
+      </w:r>
+      <w:proofErr w:type="spellStart"/>
+      <w:r>
+        <w:rPr>
+          <w:lang w:val="es-EC"/>
+        </w:rPr>
+        <w:t>check</w:t>
+      </w:r>
+      <w:proofErr w:type="spellEnd"/>
+      <w:r>
+        <w:rPr>
+          <w:lang w:val="es-EC"/>
+        </w:rPr>
+        <w:t xml:space="preserve">-in, porque la validación en </w:t>
+      </w:r>
+      <w:proofErr w:type="spellStart"/>
+      <w:r>
+        <w:rPr>
+          <w:lang w:val="es-EC"/>
+        </w:rPr>
+        <w:t>CheckInForm.jsx</w:t>
+      </w:r>
+      <w:proofErr w:type="spellEnd"/>
+      <w:r>
+        <w:rPr>
+          <w:lang w:val="es-EC"/>
+        </w:rPr>
+        <w:t xml:space="preserve"> trata el formulario como una unidad y un anticipo inválido invalida todo el botón de confirmar. Esto no es necesariamente un error, pero sí un comportamiento que vale la pena evaluar, porque si un recepcionista se equivoca al tipear el monto del anticipo, pierde también los demás datos del huésped que ya había llenado, aunque esos datos estuvieran correctos. Una mejora posible sería separar la validación del anticipo del resto del formulario, para que un error ahí no invalide los campos que ya estaban bien.</w:t>
+      </w:r>
     </w:p>
     <w:p>
       <w:pPr>
@@ -7209,311 +9124,28 @@
           <w:lang w:val="es-EC"/>
         </w:rPr>
       </w:pPr>
-    </w:p>
-    <w:tbl>
-      <w:tblPr>
-        <w:tblStyle w:val="Tablaconcuadrcula"/>
-        <w:tblW w:w="5000" w:type="pct"/>
-        <w:tblLook w:val="04A0" w:firstRow="1" w:lastRow="0" w:firstColumn="1" w:lastColumn="0" w:noHBand="0" w:noVBand="1"/>
-      </w:tblPr>
-      <w:tblGrid>
-        <w:gridCol w:w="5179"/>
-        <w:gridCol w:w="5179"/>
-      </w:tblGrid>
-      <w:tr>
-        <w:tc>
-          <w:tcPr>
-            <w:tcW w:w="5000" w:type="pct"/>
-            <w:gridSpan w:val="2"/>
-          </w:tcPr>
-          <w:p>
-            <w:pPr>
-              <w:rPr>
-                <w:b/>
-                <w:bCs/>
-                <w:lang w:val="es-ES"/>
-              </w:rPr>
-            </w:pPr>
-            <w:r>
-              <w:rPr>
-                <w:rFonts w:ascii="Times New Roman" w:hAnsi="Times New Roman" w:cs="Times New Roman"/>
-                <w:b/>
-                <w:bCs/>
-                <w:lang w:val="es-ES"/>
-              </w:rPr>
-              <w:t>ID:</w:t>
-            </w:r>
-            <w:r>
-              <w:rPr>
-                <w:rFonts w:ascii="Times New Roman" w:hAnsi="Times New Roman" w:cs="Times New Roman"/>
-                <w:b/>
-                <w:bCs/>
-                <w:lang w:val="es-ES"/>
-              </w:rPr>
-              <w:t xml:space="preserve"> </w:t>
-            </w:r>
-            <w:r>
-              <w:rPr>
-                <w:rFonts w:ascii="Times New Roman" w:hAnsi="Times New Roman" w:cs="Times New Roman"/>
-                <w:lang w:val="en-US"/>
-              </w:rPr>
-              <w:t>TC-10</w:t>
-            </w:r>
-          </w:p>
-        </w:tc>
-      </w:tr>
-      <w:tr>
-        <w:tc>
-          <w:tcPr>
-            <w:tcW w:w="5000" w:type="pct"/>
-            <w:gridSpan w:val="2"/>
-          </w:tcPr>
-          <w:p>
-            <w:pPr>
-              <w:rPr>
-                <w:b/>
-                <w:bCs/>
-                <w:lang w:val="es-ES"/>
-              </w:rPr>
-            </w:pPr>
-            <w:r>
-              <w:rPr>
-                <w:rFonts w:ascii="Times New Roman" w:hAnsi="Times New Roman" w:cs="Times New Roman"/>
-                <w:b/>
-                <w:bCs/>
-                <w:lang w:val="es-ES"/>
-              </w:rPr>
-              <w:t>Resultado esperado:</w:t>
-            </w:r>
-            <w:r>
-              <w:rPr>
-                <w:rFonts w:ascii="Times New Roman" w:hAnsi="Times New Roman" w:cs="Times New Roman"/>
-                <w:lang w:val="es-ES"/>
-              </w:rPr>
-              <w:t xml:space="preserve"> Las opciones "Usuarios" y "Minibar" (catálogo, no el panel de checkout) NO aparecen en el menú para este rol.</w:t>
-            </w:r>
-            <w:proofErr w:type="spellStart"/>
-            <w:proofErr w:type="spellEnd"/>
-          </w:p>
-        </w:tc>
-      </w:tr>
-      <w:tr>
-        <w:tc>
-          <w:tcPr>
-            <w:tcW w:w="2500" w:type="pct"/>
-          </w:tcPr>
-          <w:p>
-            <w:pPr>
-              <w:tabs>
-                <w:tab w:val="right" w:pos="4031"/>
-              </w:tabs>
-              <w:rPr>
-                <w:rFonts w:ascii="Times New Roman" w:hAnsi="Times New Roman" w:cs="Times New Roman"/>
-                <w:lang w:val="es-ES"/>
-              </w:rPr>
-            </w:pPr>
-            <w:r>
-              <w:rPr>
-                <w:rFonts w:ascii="Times New Roman" w:hAnsi="Times New Roman" w:cs="Times New Roman"/>
-                <w:b/>
-                <w:bCs/>
-                <w:lang w:val="es-ES"/>
-              </w:rPr>
-              <w:t>Resultado obtenido:</w:t>
-            </w:r>
-            <w:r>
-              <w:rPr>
-                <w:rFonts w:ascii="Times New Roman" w:hAnsi="Times New Roman" w:cs="Times New Roman"/>
-                <w:lang w:val="es-ES"/>
-              </w:rPr>
-              <w:t xml:space="preserve"> El menú mostró Reservas, Recepción, Caja y Salidas, Disponibilidad y Acerca del sistema; "Usuarios", "Minibar", "Reportes" y "Ama de Llaves" no estaban presentes.</w:t>
-            </w:r>
-          </w:p>
-        </w:tc>
-        <w:tc>
-          <w:tcPr>
-            <w:tcW w:w="2500" w:type="pct"/>
-          </w:tcPr>
-          <w:p>
-            <w:pPr>
-              <w:rPr>
-                <w:rFonts w:ascii="Times New Roman" w:hAnsi="Times New Roman" w:cs="Times New Roman"/>
-                <w:lang w:val="es-ES"/>
-              </w:rPr>
-            </w:pPr>
-            <w:r>
-              <w:rPr>
-                <w:rFonts w:ascii="Times New Roman" w:hAnsi="Times New Roman" w:cs="Times New Roman"/>
-                <w:b/>
-                <w:bCs/>
-                <w:lang w:val="es-ES"/>
-              </w:rPr>
-              <w:t>Estado</w:t>
-            </w:r>
-            <w:r>
-              <w:rPr>
-                <w:rFonts w:ascii="Times New Roman" w:hAnsi="Times New Roman" w:cs="Times New Roman"/>
-                <w:lang w:val="es-ES"/>
-              </w:rPr>
-              <w:t>: Aprobado</w:t>
-            </w:r>
-          </w:p>
-        </w:tc>
-      </w:tr>
-      <w:tr>
-        <w:tc>
-          <w:tcPr>
-            <w:tcW w:w="2500" w:type="pct"/>
-          </w:tcPr>
-          <w:p>
-            <w:pPr>
-              <w:tabs>
-                <w:tab w:val="right" w:pos="4031"/>
-              </w:tabs>
-              <w:rPr>
-                <w:rFonts w:ascii="Times New Roman" w:hAnsi="Times New Roman" w:cs="Times New Roman"/>
-                <w:lang w:val="es-ES"/>
-              </w:rPr>
-            </w:pPr>
-            <w:r>
-              <w:rPr>
-                <w:rFonts w:ascii="Times New Roman" w:hAnsi="Times New Roman" w:cs="Times New Roman"/>
-                <w:b/>
-                <w:bCs/>
-                <w:lang w:val="es-ES"/>
-              </w:rPr>
-              <w:t>Tiempo de ejecución:</w:t>
-            </w:r>
-            <w:r>
-              <w:rPr>
-                <w:rFonts w:ascii="Times New Roman" w:hAnsi="Times New Roman" w:cs="Times New Roman"/>
-                <w:lang w:val="es-ES"/>
-              </w:rPr>
-              <w:t xml:space="preserve"> 1.5s</w:t>
-            </w:r>
-          </w:p>
-        </w:tc>
-        <w:tc>
-          <w:tcPr>
-            <w:tcW w:w="2500" w:type="pct"/>
-          </w:tcPr>
-          <w:p>
-            <w:pPr>
-              <w:rPr>
-                <w:rFonts w:ascii="Times New Roman" w:hAnsi="Times New Roman" w:cs="Times New Roman"/>
-                <w:lang w:val="es-ES"/>
-              </w:rPr>
-            </w:pPr>
-          </w:p>
-        </w:tc>
-      </w:tr>
-      <w:tr>
-        <w:tc>
-          <w:tcPr>
-            <w:tcW w:w="5000" w:type="pct"/>
-            <w:gridSpan w:val="2"/>
-          </w:tcPr>
-          <w:p>
-            <w:pPr>
-              <w:rPr>
-                <w:rFonts w:ascii="Times New Roman" w:hAnsi="Times New Roman" w:cs="Times New Roman"/>
-                <w:lang w:val="es-ES"/>
-              </w:rPr>
-            </w:pPr>
-            <w:r>
-              <w:rPr>
-                <w:rFonts w:ascii="Times New Roman" w:hAnsi="Times New Roman" w:cs="Times New Roman"/>
-                <w:b/>
-                <w:bCs/>
-                <w:lang w:val="es-ES"/>
-              </w:rPr>
-              <w:t>Observaciones:</w:t>
-            </w:r>
-            <w:r>
-              <w:rPr>
-                <w:rFonts w:ascii="Times New Roman" w:hAnsi="Times New Roman" w:cs="Times New Roman"/>
-                <w:lang w:val="es-ES"/>
-              </w:rPr>
-              <w:t xml:space="preserve"> Se verificó también la ausencia de "Reportes" y "Ama de Llaves" (mismo mecanismo canAccessModule) como evidencia adicional de que el control de acceso es consistente entre módulos, no solo en los dos que pedía el caso.</w:t>
-            </w:r>
-            <w:proofErr w:type="gramStart"/>
-            <w:proofErr w:type="gramEnd"/>
-          </w:p>
-        </w:tc>
-      </w:tr>
-      <w:tr>
-        <w:tc>
-          <w:tcPr>
-            <w:tcW w:w="5000" w:type="pct"/>
-            <w:gridSpan w:val="2"/>
-          </w:tcPr>
-          <w:p>
-            <w:pPr>
-              <w:rPr>
-                <w:rFonts w:ascii="Times New Roman" w:hAnsi="Times New Roman" w:cs="Times New Roman"/>
-                <w:lang w:val="es-ES"/>
-              </w:rPr>
-            </w:pPr>
-            <w:r>
-              <w:rPr>
-                <w:rFonts w:ascii="Times New Roman" w:hAnsi="Times New Roman" w:cs="Times New Roman"/>
-                <w:b/>
-                <w:bCs/>
-                <w:lang w:val="es-ES"/>
-              </w:rPr>
-              <w:t>Evidencia:</w:t>
-            </w:r>
-            <w:proofErr w:type="gramStart"/>
-            <w:proofErr w:type="gramEnd"/>
-          </w:p>
-          <w:p>
-            <w:r>
-              <w:drawing>
-                <wp:inline xmlns:a="http://schemas.openxmlformats.org/drawingml/2006/main" xmlns:pic="http://schemas.openxmlformats.org/drawingml/2006/picture">
-                  <wp:extent cx="5760720" cy="3343918"/>
-                  <wp:docPr id="29" name="Picture 29"/>
-                  <wp:cNvGraphicFramePr>
-                    <a:graphicFrameLocks noChangeAspect="1"/>
-                  </wp:cNvGraphicFramePr>
-                  <a:graphic>
-                    <a:graphicData uri="http://schemas.openxmlformats.org/drawingml/2006/picture">
-                      <pic:pic>
-                        <pic:nvPicPr>
-                          <pic:cNvPr id="0" name="TC-10.png"/>
-                          <pic:cNvPicPr/>
-                        </pic:nvPicPr>
-                        <pic:blipFill>
-                          <a:blip r:embed="rId23"/>
-                          <a:stretch>
-                            <a:fillRect/>
-                          </a:stretch>
-                        </pic:blipFill>
-                        <pic:spPr>
-                          <a:xfrm>
-                            <a:off x="0" y="0"/>
-                            <a:ext cx="5760720" cy="3343918"/>
-                          </a:xfrm>
-                          <a:prstGeom prst="rect"/>
-                        </pic:spPr>
-                      </pic:pic>
-                    </a:graphicData>
-                  </a:graphic>
-                </wp:inline>
-              </w:drawing>
-            </w:r>
-          </w:p>
-        </w:tc>
-      </w:tr>
-    </w:tbl>
-    <w:p>
-      <w:pPr>
-        <w:rPr>
-          <w:lang w:val="es-EC"/>
-        </w:rPr>
-      </w:pPr>
+      <w:r>
+        <w:rPr>
+          <w:lang w:val="es-EC"/>
+        </w:rPr>
+        <w:t>Hubo también un segundo hallazgo, pero sobre el proceso de prueba y no sobre el sistema. Al escribir el caso TC-09, sobre la creación de un usuario, correr la suite completa más de una vez sin reiniciar la base de datos provocó un fallo real: el test usaba un nombre de usuario visible fijo, y la segunda corrida terminó creando dos usuarios distintos con ese mismo nombre, lo que rompió el selector que identificaba al usuario recién creado por su texto. Se corrigió generando ese nombre de forma única en cada corrida. Este hallazgo no apunta a un error del sistema evaluado, sino a un recordatorio de que los datos usados en una prueba también hay que diseñarlos pensando en que la prueba se va a correr más de una vez, algo que al principio no se había tenido en cuenta.</w:t>
+      </w:r>
     </w:p>
     <w:p>
       <w:pPr>
+        <w:rPr>
+          <w:lang w:val="es-EC"/>
+        </w:rPr>
+      </w:pPr>
+      <w:r>
+        <w:rPr>
+          <w:lang w:val="es-EC"/>
+        </w:rPr>
+        <w:t>En conjunto, no se encontraron errores funcionales en el sistema dentro de los 10 casos evaluados. Es un resultado positivo, pero acotado: 10 casos cubren flujos puntuales del sistema, no la totalidad de sus funcionalidades, así que esta conclusión aplica solo al alcance que efectivamente se probó.</w:t>
+      </w:r>
+    </w:p>
+    <w:p>
+      <w:pPr>
         <w:pStyle w:val="Ttulo1"/>
         <w:rPr>
           <w:b/>
@@ -7536,7 +9168,7 @@
           <w:bCs/>
           <w:lang w:val="es-EC"/>
         </w:rPr>
-        <w:t>ii</w:t>
+        <w:t>iii</w:t>
       </w:r>
       <w:proofErr w:type="spellEnd"/>
       <w:r>
@@ -7553,7 +9185,7 @@
           <w:bCs/>
           <w:lang w:val="es-EC"/>
         </w:rPr>
-        <w:t>Análisis de resultados</w:t>
+        <w:t xml:space="preserve"> Conclusiones</w:t>
       </w:r>
     </w:p>
     <w:p>
@@ -7566,59 +9198,35 @@
         <w:rPr>
           <w:lang w:val="es-EC"/>
         </w:rPr>
-        <w:t>Analizar los resultados obtenidos, indicando las funcionalidades que funcionaron correctamente, los errores encontrados y las posibles mejoras que deberían realizarse en el sistema.</w:t>
+        <w:t>Automatizar pruebas sobre los flujos que manejan dinero y permisos, como el cobro de saldos o el control de acceso por rol, tiene un valor claro. Son los flujos donde un error sale más caro, y donde conviene poder repetir la verificación cada vez que el código cambie, no solo una vez.</w:t>
       </w:r>
     </w:p>
     <w:p>
       <w:pPr>
-        <w:pStyle w:val="Ttulo1"/>
-        <w:rPr>
-          <w:b/>
-          <w:bCs/>
-        </w:rPr>
-      </w:pPr>
+        <w:rPr>
+          <w:lang w:val="es-EC"/>
+        </w:rPr>
+      </w:pPr>
+      <w:r>
+        <w:rPr>
+          <w:lang w:val="es-EC"/>
+        </w:rPr>
+        <w:t>El proceso también dejó un aprendizaje sobre cómo escribir las pruebas mismas. Varios de los fallos que aparecieron al principio, como el problema de CORS, los botones con aria-</w:t>
+      </w:r>
       <w:proofErr w:type="spellStart"/>
       <w:r>
         <w:rPr>
-          <w:b/>
-          <w:bCs/>
-          <w:lang w:val="es-EC"/>
-        </w:rPr>
-        <w:t>v</w:t>
-      </w:r>
-      <w:r>
-        <w:rPr>
-          <w:b/>
-          <w:bCs/>
-          <w:lang w:val="es-EC"/>
-        </w:rPr>
-        <w:t>iii</w:t>
+          <w:lang w:val="es-EC"/>
+        </w:rPr>
+        <w:t>disabled</w:t>
       </w:r>
       <w:proofErr w:type="spellEnd"/>
       <w:r>
         <w:rPr>
-          <w:b/>
-          <w:bCs/>
-          <w:lang w:val="es-EC"/>
-        </w:rPr>
-        <w:t xml:space="preserve">. </w:t>
-      </w:r>
-      <w:r>
-        <w:rPr>
-          <w:b/>
-          <w:bCs/>
-        </w:rPr>
-        <w:t xml:space="preserve"> </w:t>
-      </w:r>
-      <w:proofErr w:type="spellStart"/>
-      <w:r>
-        <w:rPr>
-          <w:b/>
-          <w:bCs/>
-        </w:rPr>
-        <w:t>Conclusiones</w:t>
-      </w:r>
-      <w:proofErr w:type="spellEnd"/>
+          <w:lang w:val="es-EC"/>
+        </w:rPr>
+        <w:t>, el selector ambiguo o el nombre de usuario repetido entre corridas, no eran errores del sistema, sino de cómo estaba planteada la prueba. Eso es parte normal de escribir pruebas automatizadas y no algo que deba sorprender, pero conviene documentarlo para no confundirlo con un defecto real.</w:t>
+      </w:r>
     </w:p>
     <w:p>
       <w:pPr>
@@ -7630,63 +9238,22 @@
         <w:rPr>
           <w:lang w:val="es-EC"/>
         </w:rPr>
-        <w:t>Presentar las principales conclusiones obtenidas a partir del proceso de diseño y automatización de las pruebas.</w:t>
-      </w:r>
-    </w:p>
-    <w:p>
-      <w:pPr>
-        <w:rPr>
-          <w:lang w:val="es-EC"/>
-        </w:rPr>
-      </w:pPr>
-    </w:p>
-    <w:p>
-      <w:pPr>
-        <w:rPr>
-          <w:lang w:val="es-EC"/>
-        </w:rPr>
-      </w:pPr>
-      <w:r>
-        <w:rPr>
-          <w:b/>
-          <w:bCs/>
-          <w:lang w:val="es-EC"/>
-        </w:rPr>
-        <w:t>Evidencias obligatorias</w:t>
-      </w:r>
-    </w:p>
-    <w:p>
-      <w:pPr>
-        <w:rPr>
-          <w:lang w:val="es-EC"/>
-        </w:rPr>
-      </w:pPr>
-      <w:r>
-        <w:rPr>
-          <w:lang w:val="es-EC"/>
-        </w:rPr>
-        <w:t>El informe deberá incluir capturas de pantalla de la ejecución de las pruebas, resultados generados por la herramienta utilizada y fragmentos relevantes que permitan comprobar que las pruebas fueron realmente implementadas y ejecutadas.</w:t>
-      </w:r>
-    </w:p>
-    <w:p>
-      <w:pPr>
-        <w:rPr>
-          <w:lang w:val="es-EC"/>
-        </w:rPr>
-      </w:pPr>
-      <w:r>
-        <w:rPr>
-          <w:lang w:val="es-EC"/>
-        </w:rPr>
-        <w:t>Además, deberá adjuntarse junto al informe el proyecto o carpeta correspondiente a las pruebas automatizadas, de manera que estas puedan ser revisadas y ejecutadas</w:t>
-      </w:r>
-    </w:p>
-    <w:p>
-      <w:pPr>
-        <w:rPr>
-          <w:lang w:val="es-EC"/>
-        </w:rPr>
-      </w:pPr>
+        <w:t xml:space="preserve">Por último, la actividad sirvió para revisar de cerca partes del sistema que no se habían probado manualmente con este nivel de detalle, como la validación del anticipo en el </w:t>
+      </w:r>
+      <w:proofErr w:type="spellStart"/>
+      <w:r>
+        <w:rPr>
+          <w:lang w:val="es-EC"/>
+        </w:rPr>
+        <w:t>check</w:t>
+      </w:r>
+      <w:proofErr w:type="spellEnd"/>
+      <w:r>
+        <w:rPr>
+          <w:lang w:val="es-EC"/>
+        </w:rPr>
+        <w:t>-in o el efecto del minibar sobre el saldo, y eso permitió encontrar el comportamiento de TC-04 que de otra forma podría haber pasado desapercibido.</w:t>
+      </w:r>
     </w:p>
     <w:p>
       <w:pPr>
@@ -7801,10 +9368,143 @@
         </w:rPr>
       </w:pPr>
     </w:p>
+    <w:p>
+      <w:pPr>
+        <w:pStyle w:val="Ttulo1"/>
+        <w:rPr>
+          <w:b/>
+          <w:bCs/>
+          <w:lang w:val="es-EC"/>
+        </w:rPr>
+      </w:pPr>
+      <w:r>
+        <w:rPr>
+          <w:b/>
+          <w:bCs/>
+          <w:lang w:val="es-EC"/>
+        </w:rPr>
+        <w:t>x</w:t>
+      </w:r>
+      <w:r>
+        <w:rPr>
+          <w:b/>
+          <w:bCs/>
+          <w:lang w:val="es-EC"/>
+        </w:rPr>
+        <w:t xml:space="preserve">. </w:t>
+      </w:r>
+      <w:r>
+        <w:rPr>
+          <w:b/>
+          <w:bCs/>
+          <w:lang w:val="es-EC"/>
+        </w:rPr>
+        <w:t>ANEXOS</w:t>
+      </w:r>
+    </w:p>
+    <w:p>
+      <w:pPr>
+        <w:rPr>
+          <w:lang w:val="es-EC"/>
+        </w:rPr>
+      </w:pPr>
+      <w:r>
+        <w:rPr>
+          <w:lang w:val="es-EC"/>
+        </w:rPr>
+        <w:drawing>
+          <wp:anchor distT="0" distB="0" distL="114300" distR="114300" simplePos="0" relativeHeight="251661312" behindDoc="0" locked="0" layoutInCell="1" allowOverlap="1" wp14:anchorId="0B4B8567" wp14:editId="38AD24CA">
+            <wp:simplePos x="0" y="0"/>
+            <wp:positionH relativeFrom="margin">
+              <wp:posOffset>2025015</wp:posOffset>
+            </wp:positionH>
+            <wp:positionV relativeFrom="margin">
+              <wp:posOffset>2155825</wp:posOffset>
+            </wp:positionV>
+            <wp:extent cx="2527300" cy="3620770"/>
+            <wp:effectExtent l="0" t="0" r="6350" b="0"/>
+            <wp:wrapTopAndBottom/>
+            <wp:docPr id="431104099" name="Imagen 1"/>
+            <wp:cNvGraphicFramePr>
+              <a:graphicFrameLocks xmlns:a="http://schemas.openxmlformats.org/drawingml/2006/main" noChangeAspect="1"/>
+            </wp:cNvGraphicFramePr>
+            <a:graphic xmlns:a="http://schemas.openxmlformats.org/drawingml/2006/main">
+              <a:graphicData uri="http://schemas.openxmlformats.org/drawingml/2006/picture">
+                <pic:pic xmlns:pic="http://schemas.openxmlformats.org/drawingml/2006/picture">
+                  <pic:nvPicPr>
+                    <pic:cNvPr id="431104099" name=""/>
+                    <pic:cNvPicPr/>
+                  </pic:nvPicPr>
+                  <pic:blipFill>
+                    <a:blip r:embed="rId19"/>
+                    <a:stretch>
+                      <a:fillRect/>
+                    </a:stretch>
+                  </pic:blipFill>
+                  <pic:spPr>
+                    <a:xfrm>
+                      <a:off x="0" y="0"/>
+                      <a:ext cx="2527300" cy="3620770"/>
+                    </a:xfrm>
+                    <a:prstGeom prst="rect">
+                      <a:avLst/>
+                    </a:prstGeom>
+                  </pic:spPr>
+                </pic:pic>
+              </a:graphicData>
+            </a:graphic>
+          </wp:anchor>
+        </w:drawing>
+      </w:r>
+    </w:p>
+    <w:p>
+      <w:pPr>
+        <w:pStyle w:val="Style1"/>
+        <w:rPr>
+          <w:rStyle w:val="Referenciasutil"/>
+          <w:lang w:val="es-EC"/>
+        </w:rPr>
+      </w:pPr>
+      <w:r>
+        <w:rPr>
+          <w:rStyle w:val="Referenciasutil"/>
+          <w:lang w:val="es-EC"/>
+        </w:rPr>
+        <w:t xml:space="preserve">A1. Apartado de </w:t>
+      </w:r>
+      <w:r>
+        <w:rPr>
+          <w:rStyle w:val="Referenciasutil"/>
+          <w:lang w:val="es-EC"/>
+        </w:rPr>
+        <w:t>“</w:t>
+      </w:r>
+      <w:r>
+        <w:rPr>
+          <w:rStyle w:val="Referenciasutil"/>
+          <w:lang w:val="es-EC"/>
+        </w:rPr>
+        <w:t>Test Explorer</w:t>
+      </w:r>
+      <w:r>
+        <w:rPr>
+          <w:rStyle w:val="Referenciasutil"/>
+          <w:lang w:val="es-EC"/>
+        </w:rPr>
+        <w:t>”</w:t>
+      </w:r>
+      <w:r>
+        <w:rPr>
+          <w:rStyle w:val="Referenciasutil"/>
+          <w:lang w:val="es-EC"/>
+        </w:rPr>
+        <w:t xml:space="preserve"> con todas las pruebas aprobadas</w:t>
+      </w:r>
+    </w:p>
     <w:sectPr>
-      <w:headerReference w:type="even" r:id="rId9"/>
-      <w:headerReference w:type="default" r:id="rId10"/>
-      <w:headerReference w:type="first" r:id="rId11"/>
+      <w:headerReference w:type="even" r:id="rId20"/>
+      <w:headerReference w:type="default" r:id="rId21"/>
+      <w:headerReference w:type="first" r:id="rId22"/>
       <w:type w:val="continuous"/>
       <w:pgSz w:w="12240" w:h="15840" w:code="1"/>
       <w:pgMar w:top="1008" w:right="936" w:bottom="1008" w:left="936" w:header="432" w:footer="432" w:gutter="0"/>
@@ -10039,6 +11739,7 @@
   <w:style w:type="character" w:default="1" w:styleId="Fuentedeprrafopredeter">
     <w:name w:val="Default Paragraph Font"/>
     <w:uiPriority w:val="1"/>
+    <w:semiHidden/>
     <w:unhideWhenUsed/>
   </w:style>
   <w:style w:type="table" w:default="1" w:styleId="Tablanormal">
